--- a/docs/synopsis.docx
+++ b/docs/synopsis.docx
@@ -3139,6 +3139,3407 @@
           <w:szCs w:val="24"/>
         </w:rPr>
         <w:t xml:space="preserve">Precision, Recall, and F1 will be reported for completeness, but BER, MCC, and AUC-ROC/AUC-PR are treated as the primary decision metrics given the dataset's ~14:1 class imbalance, since accuracy alone would be misleading (a model predicting "pass" for every wafer already scores ~93% accuracy).</w:t>
+      </w:r>
+    </w:p>
+    <w:p>
+      <w:pPr>
+        <w:pStyle w:val="Heading1"/>
+      </w:pPr>
+      <w:r>
+        <w:rPr>
+          <w:rFonts w:ascii="Times New Roman" w:hAnsi="Times New Roman"/>
+          <w:b w:val="0"/>
+          <w:i w:val="0"/>
+          <w:sz w:val="24"/>
+        </w:rPr>
+        <w:t>Preliminary Results</w:t>
+      </w:r>
+    </w:p>
+    <w:p>
+      <w:pPr>
+        <w:spacing w:line="480" w:lineRule="auto"/>
+        <w:jc w:val="both"/>
+      </w:pPr>
+      <w:r>
+        <w:rPr>
+          <w:rFonts w:ascii="Times New Roman" w:hAnsi="Times New Roman"/>
+          <w:b w:val="0"/>
+          <w:i w:val="0"/>
+          <w:sz w:val="24"/>
+        </w:rPr>
+        <w:t>This section reports actual results from running the analysis pipeline (GitHub: WJPsystems/secom-explainable-vm) against the real SECOM dataset, replacing the planned-methodology framing above with what was actually found. All code, notebooks, and full HTML run exports referenced here are available in the project repository.</w:t>
+      </w:r>
+    </w:p>
+    <w:p>
+      <w:pPr>
+        <w:pStyle w:val="Heading2"/>
+      </w:pPr>
+      <w:r>
+        <w:rPr>
+          <w:rFonts w:ascii="Times New Roman" w:hAnsi="Times New Roman"/>
+          <w:b w:val="0"/>
+          <w:i w:val="0"/>
+          <w:sz w:val="24"/>
+        </w:rPr>
+        <w:t>RQ1 Results: Model Comparison</w:t>
+      </w:r>
+    </w:p>
+    <w:p>
+      <w:pPr>
+        <w:spacing w:line="480" w:lineRule="auto"/>
+        <w:jc w:val="both"/>
+      </w:pPr>
+      <w:r>
+        <w:rPr>
+          <w:rFonts w:ascii="Times New Roman" w:hAnsi="Times New Roman"/>
+          <w:b w:val="0"/>
+          <w:i w:val="0"/>
+          <w:sz w:val="24"/>
+        </w:rPr>
+        <w:t>Table 3 reports out-of-fold (5-fold stratified cross-validation) performance for all four models. RandomForest achieved the highest AUC-ROC (0.7123), answering RQ1's central question directly: TabNet did not outperform the tree ensembles at this sample size -- it ranked last of the four models on AUC-ROC (0.5653), consistent with the well-documented pattern in the literature that tabular deep learning does not reliably beat gradient boosting/random forests on small-to-medium tabular datasets.</w:t>
+      </w:r>
+    </w:p>
+    <w:tbl>
+      <w:tblPr>
+        <w:tblW w:type="auto" w:w="0"/>
+        <w:tblLook w:firstColumn="1" w:firstRow="1" w:lastColumn="0" w:lastRow="0" w:noHBand="0" w:noVBand="1" w:val="04A0"/>
+      </w:tblPr>
+      <w:tblGrid>
+        <w:gridCol w:w="1170"/>
+        <w:gridCol w:w="1170"/>
+        <w:gridCol w:w="1170"/>
+        <w:gridCol w:w="1170"/>
+        <w:gridCol w:w="1170"/>
+        <w:gridCol w:w="1170"/>
+        <w:gridCol w:w="1170"/>
+        <w:gridCol w:w="1170"/>
+      </w:tblGrid>
+      <w:tr>
+        <w:tc>
+          <w:tcPr>
+            <w:tcW w:type="dxa" w:w="1170"/>
+            <w:tcBorders>
+              <w:top w:val="single" w:sz="4" w:color="000000"/>
+              <w:left w:val="single" w:sz="4" w:color="000000"/>
+              <w:bottom w:val="single" w:sz="4" w:color="000000"/>
+              <w:right w:val="single" w:sz="4" w:color="000000"/>
+            </w:tcBorders>
+          </w:tcPr>
+          <w:p>
+            <w:r/>
+            <w:r>
+              <w:rPr>
+                <w:rFonts w:ascii="Times New Roman" w:hAnsi="Times New Roman"/>
+                <w:b/>
+                <w:i w:val="0"/>
+                <w:sz w:val="24"/>
+              </w:rPr>
+              <w:t>Model</w:t>
+            </w:r>
+          </w:p>
+        </w:tc>
+        <w:tc>
+          <w:tcPr>
+            <w:tcW w:type="dxa" w:w="1170"/>
+            <w:tcBorders>
+              <w:top w:val="single" w:sz="4" w:color="000000"/>
+              <w:left w:val="single" w:sz="4" w:color="000000"/>
+              <w:bottom w:val="single" w:sz="4" w:color="000000"/>
+              <w:right w:val="single" w:sz="4" w:color="000000"/>
+            </w:tcBorders>
+          </w:tcPr>
+          <w:p>
+            <w:r/>
+            <w:r>
+              <w:rPr>
+                <w:rFonts w:ascii="Times New Roman" w:hAnsi="Times New Roman"/>
+                <w:b/>
+                <w:i w:val="0"/>
+                <w:sz w:val="24"/>
+              </w:rPr>
+              <w:t>AUC-ROC</w:t>
+            </w:r>
+          </w:p>
+        </w:tc>
+        <w:tc>
+          <w:tcPr>
+            <w:tcW w:type="dxa" w:w="1170"/>
+            <w:tcBorders>
+              <w:top w:val="single" w:sz="4" w:color="000000"/>
+              <w:left w:val="single" w:sz="4" w:color="000000"/>
+              <w:bottom w:val="single" w:sz="4" w:color="000000"/>
+              <w:right w:val="single" w:sz="4" w:color="000000"/>
+            </w:tcBorders>
+          </w:tcPr>
+          <w:p>
+            <w:r/>
+            <w:r>
+              <w:rPr>
+                <w:rFonts w:ascii="Times New Roman" w:hAnsi="Times New Roman"/>
+                <w:b/>
+                <w:i w:val="0"/>
+                <w:sz w:val="24"/>
+              </w:rPr>
+              <w:t>AUC-PR</w:t>
+            </w:r>
+          </w:p>
+        </w:tc>
+        <w:tc>
+          <w:tcPr>
+            <w:tcW w:type="dxa" w:w="1170"/>
+            <w:tcBorders>
+              <w:top w:val="single" w:sz="4" w:color="000000"/>
+              <w:left w:val="single" w:sz="4" w:color="000000"/>
+              <w:bottom w:val="single" w:sz="4" w:color="000000"/>
+              <w:right w:val="single" w:sz="4" w:color="000000"/>
+            </w:tcBorders>
+          </w:tcPr>
+          <w:p>
+            <w:r/>
+            <w:r>
+              <w:rPr>
+                <w:rFonts w:ascii="Times New Roman" w:hAnsi="Times New Roman"/>
+                <w:b/>
+                <w:i w:val="0"/>
+                <w:sz w:val="24"/>
+              </w:rPr>
+              <w:t>BER</w:t>
+            </w:r>
+          </w:p>
+        </w:tc>
+        <w:tc>
+          <w:tcPr>
+            <w:tcW w:type="dxa" w:w="1170"/>
+            <w:tcBorders>
+              <w:top w:val="single" w:sz="4" w:color="000000"/>
+              <w:left w:val="single" w:sz="4" w:color="000000"/>
+              <w:bottom w:val="single" w:sz="4" w:color="000000"/>
+              <w:right w:val="single" w:sz="4" w:color="000000"/>
+            </w:tcBorders>
+          </w:tcPr>
+          <w:p>
+            <w:r/>
+            <w:r>
+              <w:rPr>
+                <w:rFonts w:ascii="Times New Roman" w:hAnsi="Times New Roman"/>
+                <w:b/>
+                <w:i w:val="0"/>
+                <w:sz w:val="24"/>
+              </w:rPr>
+              <w:t>MCC</w:t>
+            </w:r>
+          </w:p>
+        </w:tc>
+        <w:tc>
+          <w:tcPr>
+            <w:tcW w:type="dxa" w:w="1170"/>
+            <w:tcBorders>
+              <w:top w:val="single" w:sz="4" w:color="000000"/>
+              <w:left w:val="single" w:sz="4" w:color="000000"/>
+              <w:bottom w:val="single" w:sz="4" w:color="000000"/>
+              <w:right w:val="single" w:sz="4" w:color="000000"/>
+            </w:tcBorders>
+          </w:tcPr>
+          <w:p>
+            <w:r/>
+            <w:r>
+              <w:rPr>
+                <w:rFonts w:ascii="Times New Roman" w:hAnsi="Times New Roman"/>
+                <w:b/>
+                <w:i w:val="0"/>
+                <w:sz w:val="24"/>
+              </w:rPr>
+              <w:t>Precision</w:t>
+            </w:r>
+          </w:p>
+        </w:tc>
+        <w:tc>
+          <w:tcPr>
+            <w:tcW w:type="dxa" w:w="1170"/>
+            <w:tcBorders>
+              <w:top w:val="single" w:sz="4" w:color="000000"/>
+              <w:left w:val="single" w:sz="4" w:color="000000"/>
+              <w:bottom w:val="single" w:sz="4" w:color="000000"/>
+              <w:right w:val="single" w:sz="4" w:color="000000"/>
+            </w:tcBorders>
+          </w:tcPr>
+          <w:p>
+            <w:r/>
+            <w:r>
+              <w:rPr>
+                <w:rFonts w:ascii="Times New Roman" w:hAnsi="Times New Roman"/>
+                <w:b/>
+                <w:i w:val="0"/>
+                <w:sz w:val="24"/>
+              </w:rPr>
+              <w:t>Recall</w:t>
+            </w:r>
+          </w:p>
+        </w:tc>
+        <w:tc>
+          <w:tcPr>
+            <w:tcW w:type="dxa" w:w="1170"/>
+            <w:tcBorders>
+              <w:top w:val="single" w:sz="4" w:color="000000"/>
+              <w:left w:val="single" w:sz="4" w:color="000000"/>
+              <w:bottom w:val="single" w:sz="4" w:color="000000"/>
+              <w:right w:val="single" w:sz="4" w:color="000000"/>
+            </w:tcBorders>
+          </w:tcPr>
+          <w:p>
+            <w:r/>
+            <w:r>
+              <w:rPr>
+                <w:rFonts w:ascii="Times New Roman" w:hAnsi="Times New Roman"/>
+                <w:b/>
+                <w:i w:val="0"/>
+                <w:sz w:val="24"/>
+              </w:rPr>
+              <w:t>F1</w:t>
+            </w:r>
+          </w:p>
+        </w:tc>
+      </w:tr>
+      <w:tr>
+        <w:tc>
+          <w:tcPr>
+            <w:tcW w:type="dxa" w:w="1170"/>
+            <w:tcBorders>
+              <w:top w:val="single" w:sz="4" w:color="000000"/>
+              <w:left w:val="single" w:sz="4" w:color="000000"/>
+              <w:bottom w:val="single" w:sz="4" w:color="000000"/>
+              <w:right w:val="single" w:sz="4" w:color="000000"/>
+            </w:tcBorders>
+          </w:tcPr>
+          <w:p>
+            <w:r/>
+            <w:r>
+              <w:rPr>
+                <w:rFonts w:ascii="Times New Roman" w:hAnsi="Times New Roman"/>
+                <w:b w:val="0"/>
+                <w:i w:val="0"/>
+                <w:sz w:val="24"/>
+              </w:rPr>
+              <w:t>RandomForest</w:t>
+            </w:r>
+          </w:p>
+        </w:tc>
+        <w:tc>
+          <w:tcPr>
+            <w:tcW w:type="dxa" w:w="1170"/>
+            <w:tcBorders>
+              <w:top w:val="single" w:sz="4" w:color="000000"/>
+              <w:left w:val="single" w:sz="4" w:color="000000"/>
+              <w:bottom w:val="single" w:sz="4" w:color="000000"/>
+              <w:right w:val="single" w:sz="4" w:color="000000"/>
+            </w:tcBorders>
+          </w:tcPr>
+          <w:p>
+            <w:r/>
+            <w:r>
+              <w:rPr>
+                <w:rFonts w:ascii="Times New Roman" w:hAnsi="Times New Roman"/>
+                <w:b w:val="0"/>
+                <w:i w:val="0"/>
+                <w:sz w:val="24"/>
+              </w:rPr>
+              <w:t>0.7123</w:t>
+            </w:r>
+          </w:p>
+        </w:tc>
+        <w:tc>
+          <w:tcPr>
+            <w:tcW w:type="dxa" w:w="1170"/>
+            <w:tcBorders>
+              <w:top w:val="single" w:sz="4" w:color="000000"/>
+              <w:left w:val="single" w:sz="4" w:color="000000"/>
+              <w:bottom w:val="single" w:sz="4" w:color="000000"/>
+              <w:right w:val="single" w:sz="4" w:color="000000"/>
+            </w:tcBorders>
+          </w:tcPr>
+          <w:p>
+            <w:r/>
+            <w:r>
+              <w:rPr>
+                <w:rFonts w:ascii="Times New Roman" w:hAnsi="Times New Roman"/>
+                <w:b w:val="0"/>
+                <w:i w:val="0"/>
+                <w:sz w:val="24"/>
+              </w:rPr>
+              <w:t>0.1629</w:t>
+            </w:r>
+          </w:p>
+        </w:tc>
+        <w:tc>
+          <w:tcPr>
+            <w:tcW w:type="dxa" w:w="1170"/>
+            <w:tcBorders>
+              <w:top w:val="single" w:sz="4" w:color="000000"/>
+              <w:left w:val="single" w:sz="4" w:color="000000"/>
+              <w:bottom w:val="single" w:sz="4" w:color="000000"/>
+              <w:right w:val="single" w:sz="4" w:color="000000"/>
+            </w:tcBorders>
+          </w:tcPr>
+          <w:p>
+            <w:r/>
+            <w:r>
+              <w:rPr>
+                <w:rFonts w:ascii="Times New Roman" w:hAnsi="Times New Roman"/>
+                <w:b w:val="0"/>
+                <w:i w:val="0"/>
+                <w:sz w:val="24"/>
+              </w:rPr>
+              <w:t>0.5000</w:t>
+            </w:r>
+          </w:p>
+        </w:tc>
+        <w:tc>
+          <w:tcPr>
+            <w:tcW w:type="dxa" w:w="1170"/>
+            <w:tcBorders>
+              <w:top w:val="single" w:sz="4" w:color="000000"/>
+              <w:left w:val="single" w:sz="4" w:color="000000"/>
+              <w:bottom w:val="single" w:sz="4" w:color="000000"/>
+              <w:right w:val="single" w:sz="4" w:color="000000"/>
+            </w:tcBorders>
+          </w:tcPr>
+          <w:p>
+            <w:r/>
+            <w:r>
+              <w:rPr>
+                <w:rFonts w:ascii="Times New Roman" w:hAnsi="Times New Roman"/>
+                <w:b w:val="0"/>
+                <w:i w:val="0"/>
+                <w:sz w:val="24"/>
+              </w:rPr>
+              <w:t>0.0000</w:t>
+            </w:r>
+          </w:p>
+        </w:tc>
+        <w:tc>
+          <w:tcPr>
+            <w:tcW w:type="dxa" w:w="1170"/>
+            <w:tcBorders>
+              <w:top w:val="single" w:sz="4" w:color="000000"/>
+              <w:left w:val="single" w:sz="4" w:color="000000"/>
+              <w:bottom w:val="single" w:sz="4" w:color="000000"/>
+              <w:right w:val="single" w:sz="4" w:color="000000"/>
+            </w:tcBorders>
+          </w:tcPr>
+          <w:p>
+            <w:r/>
+            <w:r>
+              <w:rPr>
+                <w:rFonts w:ascii="Times New Roman" w:hAnsi="Times New Roman"/>
+                <w:b w:val="0"/>
+                <w:i w:val="0"/>
+                <w:sz w:val="24"/>
+              </w:rPr>
+              <w:t>0.0000</w:t>
+            </w:r>
+          </w:p>
+        </w:tc>
+        <w:tc>
+          <w:tcPr>
+            <w:tcW w:type="dxa" w:w="1170"/>
+            <w:tcBorders>
+              <w:top w:val="single" w:sz="4" w:color="000000"/>
+              <w:left w:val="single" w:sz="4" w:color="000000"/>
+              <w:bottom w:val="single" w:sz="4" w:color="000000"/>
+              <w:right w:val="single" w:sz="4" w:color="000000"/>
+            </w:tcBorders>
+          </w:tcPr>
+          <w:p>
+            <w:r/>
+            <w:r>
+              <w:rPr>
+                <w:rFonts w:ascii="Times New Roman" w:hAnsi="Times New Roman"/>
+                <w:b w:val="0"/>
+                <w:i w:val="0"/>
+                <w:sz w:val="24"/>
+              </w:rPr>
+              <w:t>0.0000</w:t>
+            </w:r>
+          </w:p>
+        </w:tc>
+        <w:tc>
+          <w:tcPr>
+            <w:tcW w:type="dxa" w:w="1170"/>
+            <w:tcBorders>
+              <w:top w:val="single" w:sz="4" w:color="000000"/>
+              <w:left w:val="single" w:sz="4" w:color="000000"/>
+              <w:bottom w:val="single" w:sz="4" w:color="000000"/>
+              <w:right w:val="single" w:sz="4" w:color="000000"/>
+            </w:tcBorders>
+          </w:tcPr>
+          <w:p>
+            <w:r/>
+            <w:r>
+              <w:rPr>
+                <w:rFonts w:ascii="Times New Roman" w:hAnsi="Times New Roman"/>
+                <w:b w:val="0"/>
+                <w:i w:val="0"/>
+                <w:sz w:val="24"/>
+              </w:rPr>
+              <w:t>0.0000</w:t>
+            </w:r>
+          </w:p>
+        </w:tc>
+      </w:tr>
+      <w:tr>
+        <w:tc>
+          <w:tcPr>
+            <w:tcW w:type="dxa" w:w="1170"/>
+            <w:tcBorders>
+              <w:top w:val="single" w:sz="4" w:color="000000"/>
+              <w:left w:val="single" w:sz="4" w:color="000000"/>
+              <w:bottom w:val="single" w:sz="4" w:color="000000"/>
+              <w:right w:val="single" w:sz="4" w:color="000000"/>
+            </w:tcBorders>
+          </w:tcPr>
+          <w:p>
+            <w:r/>
+            <w:r>
+              <w:rPr>
+                <w:rFonts w:ascii="Times New Roman" w:hAnsi="Times New Roman"/>
+                <w:b w:val="0"/>
+                <w:i w:val="0"/>
+                <w:sz w:val="24"/>
+              </w:rPr>
+              <w:t>XGBoost</w:t>
+            </w:r>
+          </w:p>
+        </w:tc>
+        <w:tc>
+          <w:tcPr>
+            <w:tcW w:type="dxa" w:w="1170"/>
+            <w:tcBorders>
+              <w:top w:val="single" w:sz="4" w:color="000000"/>
+              <w:left w:val="single" w:sz="4" w:color="000000"/>
+              <w:bottom w:val="single" w:sz="4" w:color="000000"/>
+              <w:right w:val="single" w:sz="4" w:color="000000"/>
+            </w:tcBorders>
+          </w:tcPr>
+          <w:p>
+            <w:r/>
+            <w:r>
+              <w:rPr>
+                <w:rFonts w:ascii="Times New Roman" w:hAnsi="Times New Roman"/>
+                <w:b w:val="0"/>
+                <w:i w:val="0"/>
+                <w:sz w:val="24"/>
+              </w:rPr>
+              <w:t>0.6692</w:t>
+            </w:r>
+          </w:p>
+        </w:tc>
+        <w:tc>
+          <w:tcPr>
+            <w:tcW w:type="dxa" w:w="1170"/>
+            <w:tcBorders>
+              <w:top w:val="single" w:sz="4" w:color="000000"/>
+              <w:left w:val="single" w:sz="4" w:color="000000"/>
+              <w:bottom w:val="single" w:sz="4" w:color="000000"/>
+              <w:right w:val="single" w:sz="4" w:color="000000"/>
+            </w:tcBorders>
+          </w:tcPr>
+          <w:p>
+            <w:r/>
+            <w:r>
+              <w:rPr>
+                <w:rFonts w:ascii="Times New Roman" w:hAnsi="Times New Roman"/>
+                <w:b w:val="0"/>
+                <w:i w:val="0"/>
+                <w:sz w:val="24"/>
+              </w:rPr>
+              <w:t>0.1524</w:t>
+            </w:r>
+          </w:p>
+        </w:tc>
+        <w:tc>
+          <w:tcPr>
+            <w:tcW w:type="dxa" w:w="1170"/>
+            <w:tcBorders>
+              <w:top w:val="single" w:sz="4" w:color="000000"/>
+              <w:left w:val="single" w:sz="4" w:color="000000"/>
+              <w:bottom w:val="single" w:sz="4" w:color="000000"/>
+              <w:right w:val="single" w:sz="4" w:color="000000"/>
+            </w:tcBorders>
+          </w:tcPr>
+          <w:p>
+            <w:r/>
+            <w:r>
+              <w:rPr>
+                <w:rFonts w:ascii="Times New Roman" w:hAnsi="Times New Roman"/>
+                <w:b w:val="0"/>
+                <w:i w:val="0"/>
+                <w:sz w:val="24"/>
+              </w:rPr>
+              <w:t>0.4897</w:t>
+            </w:r>
+          </w:p>
+        </w:tc>
+        <w:tc>
+          <w:tcPr>
+            <w:tcW w:type="dxa" w:w="1170"/>
+            <w:tcBorders>
+              <w:top w:val="single" w:sz="4" w:color="000000"/>
+              <w:left w:val="single" w:sz="4" w:color="000000"/>
+              <w:bottom w:val="single" w:sz="4" w:color="000000"/>
+              <w:right w:val="single" w:sz="4" w:color="000000"/>
+            </w:tcBorders>
+          </w:tcPr>
+          <w:p>
+            <w:r/>
+            <w:r>
+              <w:rPr>
+                <w:rFonts w:ascii="Times New Roman" w:hAnsi="Times New Roman"/>
+                <w:b w:val="0"/>
+                <w:i w:val="0"/>
+                <w:sz w:val="24"/>
+              </w:rPr>
+              <w:t>0.0528</w:t>
+            </w:r>
+          </w:p>
+        </w:tc>
+        <w:tc>
+          <w:tcPr>
+            <w:tcW w:type="dxa" w:w="1170"/>
+            <w:tcBorders>
+              <w:top w:val="single" w:sz="4" w:color="000000"/>
+              <w:left w:val="single" w:sz="4" w:color="000000"/>
+              <w:bottom w:val="single" w:sz="4" w:color="000000"/>
+              <w:right w:val="single" w:sz="4" w:color="000000"/>
+            </w:tcBorders>
+          </w:tcPr>
+          <w:p>
+            <w:r/>
+            <w:r>
+              <w:rPr>
+                <w:rFonts w:ascii="Times New Roman" w:hAnsi="Times New Roman"/>
+                <w:b w:val="0"/>
+                <w:i w:val="0"/>
+                <w:sz w:val="24"/>
+              </w:rPr>
+              <w:t>0.2000</w:t>
+            </w:r>
+          </w:p>
+        </w:tc>
+        <w:tc>
+          <w:tcPr>
+            <w:tcW w:type="dxa" w:w="1170"/>
+            <w:tcBorders>
+              <w:top w:val="single" w:sz="4" w:color="000000"/>
+              <w:left w:val="single" w:sz="4" w:color="000000"/>
+              <w:bottom w:val="single" w:sz="4" w:color="000000"/>
+              <w:right w:val="single" w:sz="4" w:color="000000"/>
+            </w:tcBorders>
+          </w:tcPr>
+          <w:p>
+            <w:r/>
+            <w:r>
+              <w:rPr>
+                <w:rFonts w:ascii="Times New Roman" w:hAnsi="Times New Roman"/>
+                <w:b w:val="0"/>
+                <w:i w:val="0"/>
+                <w:sz w:val="24"/>
+              </w:rPr>
+              <w:t>0.0288</w:t>
+            </w:r>
+          </w:p>
+        </w:tc>
+        <w:tc>
+          <w:tcPr>
+            <w:tcW w:type="dxa" w:w="1170"/>
+            <w:tcBorders>
+              <w:top w:val="single" w:sz="4" w:color="000000"/>
+              <w:left w:val="single" w:sz="4" w:color="000000"/>
+              <w:bottom w:val="single" w:sz="4" w:color="000000"/>
+              <w:right w:val="single" w:sz="4" w:color="000000"/>
+            </w:tcBorders>
+          </w:tcPr>
+          <w:p>
+            <w:r/>
+            <w:r>
+              <w:rPr>
+                <w:rFonts w:ascii="Times New Roman" w:hAnsi="Times New Roman"/>
+                <w:b w:val="0"/>
+                <w:i w:val="0"/>
+                <w:sz w:val="24"/>
+              </w:rPr>
+              <w:t>0.0504</w:t>
+            </w:r>
+          </w:p>
+        </w:tc>
+      </w:tr>
+      <w:tr>
+        <w:tc>
+          <w:tcPr>
+            <w:tcW w:type="dxa" w:w="1170"/>
+            <w:tcBorders>
+              <w:top w:val="single" w:sz="4" w:color="000000"/>
+              <w:left w:val="single" w:sz="4" w:color="000000"/>
+              <w:bottom w:val="single" w:sz="4" w:color="000000"/>
+              <w:right w:val="single" w:sz="4" w:color="000000"/>
+            </w:tcBorders>
+          </w:tcPr>
+          <w:p>
+            <w:r/>
+            <w:r>
+              <w:rPr>
+                <w:rFonts w:ascii="Times New Roman" w:hAnsi="Times New Roman"/>
+                <w:b w:val="0"/>
+                <w:i w:val="0"/>
+                <w:sz w:val="24"/>
+              </w:rPr>
+              <w:t>LogisticRegression</w:t>
+            </w:r>
+          </w:p>
+        </w:tc>
+        <w:tc>
+          <w:tcPr>
+            <w:tcW w:type="dxa" w:w="1170"/>
+            <w:tcBorders>
+              <w:top w:val="single" w:sz="4" w:color="000000"/>
+              <w:left w:val="single" w:sz="4" w:color="000000"/>
+              <w:bottom w:val="single" w:sz="4" w:color="000000"/>
+              <w:right w:val="single" w:sz="4" w:color="000000"/>
+            </w:tcBorders>
+          </w:tcPr>
+          <w:p>
+            <w:r/>
+            <w:r>
+              <w:rPr>
+                <w:rFonts w:ascii="Times New Roman" w:hAnsi="Times New Roman"/>
+                <w:b w:val="0"/>
+                <w:i w:val="0"/>
+                <w:sz w:val="24"/>
+              </w:rPr>
+              <w:t>0.6642</w:t>
+            </w:r>
+          </w:p>
+        </w:tc>
+        <w:tc>
+          <w:tcPr>
+            <w:tcW w:type="dxa" w:w="1170"/>
+            <w:tcBorders>
+              <w:top w:val="single" w:sz="4" w:color="000000"/>
+              <w:left w:val="single" w:sz="4" w:color="000000"/>
+              <w:bottom w:val="single" w:sz="4" w:color="000000"/>
+              <w:right w:val="single" w:sz="4" w:color="000000"/>
+            </w:tcBorders>
+          </w:tcPr>
+          <w:p>
+            <w:r/>
+            <w:r>
+              <w:rPr>
+                <w:rFonts w:ascii="Times New Roman" w:hAnsi="Times New Roman"/>
+                <w:b w:val="0"/>
+                <w:i w:val="0"/>
+                <w:sz w:val="24"/>
+              </w:rPr>
+              <w:t>0.1282</w:t>
+            </w:r>
+          </w:p>
+        </w:tc>
+        <w:tc>
+          <w:tcPr>
+            <w:tcW w:type="dxa" w:w="1170"/>
+            <w:tcBorders>
+              <w:top w:val="single" w:sz="4" w:color="000000"/>
+              <w:left w:val="single" w:sz="4" w:color="000000"/>
+              <w:bottom w:val="single" w:sz="4" w:color="000000"/>
+              <w:right w:val="single" w:sz="4" w:color="000000"/>
+            </w:tcBorders>
+          </w:tcPr>
+          <w:p>
+            <w:r/>
+            <w:r>
+              <w:rPr>
+                <w:rFonts w:ascii="Times New Roman" w:hAnsi="Times New Roman"/>
+                <w:b w:val="0"/>
+                <w:i w:val="0"/>
+                <w:sz w:val="24"/>
+              </w:rPr>
+              <w:t>0.4403</w:t>
+            </w:r>
+          </w:p>
+        </w:tc>
+        <w:tc>
+          <w:tcPr>
+            <w:tcW w:type="dxa" w:w="1170"/>
+            <w:tcBorders>
+              <w:top w:val="single" w:sz="4" w:color="000000"/>
+              <w:left w:val="single" w:sz="4" w:color="000000"/>
+              <w:bottom w:val="single" w:sz="4" w:color="000000"/>
+              <w:right w:val="single" w:sz="4" w:color="000000"/>
+            </w:tcBorders>
+          </w:tcPr>
+          <w:p>
+            <w:r/>
+            <w:r>
+              <w:rPr>
+                <w:rFonts w:ascii="Times New Roman" w:hAnsi="Times New Roman"/>
+                <w:b w:val="0"/>
+                <w:i w:val="0"/>
+                <w:sz w:val="24"/>
+              </w:rPr>
+              <w:t>0.0916</w:t>
+            </w:r>
+          </w:p>
+        </w:tc>
+        <w:tc>
+          <w:tcPr>
+            <w:tcW w:type="dxa" w:w="1170"/>
+            <w:tcBorders>
+              <w:top w:val="single" w:sz="4" w:color="000000"/>
+              <w:left w:val="single" w:sz="4" w:color="000000"/>
+              <w:bottom w:val="single" w:sz="4" w:color="000000"/>
+              <w:right w:val="single" w:sz="4" w:color="000000"/>
+            </w:tcBorders>
+          </w:tcPr>
+          <w:p>
+            <w:r/>
+            <w:r>
+              <w:rPr>
+                <w:rFonts w:ascii="Times New Roman" w:hAnsi="Times New Roman"/>
+                <w:b w:val="0"/>
+                <w:i w:val="0"/>
+                <w:sz w:val="24"/>
+              </w:rPr>
+              <w:t>0.1283</w:t>
+            </w:r>
+          </w:p>
+        </w:tc>
+        <w:tc>
+          <w:tcPr>
+            <w:tcW w:type="dxa" w:w="1170"/>
+            <w:tcBorders>
+              <w:top w:val="single" w:sz="4" w:color="000000"/>
+              <w:left w:val="single" w:sz="4" w:color="000000"/>
+              <w:bottom w:val="single" w:sz="4" w:color="000000"/>
+              <w:right w:val="single" w:sz="4" w:color="000000"/>
+            </w:tcBorders>
+          </w:tcPr>
+          <w:p>
+            <w:r/>
+            <w:r>
+              <w:rPr>
+                <w:rFonts w:ascii="Times New Roman" w:hAnsi="Times New Roman"/>
+                <w:b w:val="0"/>
+                <w:i w:val="0"/>
+                <w:sz w:val="24"/>
+              </w:rPr>
+              <w:t>0.2308</w:t>
+            </w:r>
+          </w:p>
+        </w:tc>
+        <w:tc>
+          <w:tcPr>
+            <w:tcW w:type="dxa" w:w="1170"/>
+            <w:tcBorders>
+              <w:top w:val="single" w:sz="4" w:color="000000"/>
+              <w:left w:val="single" w:sz="4" w:color="000000"/>
+              <w:bottom w:val="single" w:sz="4" w:color="000000"/>
+              <w:right w:val="single" w:sz="4" w:color="000000"/>
+            </w:tcBorders>
+          </w:tcPr>
+          <w:p>
+            <w:r/>
+            <w:r>
+              <w:rPr>
+                <w:rFonts w:ascii="Times New Roman" w:hAnsi="Times New Roman"/>
+                <w:b w:val="0"/>
+                <w:i w:val="0"/>
+                <w:sz w:val="24"/>
+              </w:rPr>
+              <w:t>0.1649</w:t>
+            </w:r>
+          </w:p>
+        </w:tc>
+      </w:tr>
+      <w:tr>
+        <w:tc>
+          <w:tcPr>
+            <w:tcW w:type="dxa" w:w="1170"/>
+            <w:tcBorders>
+              <w:top w:val="single" w:sz="4" w:color="000000"/>
+              <w:left w:val="single" w:sz="4" w:color="000000"/>
+              <w:bottom w:val="single" w:sz="4" w:color="000000"/>
+              <w:right w:val="single" w:sz="4" w:color="000000"/>
+            </w:tcBorders>
+          </w:tcPr>
+          <w:p>
+            <w:r/>
+            <w:r>
+              <w:rPr>
+                <w:rFonts w:ascii="Times New Roman" w:hAnsi="Times New Roman"/>
+                <w:b w:val="0"/>
+                <w:i w:val="0"/>
+                <w:sz w:val="24"/>
+              </w:rPr>
+              <w:t>TabNet</w:t>
+            </w:r>
+          </w:p>
+        </w:tc>
+        <w:tc>
+          <w:tcPr>
+            <w:tcW w:type="dxa" w:w="1170"/>
+            <w:tcBorders>
+              <w:top w:val="single" w:sz="4" w:color="000000"/>
+              <w:left w:val="single" w:sz="4" w:color="000000"/>
+              <w:bottom w:val="single" w:sz="4" w:color="000000"/>
+              <w:right w:val="single" w:sz="4" w:color="000000"/>
+            </w:tcBorders>
+          </w:tcPr>
+          <w:p>
+            <w:r/>
+            <w:r>
+              <w:rPr>
+                <w:rFonts w:ascii="Times New Roman" w:hAnsi="Times New Roman"/>
+                <w:b w:val="0"/>
+                <w:i w:val="0"/>
+                <w:sz w:val="24"/>
+              </w:rPr>
+              <w:t>0.5653</w:t>
+            </w:r>
+          </w:p>
+        </w:tc>
+        <w:tc>
+          <w:tcPr>
+            <w:tcW w:type="dxa" w:w="1170"/>
+            <w:tcBorders>
+              <w:top w:val="single" w:sz="4" w:color="000000"/>
+              <w:left w:val="single" w:sz="4" w:color="000000"/>
+              <w:bottom w:val="single" w:sz="4" w:color="000000"/>
+              <w:right w:val="single" w:sz="4" w:color="000000"/>
+            </w:tcBorders>
+          </w:tcPr>
+          <w:p>
+            <w:r/>
+            <w:r>
+              <w:rPr>
+                <w:rFonts w:ascii="Times New Roman" w:hAnsi="Times New Roman"/>
+                <w:b w:val="0"/>
+                <w:i w:val="0"/>
+                <w:sz w:val="24"/>
+              </w:rPr>
+              <w:t>0.0880</w:t>
+            </w:r>
+          </w:p>
+        </w:tc>
+        <w:tc>
+          <w:tcPr>
+            <w:tcW w:type="dxa" w:w="1170"/>
+            <w:tcBorders>
+              <w:top w:val="single" w:sz="4" w:color="000000"/>
+              <w:left w:val="single" w:sz="4" w:color="000000"/>
+              <w:bottom w:val="single" w:sz="4" w:color="000000"/>
+              <w:right w:val="single" w:sz="4" w:color="000000"/>
+            </w:tcBorders>
+          </w:tcPr>
+          <w:p>
+            <w:r/>
+            <w:r>
+              <w:rPr>
+                <w:rFonts w:ascii="Times New Roman" w:hAnsi="Times New Roman"/>
+                <w:b w:val="0"/>
+                <w:i w:val="0"/>
+                <w:sz w:val="24"/>
+              </w:rPr>
+              <w:t>0.4797</w:t>
+            </w:r>
+          </w:p>
+        </w:tc>
+        <w:tc>
+          <w:tcPr>
+            <w:tcW w:type="dxa" w:w="1170"/>
+            <w:tcBorders>
+              <w:top w:val="single" w:sz="4" w:color="000000"/>
+              <w:left w:val="single" w:sz="4" w:color="000000"/>
+              <w:bottom w:val="single" w:sz="4" w:color="000000"/>
+              <w:right w:val="single" w:sz="4" w:color="000000"/>
+            </w:tcBorders>
+          </w:tcPr>
+          <w:p>
+            <w:r/>
+            <w:r>
+              <w:rPr>
+                <w:rFonts w:ascii="Times New Roman" w:hAnsi="Times New Roman"/>
+                <w:b w:val="0"/>
+                <w:i w:val="0"/>
+                <w:sz w:val="24"/>
+              </w:rPr>
+              <w:t>0.0599</w:t>
+            </w:r>
+          </w:p>
+        </w:tc>
+        <w:tc>
+          <w:tcPr>
+            <w:tcW w:type="dxa" w:w="1170"/>
+            <w:tcBorders>
+              <w:top w:val="single" w:sz="4" w:color="000000"/>
+              <w:left w:val="single" w:sz="4" w:color="000000"/>
+              <w:bottom w:val="single" w:sz="4" w:color="000000"/>
+              <w:right w:val="single" w:sz="4" w:color="000000"/>
+            </w:tcBorders>
+          </w:tcPr>
+          <w:p>
+            <w:r/>
+            <w:r>
+              <w:rPr>
+                <w:rFonts w:ascii="Times New Roman" w:hAnsi="Times New Roman"/>
+                <w:b w:val="0"/>
+                <w:i w:val="0"/>
+                <w:sz w:val="24"/>
+              </w:rPr>
+              <w:t>0.1522</w:t>
+            </w:r>
+          </w:p>
+        </w:tc>
+        <w:tc>
+          <w:tcPr>
+            <w:tcW w:type="dxa" w:w="1170"/>
+            <w:tcBorders>
+              <w:top w:val="single" w:sz="4" w:color="000000"/>
+              <w:left w:val="single" w:sz="4" w:color="000000"/>
+              <w:bottom w:val="single" w:sz="4" w:color="000000"/>
+              <w:right w:val="single" w:sz="4" w:color="000000"/>
+            </w:tcBorders>
+          </w:tcPr>
+          <w:p>
+            <w:r/>
+            <w:r>
+              <w:rPr>
+                <w:rFonts w:ascii="Times New Roman" w:hAnsi="Times New Roman"/>
+                <w:b w:val="0"/>
+                <w:i w:val="0"/>
+                <w:sz w:val="24"/>
+              </w:rPr>
+              <w:t>0.0673</w:t>
+            </w:r>
+          </w:p>
+        </w:tc>
+        <w:tc>
+          <w:tcPr>
+            <w:tcW w:type="dxa" w:w="1170"/>
+            <w:tcBorders>
+              <w:top w:val="single" w:sz="4" w:color="000000"/>
+              <w:left w:val="single" w:sz="4" w:color="000000"/>
+              <w:bottom w:val="single" w:sz="4" w:color="000000"/>
+              <w:right w:val="single" w:sz="4" w:color="000000"/>
+            </w:tcBorders>
+          </w:tcPr>
+          <w:p>
+            <w:r/>
+            <w:r>
+              <w:rPr>
+                <w:rFonts w:ascii="Times New Roman" w:hAnsi="Times New Roman"/>
+                <w:b w:val="0"/>
+                <w:i w:val="0"/>
+                <w:sz w:val="24"/>
+              </w:rPr>
+              <w:t>0.0933</w:t>
+            </w:r>
+          </w:p>
+        </w:tc>
+      </w:tr>
+    </w:tbl>
+    <w:p>
+      <w:pPr>
+        <w:spacing w:line="480" w:lineRule="auto"/>
+        <w:jc w:val="both"/>
+      </w:pPr>
+      <w:r>
+        <w:rPr>
+          <w:rFonts w:ascii="Times New Roman" w:hAnsi="Times New Roman"/>
+          <w:b w:val="0"/>
+          <w:i w:val="0"/>
+          <w:sz w:val="24"/>
+        </w:rPr>
+        <w:t>A critical caveat: at the conventional 0.5 probability threshold, RandomForest's precision, recall, F1, and MCC are all exactly 0.0000 and BER is exactly 0.5000 (chance level) -- despite having the best ranking ability of the four models, it never predicts "fail" for any wafer at that threshold. This is not a modeling error; class_weight="balanced" corrects the training loss (which is why AUC-ROC is meaningfully above chance) but does not shift the inference-time decision threshold. This motivated the threshold-calibration analysis reported under RQ3 below.</w:t>
+      </w:r>
+    </w:p>
+    <w:p>
+      <w:pPr>
+        <w:pStyle w:val="Heading2"/>
+      </w:pPr>
+      <w:r>
+        <w:rPr>
+          <w:rFonts w:ascii="Times New Roman" w:hAnsi="Times New Roman"/>
+          <w:b w:val="0"/>
+          <w:i w:val="0"/>
+          <w:sz w:val="24"/>
+        </w:rPr>
+        <w:t>RQ2 Results: SHAP Feature Importance</w:t>
+      </w:r>
+    </w:p>
+    <w:p>
+      <w:pPr>
+        <w:spacing w:line="480" w:lineRule="auto"/>
+        <w:jc w:val="both"/>
+      </w:pPr>
+      <w:r>
+        <w:rPr>
+          <w:rFonts w:ascii="Times New Roman" w:hAnsi="Times New Roman"/>
+          <w:b w:val="0"/>
+          <w:i w:val="0"/>
+          <w:sz w:val="24"/>
+        </w:rPr>
+        <w:t>Table 4 reports the top 10 features by mean absolute SHAP value (TreeExplainer, exact/deterministic for the RandomForest model) alongside the top 10 by permutation importance, evaluated on a genuinely held-out 314-wafer split (a model trained only on the remaining 80%). The two methods overlap on only 2 of 10 features (Sensor_60 and Sensor_206). This is a real, reportable finding, not a discrepancy to explain away: SHAP describes what the full-data model relies on internally, while permutation importance tests what actually generalizes to unseen data on a small (~21 true fails) held-out sample -- some divergence between a global-explanation method and a small-sample generalization test is expected at this sample size.</w:t>
+      </w:r>
+    </w:p>
+    <w:tbl>
+      <w:tblPr>
+        <w:tblW w:type="auto" w:w="0"/>
+        <w:tblLook w:firstColumn="1" w:firstRow="1" w:lastColumn="0" w:lastRow="0" w:noHBand="0" w:noVBand="1" w:val="04A0"/>
+      </w:tblPr>
+      <w:tblGrid>
+        <w:gridCol w:w="3120"/>
+        <w:gridCol w:w="3120"/>
+        <w:gridCol w:w="3120"/>
+      </w:tblGrid>
+      <w:tr>
+        <w:tc>
+          <w:tcPr>
+            <w:tcW w:type="dxa" w:w="3120"/>
+            <w:tcBorders>
+              <w:top w:val="single" w:sz="4" w:color="000000"/>
+              <w:left w:val="single" w:sz="4" w:color="000000"/>
+              <w:bottom w:val="single" w:sz="4" w:color="000000"/>
+              <w:right w:val="single" w:sz="4" w:color="000000"/>
+            </w:tcBorders>
+          </w:tcPr>
+          <w:p>
+            <w:r/>
+            <w:r>
+              <w:rPr>
+                <w:rFonts w:ascii="Times New Roman" w:hAnsi="Times New Roman"/>
+                <w:b/>
+                <w:i w:val="0"/>
+                <w:sz w:val="24"/>
+              </w:rPr>
+              <w:t>Rank</w:t>
+            </w:r>
+          </w:p>
+        </w:tc>
+        <w:tc>
+          <w:tcPr>
+            <w:tcW w:type="dxa" w:w="3120"/>
+            <w:tcBorders>
+              <w:top w:val="single" w:sz="4" w:color="000000"/>
+              <w:left w:val="single" w:sz="4" w:color="000000"/>
+              <w:bottom w:val="single" w:sz="4" w:color="000000"/>
+              <w:right w:val="single" w:sz="4" w:color="000000"/>
+            </w:tcBorders>
+          </w:tcPr>
+          <w:p>
+            <w:r/>
+            <w:r>
+              <w:rPr>
+                <w:rFonts w:ascii="Times New Roman" w:hAnsi="Times New Roman"/>
+                <w:b/>
+                <w:i w:val="0"/>
+                <w:sz w:val="24"/>
+              </w:rPr>
+              <w:t>SHAP Top 10 (mean |SHAP|)</w:t>
+            </w:r>
+          </w:p>
+        </w:tc>
+        <w:tc>
+          <w:tcPr>
+            <w:tcW w:type="dxa" w:w="3120"/>
+            <w:tcBorders>
+              <w:top w:val="single" w:sz="4" w:color="000000"/>
+              <w:left w:val="single" w:sz="4" w:color="000000"/>
+              <w:bottom w:val="single" w:sz="4" w:color="000000"/>
+              <w:right w:val="single" w:sz="4" w:color="000000"/>
+            </w:tcBorders>
+          </w:tcPr>
+          <w:p>
+            <w:r/>
+            <w:r>
+              <w:rPr>
+                <w:rFonts w:ascii="Times New Roman" w:hAnsi="Times New Roman"/>
+                <w:b/>
+                <w:i w:val="0"/>
+                <w:sz w:val="24"/>
+              </w:rPr>
+              <w:t>Permutation Importance Top 10 (AUC-ROC drop)</w:t>
+            </w:r>
+          </w:p>
+        </w:tc>
+      </w:tr>
+      <w:tr>
+        <w:tc>
+          <w:tcPr>
+            <w:tcW w:type="dxa" w:w="3120"/>
+            <w:tcBorders>
+              <w:top w:val="single" w:sz="4" w:color="000000"/>
+              <w:left w:val="single" w:sz="4" w:color="000000"/>
+              <w:bottom w:val="single" w:sz="4" w:color="000000"/>
+              <w:right w:val="single" w:sz="4" w:color="000000"/>
+            </w:tcBorders>
+          </w:tcPr>
+          <w:p>
+            <w:r/>
+            <w:r>
+              <w:rPr>
+                <w:rFonts w:ascii="Times New Roman" w:hAnsi="Times New Roman"/>
+                <w:b w:val="0"/>
+                <w:i w:val="0"/>
+                <w:sz w:val="24"/>
+              </w:rPr>
+              <w:t>1</w:t>
+            </w:r>
+          </w:p>
+        </w:tc>
+        <w:tc>
+          <w:tcPr>
+            <w:tcW w:type="dxa" w:w="3120"/>
+            <w:tcBorders>
+              <w:top w:val="single" w:sz="4" w:color="000000"/>
+              <w:left w:val="single" w:sz="4" w:color="000000"/>
+              <w:bottom w:val="single" w:sz="4" w:color="000000"/>
+              <w:right w:val="single" w:sz="4" w:color="000000"/>
+            </w:tcBorders>
+          </w:tcPr>
+          <w:p>
+            <w:r/>
+            <w:r>
+              <w:rPr>
+                <w:rFonts w:ascii="Times New Roman" w:hAnsi="Times New Roman"/>
+                <w:b w:val="0"/>
+                <w:i w:val="0"/>
+                <w:sz w:val="24"/>
+              </w:rPr>
+              <w:t>Sensor_60 (0.011760)</w:t>
+            </w:r>
+          </w:p>
+        </w:tc>
+        <w:tc>
+          <w:tcPr>
+            <w:tcW w:type="dxa" w:w="3120"/>
+            <w:tcBorders>
+              <w:top w:val="single" w:sz="4" w:color="000000"/>
+              <w:left w:val="single" w:sz="4" w:color="000000"/>
+              <w:bottom w:val="single" w:sz="4" w:color="000000"/>
+              <w:right w:val="single" w:sz="4" w:color="000000"/>
+            </w:tcBorders>
+          </w:tcPr>
+          <w:p>
+            <w:r/>
+            <w:r>
+              <w:rPr>
+                <w:rFonts w:ascii="Times New Roman" w:hAnsi="Times New Roman"/>
+                <w:b w:val="0"/>
+                <w:i w:val="0"/>
+                <w:sz w:val="24"/>
+              </w:rPr>
+              <w:t>Sensor_60 (0.011003)</w:t>
+            </w:r>
+          </w:p>
+        </w:tc>
+      </w:tr>
+      <w:tr>
+        <w:tc>
+          <w:tcPr>
+            <w:tcW w:type="dxa" w:w="3120"/>
+            <w:tcBorders>
+              <w:top w:val="single" w:sz="4" w:color="000000"/>
+              <w:left w:val="single" w:sz="4" w:color="000000"/>
+              <w:bottom w:val="single" w:sz="4" w:color="000000"/>
+              <w:right w:val="single" w:sz="4" w:color="000000"/>
+            </w:tcBorders>
+          </w:tcPr>
+          <w:p>
+            <w:r/>
+            <w:r>
+              <w:rPr>
+                <w:rFonts w:ascii="Times New Roman" w:hAnsi="Times New Roman"/>
+                <w:b w:val="0"/>
+                <w:i w:val="0"/>
+                <w:sz w:val="24"/>
+              </w:rPr>
+              <w:t>2</w:t>
+            </w:r>
+          </w:p>
+        </w:tc>
+        <w:tc>
+          <w:tcPr>
+            <w:tcW w:type="dxa" w:w="3120"/>
+            <w:tcBorders>
+              <w:top w:val="single" w:sz="4" w:color="000000"/>
+              <w:left w:val="single" w:sz="4" w:color="000000"/>
+              <w:bottom w:val="single" w:sz="4" w:color="000000"/>
+              <w:right w:val="single" w:sz="4" w:color="000000"/>
+            </w:tcBorders>
+          </w:tcPr>
+          <w:p>
+            <w:r/>
+            <w:r>
+              <w:rPr>
+                <w:rFonts w:ascii="Times New Roman" w:hAnsi="Times New Roman"/>
+                <w:b w:val="0"/>
+                <w:i w:val="0"/>
+                <w:sz w:val="24"/>
+              </w:rPr>
+              <w:t>Sensor_104 (0.008833)</w:t>
+            </w:r>
+          </w:p>
+        </w:tc>
+        <w:tc>
+          <w:tcPr>
+            <w:tcW w:type="dxa" w:w="3120"/>
+            <w:tcBorders>
+              <w:top w:val="single" w:sz="4" w:color="000000"/>
+              <w:left w:val="single" w:sz="4" w:color="000000"/>
+              <w:bottom w:val="single" w:sz="4" w:color="000000"/>
+              <w:right w:val="single" w:sz="4" w:color="000000"/>
+            </w:tcBorders>
+          </w:tcPr>
+          <w:p>
+            <w:r/>
+            <w:r>
+              <w:rPr>
+                <w:rFonts w:ascii="Times New Roman" w:hAnsi="Times New Roman"/>
+                <w:b w:val="0"/>
+                <w:i w:val="0"/>
+                <w:sz w:val="24"/>
+              </w:rPr>
+              <w:t>Sensor_29 (0.007606)</w:t>
+            </w:r>
+          </w:p>
+        </w:tc>
+      </w:tr>
+      <w:tr>
+        <w:tc>
+          <w:tcPr>
+            <w:tcW w:type="dxa" w:w="3120"/>
+            <w:tcBorders>
+              <w:top w:val="single" w:sz="4" w:color="000000"/>
+              <w:left w:val="single" w:sz="4" w:color="000000"/>
+              <w:bottom w:val="single" w:sz="4" w:color="000000"/>
+              <w:right w:val="single" w:sz="4" w:color="000000"/>
+            </w:tcBorders>
+          </w:tcPr>
+          <w:p>
+            <w:r/>
+            <w:r>
+              <w:rPr>
+                <w:rFonts w:ascii="Times New Roman" w:hAnsi="Times New Roman"/>
+                <w:b w:val="0"/>
+                <w:i w:val="0"/>
+                <w:sz w:val="24"/>
+              </w:rPr>
+              <w:t>3</w:t>
+            </w:r>
+          </w:p>
+        </w:tc>
+        <w:tc>
+          <w:tcPr>
+            <w:tcW w:type="dxa" w:w="3120"/>
+            <w:tcBorders>
+              <w:top w:val="single" w:sz="4" w:color="000000"/>
+              <w:left w:val="single" w:sz="4" w:color="000000"/>
+              <w:bottom w:val="single" w:sz="4" w:color="000000"/>
+              <w:right w:val="single" w:sz="4" w:color="000000"/>
+            </w:tcBorders>
+          </w:tcPr>
+          <w:p>
+            <w:r/>
+            <w:r>
+              <w:rPr>
+                <w:rFonts w:ascii="Times New Roman" w:hAnsi="Times New Roman"/>
+                <w:b w:val="0"/>
+                <w:i w:val="0"/>
+                <w:sz w:val="24"/>
+              </w:rPr>
+              <w:t>Sensor_34 (0.006755)</w:t>
+            </w:r>
+          </w:p>
+        </w:tc>
+        <w:tc>
+          <w:tcPr>
+            <w:tcW w:type="dxa" w:w="3120"/>
+            <w:tcBorders>
+              <w:top w:val="single" w:sz="4" w:color="000000"/>
+              <w:left w:val="single" w:sz="4" w:color="000000"/>
+              <w:bottom w:val="single" w:sz="4" w:color="000000"/>
+              <w:right w:val="single" w:sz="4" w:color="000000"/>
+            </w:tcBorders>
+          </w:tcPr>
+          <w:p>
+            <w:r/>
+            <w:r>
+              <w:rPr>
+                <w:rFonts w:ascii="Times New Roman" w:hAnsi="Times New Roman"/>
+                <w:b w:val="0"/>
+                <w:i w:val="0"/>
+                <w:sz w:val="24"/>
+              </w:rPr>
+              <w:t>Sensor_206 (0.006493)</w:t>
+            </w:r>
+          </w:p>
+        </w:tc>
+      </w:tr>
+      <w:tr>
+        <w:tc>
+          <w:tcPr>
+            <w:tcW w:type="dxa" w:w="3120"/>
+            <w:tcBorders>
+              <w:top w:val="single" w:sz="4" w:color="000000"/>
+              <w:left w:val="single" w:sz="4" w:color="000000"/>
+              <w:bottom w:val="single" w:sz="4" w:color="000000"/>
+              <w:right w:val="single" w:sz="4" w:color="000000"/>
+            </w:tcBorders>
+          </w:tcPr>
+          <w:p>
+            <w:r/>
+            <w:r>
+              <w:rPr>
+                <w:rFonts w:ascii="Times New Roman" w:hAnsi="Times New Roman"/>
+                <w:b w:val="0"/>
+                <w:i w:val="0"/>
+                <w:sz w:val="24"/>
+              </w:rPr>
+              <w:t>4</w:t>
+            </w:r>
+          </w:p>
+        </w:tc>
+        <w:tc>
+          <w:tcPr>
+            <w:tcW w:type="dxa" w:w="3120"/>
+            <w:tcBorders>
+              <w:top w:val="single" w:sz="4" w:color="000000"/>
+              <w:left w:val="single" w:sz="4" w:color="000000"/>
+              <w:bottom w:val="single" w:sz="4" w:color="000000"/>
+              <w:right w:val="single" w:sz="4" w:color="000000"/>
+            </w:tcBorders>
+          </w:tcPr>
+          <w:p>
+            <w:r/>
+            <w:r>
+              <w:rPr>
+                <w:rFonts w:ascii="Times New Roman" w:hAnsi="Times New Roman"/>
+                <w:b w:val="0"/>
+                <w:i w:val="0"/>
+                <w:sz w:val="24"/>
+              </w:rPr>
+              <w:t>Sensor_349 (0.005342)</w:t>
+            </w:r>
+          </w:p>
+        </w:tc>
+        <w:tc>
+          <w:tcPr>
+            <w:tcW w:type="dxa" w:w="3120"/>
+            <w:tcBorders>
+              <w:top w:val="single" w:sz="4" w:color="000000"/>
+              <w:left w:val="single" w:sz="4" w:color="000000"/>
+              <w:bottom w:val="single" w:sz="4" w:color="000000"/>
+              <w:right w:val="single" w:sz="4" w:color="000000"/>
+            </w:tcBorders>
+          </w:tcPr>
+          <w:p>
+            <w:r/>
+            <w:r>
+              <w:rPr>
+                <w:rFonts w:ascii="Times New Roman" w:hAnsi="Times New Roman"/>
+                <w:b w:val="0"/>
+                <w:i w:val="0"/>
+                <w:sz w:val="24"/>
+              </w:rPr>
+              <w:t>Sensor_17 (0.006241)</w:t>
+            </w:r>
+          </w:p>
+        </w:tc>
+      </w:tr>
+      <w:tr>
+        <w:tc>
+          <w:tcPr>
+            <w:tcW w:type="dxa" w:w="3120"/>
+            <w:tcBorders>
+              <w:top w:val="single" w:sz="4" w:color="000000"/>
+              <w:left w:val="single" w:sz="4" w:color="000000"/>
+              <w:bottom w:val="single" w:sz="4" w:color="000000"/>
+              <w:right w:val="single" w:sz="4" w:color="000000"/>
+            </w:tcBorders>
+          </w:tcPr>
+          <w:p>
+            <w:r/>
+            <w:r>
+              <w:rPr>
+                <w:rFonts w:ascii="Times New Roman" w:hAnsi="Times New Roman"/>
+                <w:b w:val="0"/>
+                <w:i w:val="0"/>
+                <w:sz w:val="24"/>
+              </w:rPr>
+              <w:t>5</w:t>
+            </w:r>
+          </w:p>
+        </w:tc>
+        <w:tc>
+          <w:tcPr>
+            <w:tcW w:type="dxa" w:w="3120"/>
+            <w:tcBorders>
+              <w:top w:val="single" w:sz="4" w:color="000000"/>
+              <w:left w:val="single" w:sz="4" w:color="000000"/>
+              <w:bottom w:val="single" w:sz="4" w:color="000000"/>
+              <w:right w:val="single" w:sz="4" w:color="000000"/>
+            </w:tcBorders>
+          </w:tcPr>
+          <w:p>
+            <w:r/>
+            <w:r>
+              <w:rPr>
+                <w:rFonts w:ascii="Times New Roman" w:hAnsi="Times New Roman"/>
+                <w:b w:val="0"/>
+                <w:i w:val="0"/>
+                <w:sz w:val="24"/>
+              </w:rPr>
+              <w:t>Sensor_478 (0.004919)</w:t>
+            </w:r>
+          </w:p>
+        </w:tc>
+        <w:tc>
+          <w:tcPr>
+            <w:tcW w:type="dxa" w:w="3120"/>
+            <w:tcBorders>
+              <w:top w:val="single" w:sz="4" w:color="000000"/>
+              <w:left w:val="single" w:sz="4" w:color="000000"/>
+              <w:bottom w:val="single" w:sz="4" w:color="000000"/>
+              <w:right w:val="single" w:sz="4" w:color="000000"/>
+            </w:tcBorders>
+          </w:tcPr>
+          <w:p>
+            <w:r/>
+            <w:r>
+              <w:rPr>
+                <w:rFonts w:ascii="Times New Roman" w:hAnsi="Times New Roman"/>
+                <w:b w:val="0"/>
+                <w:i w:val="0"/>
+                <w:sz w:val="24"/>
+              </w:rPr>
+              <w:t>Sensor_228 (0.005965)</w:t>
+            </w:r>
+          </w:p>
+        </w:tc>
+      </w:tr>
+      <w:tr>
+        <w:tc>
+          <w:tcPr>
+            <w:tcW w:type="dxa" w:w="3120"/>
+            <w:tcBorders>
+              <w:top w:val="single" w:sz="4" w:color="000000"/>
+              <w:left w:val="single" w:sz="4" w:color="000000"/>
+              <w:bottom w:val="single" w:sz="4" w:color="000000"/>
+              <w:right w:val="single" w:sz="4" w:color="000000"/>
+            </w:tcBorders>
+          </w:tcPr>
+          <w:p>
+            <w:r/>
+            <w:r>
+              <w:rPr>
+                <w:rFonts w:ascii="Times New Roman" w:hAnsi="Times New Roman"/>
+                <w:b w:val="0"/>
+                <w:i w:val="0"/>
+                <w:sz w:val="24"/>
+              </w:rPr>
+              <w:t>6</w:t>
+            </w:r>
+          </w:p>
+        </w:tc>
+        <w:tc>
+          <w:tcPr>
+            <w:tcW w:type="dxa" w:w="3120"/>
+            <w:tcBorders>
+              <w:top w:val="single" w:sz="4" w:color="000000"/>
+              <w:left w:val="single" w:sz="4" w:color="000000"/>
+              <w:bottom w:val="single" w:sz="4" w:color="000000"/>
+              <w:right w:val="single" w:sz="4" w:color="000000"/>
+            </w:tcBorders>
+          </w:tcPr>
+          <w:p>
+            <w:r/>
+            <w:r>
+              <w:rPr>
+                <w:rFonts w:ascii="Times New Roman" w:hAnsi="Times New Roman"/>
+                <w:b w:val="0"/>
+                <w:i w:val="0"/>
+                <w:sz w:val="24"/>
+              </w:rPr>
+              <w:t>Sensor_131 (0.004781)</w:t>
+            </w:r>
+          </w:p>
+        </w:tc>
+        <w:tc>
+          <w:tcPr>
+            <w:tcW w:type="dxa" w:w="3120"/>
+            <w:tcBorders>
+              <w:top w:val="single" w:sz="4" w:color="000000"/>
+              <w:left w:val="single" w:sz="4" w:color="000000"/>
+              <w:bottom w:val="single" w:sz="4" w:color="000000"/>
+              <w:right w:val="single" w:sz="4" w:color="000000"/>
+            </w:tcBorders>
+          </w:tcPr>
+          <w:p>
+            <w:r/>
+            <w:r>
+              <w:rPr>
+                <w:rFonts w:ascii="Times New Roman" w:hAnsi="Times New Roman"/>
+                <w:b w:val="0"/>
+                <w:i w:val="0"/>
+                <w:sz w:val="24"/>
+              </w:rPr>
+              <w:t>Sensor_281 (0.005794)</w:t>
+            </w:r>
+          </w:p>
+        </w:tc>
+      </w:tr>
+      <w:tr>
+        <w:tc>
+          <w:tcPr>
+            <w:tcW w:type="dxa" w:w="3120"/>
+            <w:tcBorders>
+              <w:top w:val="single" w:sz="4" w:color="000000"/>
+              <w:left w:val="single" w:sz="4" w:color="000000"/>
+              <w:bottom w:val="single" w:sz="4" w:color="000000"/>
+              <w:right w:val="single" w:sz="4" w:color="000000"/>
+            </w:tcBorders>
+          </w:tcPr>
+          <w:p>
+            <w:r/>
+            <w:r>
+              <w:rPr>
+                <w:rFonts w:ascii="Times New Roman" w:hAnsi="Times New Roman"/>
+                <w:b w:val="0"/>
+                <w:i w:val="0"/>
+                <w:sz w:val="24"/>
+              </w:rPr>
+              <w:t>7</w:t>
+            </w:r>
+          </w:p>
+        </w:tc>
+        <w:tc>
+          <w:tcPr>
+            <w:tcW w:type="dxa" w:w="3120"/>
+            <w:tcBorders>
+              <w:top w:val="single" w:sz="4" w:color="000000"/>
+              <w:left w:val="single" w:sz="4" w:color="000000"/>
+              <w:bottom w:val="single" w:sz="4" w:color="000000"/>
+              <w:right w:val="single" w:sz="4" w:color="000000"/>
+            </w:tcBorders>
+          </w:tcPr>
+          <w:p>
+            <w:r/>
+            <w:r>
+              <w:rPr>
+                <w:rFonts w:ascii="Times New Roman" w:hAnsi="Times New Roman"/>
+                <w:b w:val="0"/>
+                <w:i w:val="0"/>
+                <w:sz w:val="24"/>
+              </w:rPr>
+              <w:t>Sensor_22 (0.004448)</w:t>
+            </w:r>
+          </w:p>
+        </w:tc>
+        <w:tc>
+          <w:tcPr>
+            <w:tcW w:type="dxa" w:w="3120"/>
+            <w:tcBorders>
+              <w:top w:val="single" w:sz="4" w:color="000000"/>
+              <w:left w:val="single" w:sz="4" w:color="000000"/>
+              <w:bottom w:val="single" w:sz="4" w:color="000000"/>
+              <w:right w:val="single" w:sz="4" w:color="000000"/>
+            </w:tcBorders>
+          </w:tcPr>
+          <w:p>
+            <w:r/>
+            <w:r>
+              <w:rPr>
+                <w:rFonts w:ascii="Times New Roman" w:hAnsi="Times New Roman"/>
+                <w:b w:val="0"/>
+                <w:i w:val="0"/>
+                <w:sz w:val="24"/>
+              </w:rPr>
+              <w:t>Sensor_132 (0.005631)</w:t>
+            </w:r>
+          </w:p>
+        </w:tc>
+      </w:tr>
+      <w:tr>
+        <w:tc>
+          <w:tcPr>
+            <w:tcW w:type="dxa" w:w="3120"/>
+            <w:tcBorders>
+              <w:top w:val="single" w:sz="4" w:color="000000"/>
+              <w:left w:val="single" w:sz="4" w:color="000000"/>
+              <w:bottom w:val="single" w:sz="4" w:color="000000"/>
+              <w:right w:val="single" w:sz="4" w:color="000000"/>
+            </w:tcBorders>
+          </w:tcPr>
+          <w:p>
+            <w:r/>
+            <w:r>
+              <w:rPr>
+                <w:rFonts w:ascii="Times New Roman" w:hAnsi="Times New Roman"/>
+                <w:b w:val="0"/>
+                <w:i w:val="0"/>
+                <w:sz w:val="24"/>
+              </w:rPr>
+              <w:t>8</w:t>
+            </w:r>
+          </w:p>
+        </w:tc>
+        <w:tc>
+          <w:tcPr>
+            <w:tcW w:type="dxa" w:w="3120"/>
+            <w:tcBorders>
+              <w:top w:val="single" w:sz="4" w:color="000000"/>
+              <w:left w:val="single" w:sz="4" w:color="000000"/>
+              <w:bottom w:val="single" w:sz="4" w:color="000000"/>
+              <w:right w:val="single" w:sz="4" w:color="000000"/>
+            </w:tcBorders>
+          </w:tcPr>
+          <w:p>
+            <w:r/>
+            <w:r>
+              <w:rPr>
+                <w:rFonts w:ascii="Times New Roman" w:hAnsi="Times New Roman"/>
+                <w:b w:val="0"/>
+                <w:i w:val="0"/>
+                <w:sz w:val="24"/>
+              </w:rPr>
+              <w:t>Sensor_461 (0.004386)</w:t>
+            </w:r>
+          </w:p>
+        </w:tc>
+        <w:tc>
+          <w:tcPr>
+            <w:tcW w:type="dxa" w:w="3120"/>
+            <w:tcBorders>
+              <w:top w:val="single" w:sz="4" w:color="000000"/>
+              <w:left w:val="single" w:sz="4" w:color="000000"/>
+              <w:bottom w:val="single" w:sz="4" w:color="000000"/>
+              <w:right w:val="single" w:sz="4" w:color="000000"/>
+            </w:tcBorders>
+          </w:tcPr>
+          <w:p>
+            <w:r/>
+            <w:r>
+              <w:rPr>
+                <w:rFonts w:ascii="Times New Roman" w:hAnsi="Times New Roman"/>
+                <w:b w:val="0"/>
+                <w:i w:val="0"/>
+                <w:sz w:val="24"/>
+              </w:rPr>
+              <w:t>Sensor_430 (0.005282)</w:t>
+            </w:r>
+          </w:p>
+        </w:tc>
+      </w:tr>
+      <w:tr>
+        <w:tc>
+          <w:tcPr>
+            <w:tcW w:type="dxa" w:w="3120"/>
+            <w:tcBorders>
+              <w:top w:val="single" w:sz="4" w:color="000000"/>
+              <w:left w:val="single" w:sz="4" w:color="000000"/>
+              <w:bottom w:val="single" w:sz="4" w:color="000000"/>
+              <w:right w:val="single" w:sz="4" w:color="000000"/>
+            </w:tcBorders>
+          </w:tcPr>
+          <w:p>
+            <w:r/>
+            <w:r>
+              <w:rPr>
+                <w:rFonts w:ascii="Times New Roman" w:hAnsi="Times New Roman"/>
+                <w:b w:val="0"/>
+                <w:i w:val="0"/>
+                <w:sz w:val="24"/>
+              </w:rPr>
+              <w:t>9</w:t>
+            </w:r>
+          </w:p>
+        </w:tc>
+        <w:tc>
+          <w:tcPr>
+            <w:tcW w:type="dxa" w:w="3120"/>
+            <w:tcBorders>
+              <w:top w:val="single" w:sz="4" w:color="000000"/>
+              <w:left w:val="single" w:sz="4" w:color="000000"/>
+              <w:bottom w:val="single" w:sz="4" w:color="000000"/>
+              <w:right w:val="single" w:sz="4" w:color="000000"/>
+            </w:tcBorders>
+          </w:tcPr>
+          <w:p>
+            <w:r/>
+            <w:r>
+              <w:rPr>
+                <w:rFonts w:ascii="Times New Roman" w:hAnsi="Times New Roman"/>
+                <w:b w:val="0"/>
+                <w:i w:val="0"/>
+                <w:sz w:val="24"/>
+              </w:rPr>
+              <w:t>Sensor_206 (0.004178)</w:t>
+            </w:r>
+          </w:p>
+        </w:tc>
+        <w:tc>
+          <w:tcPr>
+            <w:tcW w:type="dxa" w:w="3120"/>
+            <w:tcBorders>
+              <w:top w:val="single" w:sz="4" w:color="000000"/>
+              <w:left w:val="single" w:sz="4" w:color="000000"/>
+              <w:bottom w:val="single" w:sz="4" w:color="000000"/>
+              <w:right w:val="single" w:sz="4" w:color="000000"/>
+            </w:tcBorders>
+          </w:tcPr>
+          <w:p>
+            <w:r/>
+            <w:r>
+              <w:rPr>
+                <w:rFonts w:ascii="Times New Roman" w:hAnsi="Times New Roman"/>
+                <w:b w:val="0"/>
+                <w:i w:val="0"/>
+                <w:sz w:val="24"/>
+              </w:rPr>
+              <w:t>Sensor_492 (0.005274)</w:t>
+            </w:r>
+          </w:p>
+        </w:tc>
+      </w:tr>
+      <w:tr>
+        <w:tc>
+          <w:tcPr>
+            <w:tcW w:type="dxa" w:w="3120"/>
+            <w:tcBorders>
+              <w:top w:val="single" w:sz="4" w:color="000000"/>
+              <w:left w:val="single" w:sz="4" w:color="000000"/>
+              <w:bottom w:val="single" w:sz="4" w:color="000000"/>
+              <w:right w:val="single" w:sz="4" w:color="000000"/>
+            </w:tcBorders>
+          </w:tcPr>
+          <w:p>
+            <w:r/>
+            <w:r>
+              <w:rPr>
+                <w:rFonts w:ascii="Times New Roman" w:hAnsi="Times New Roman"/>
+                <w:b w:val="0"/>
+                <w:i w:val="0"/>
+                <w:sz w:val="24"/>
+              </w:rPr>
+              <w:t>10</w:t>
+            </w:r>
+          </w:p>
+        </w:tc>
+        <w:tc>
+          <w:tcPr>
+            <w:tcW w:type="dxa" w:w="3120"/>
+            <w:tcBorders>
+              <w:top w:val="single" w:sz="4" w:color="000000"/>
+              <w:left w:val="single" w:sz="4" w:color="000000"/>
+              <w:bottom w:val="single" w:sz="4" w:color="000000"/>
+              <w:right w:val="single" w:sz="4" w:color="000000"/>
+            </w:tcBorders>
+          </w:tcPr>
+          <w:p>
+            <w:r/>
+            <w:r>
+              <w:rPr>
+                <w:rFonts w:ascii="Times New Roman" w:hAnsi="Times New Roman"/>
+                <w:b w:val="0"/>
+                <w:i w:val="0"/>
+                <w:sz w:val="24"/>
+              </w:rPr>
+              <w:t>Sensor_511 (0.003878)</w:t>
+            </w:r>
+          </w:p>
+        </w:tc>
+        <w:tc>
+          <w:tcPr>
+            <w:tcW w:type="dxa" w:w="3120"/>
+            <w:tcBorders>
+              <w:top w:val="single" w:sz="4" w:color="000000"/>
+              <w:left w:val="single" w:sz="4" w:color="000000"/>
+              <w:bottom w:val="single" w:sz="4" w:color="000000"/>
+              <w:right w:val="single" w:sz="4" w:color="000000"/>
+            </w:tcBorders>
+          </w:tcPr>
+          <w:p>
+            <w:r/>
+            <w:r>
+              <w:rPr>
+                <w:rFonts w:ascii="Times New Roman" w:hAnsi="Times New Roman"/>
+                <w:b w:val="0"/>
+                <w:i w:val="0"/>
+                <w:sz w:val="24"/>
+              </w:rPr>
+              <w:t>Sensor_268 (0.005128)</w:t>
+            </w:r>
+          </w:p>
+        </w:tc>
+      </w:tr>
+    </w:tbl>
+    <w:p>
+      <w:pPr>
+        <w:pStyle w:val="Heading2"/>
+      </w:pPr>
+      <w:r>
+        <w:rPr>
+          <w:rFonts w:ascii="Times New Roman" w:hAnsi="Times New Roman"/>
+          <w:b w:val="0"/>
+          <w:i w:val="0"/>
+          <w:sz w:val="24"/>
+        </w:rPr>
+        <w:t>RQ3 Results: Feature Reduction and Full-vs-Reduced Comparison</w:t>
+      </w:r>
+    </w:p>
+    <w:p>
+      <w:pPr>
+        <w:spacing w:line="480" w:lineRule="auto"/>
+        <w:jc w:val="both"/>
+      </w:pPr>
+      <w:r>
+        <w:rPr>
+          <w:rFonts w:ascii="Times New Roman" w:hAnsi="Times New Roman"/>
+          <w:b w:val="0"/>
+          <w:i w:val="0"/>
+          <w:sz w:val="24"/>
+        </w:rPr>
+        <w:t>Nested 5-fold cross-validation identified a stable core of features: Sensor_60, Sensor_104, and Sensor_34 were selected in all 5 folds; Sensor_131 and Sensor_22 in 4 of 5. The final 10-feature set (Table 5) was built from the most stable features across folds, not a single fold's ranking, to avoid overfitting the selection itself.</w:t>
+      </w:r>
+    </w:p>
+    <w:tbl>
+      <w:tblPr>
+        <w:tblW w:type="auto" w:w="0"/>
+        <w:tblLook w:firstColumn="1" w:firstRow="1" w:lastColumn="0" w:lastRow="0" w:noHBand="0" w:noVBand="1" w:val="04A0"/>
+      </w:tblPr>
+      <w:tblGrid>
+        <w:gridCol w:w="4680"/>
+        <w:gridCol w:w="4680"/>
+      </w:tblGrid>
+      <w:tr>
+        <w:tc>
+          <w:tcPr>
+            <w:tcW w:type="dxa" w:w="4680"/>
+            <w:tcBorders>
+              <w:top w:val="single" w:sz="4" w:color="000000"/>
+              <w:left w:val="single" w:sz="4" w:color="000000"/>
+              <w:bottom w:val="single" w:sz="4" w:color="000000"/>
+              <w:right w:val="single" w:sz="4" w:color="000000"/>
+            </w:tcBorders>
+          </w:tcPr>
+          <w:p>
+            <w:r/>
+            <w:r>
+              <w:rPr>
+                <w:rFonts w:ascii="Times New Roman" w:hAnsi="Times New Roman"/>
+                <w:b/>
+                <w:i w:val="0"/>
+                <w:sz w:val="24"/>
+              </w:rPr>
+              <w:t>Feature</w:t>
+            </w:r>
+          </w:p>
+        </w:tc>
+        <w:tc>
+          <w:tcPr>
+            <w:tcW w:type="dxa" w:w="4680"/>
+            <w:tcBorders>
+              <w:top w:val="single" w:sz="4" w:color="000000"/>
+              <w:left w:val="single" w:sz="4" w:color="000000"/>
+              <w:bottom w:val="single" w:sz="4" w:color="000000"/>
+              <w:right w:val="single" w:sz="4" w:color="000000"/>
+            </w:tcBorders>
+          </w:tcPr>
+          <w:p>
+            <w:r/>
+            <w:r>
+              <w:rPr>
+                <w:rFonts w:ascii="Times New Roman" w:hAnsi="Times New Roman"/>
+                <w:b/>
+                <w:i w:val="0"/>
+                <w:sz w:val="24"/>
+              </w:rPr>
+              <w:t>Folds Selected (of 5)</w:t>
+            </w:r>
+          </w:p>
+        </w:tc>
+      </w:tr>
+      <w:tr>
+        <w:tc>
+          <w:tcPr>
+            <w:tcW w:type="dxa" w:w="4680"/>
+            <w:tcBorders>
+              <w:top w:val="single" w:sz="4" w:color="000000"/>
+              <w:left w:val="single" w:sz="4" w:color="000000"/>
+              <w:bottom w:val="single" w:sz="4" w:color="000000"/>
+              <w:right w:val="single" w:sz="4" w:color="000000"/>
+            </w:tcBorders>
+          </w:tcPr>
+          <w:p>
+            <w:r/>
+            <w:r>
+              <w:rPr>
+                <w:rFonts w:ascii="Times New Roman" w:hAnsi="Times New Roman"/>
+                <w:b w:val="0"/>
+                <w:i w:val="0"/>
+                <w:sz w:val="24"/>
+              </w:rPr>
+              <w:t>Sensor_60</w:t>
+            </w:r>
+          </w:p>
+        </w:tc>
+        <w:tc>
+          <w:tcPr>
+            <w:tcW w:type="dxa" w:w="4680"/>
+            <w:tcBorders>
+              <w:top w:val="single" w:sz="4" w:color="000000"/>
+              <w:left w:val="single" w:sz="4" w:color="000000"/>
+              <w:bottom w:val="single" w:sz="4" w:color="000000"/>
+              <w:right w:val="single" w:sz="4" w:color="000000"/>
+            </w:tcBorders>
+          </w:tcPr>
+          <w:p>
+            <w:r/>
+            <w:r>
+              <w:rPr>
+                <w:rFonts w:ascii="Times New Roman" w:hAnsi="Times New Roman"/>
+                <w:b w:val="0"/>
+                <w:i w:val="0"/>
+                <w:sz w:val="24"/>
+              </w:rPr>
+              <w:t>5/5</w:t>
+            </w:r>
+          </w:p>
+        </w:tc>
+      </w:tr>
+      <w:tr>
+        <w:tc>
+          <w:tcPr>
+            <w:tcW w:type="dxa" w:w="4680"/>
+            <w:tcBorders>
+              <w:top w:val="single" w:sz="4" w:color="000000"/>
+              <w:left w:val="single" w:sz="4" w:color="000000"/>
+              <w:bottom w:val="single" w:sz="4" w:color="000000"/>
+              <w:right w:val="single" w:sz="4" w:color="000000"/>
+            </w:tcBorders>
+          </w:tcPr>
+          <w:p>
+            <w:r/>
+            <w:r>
+              <w:rPr>
+                <w:rFonts w:ascii="Times New Roman" w:hAnsi="Times New Roman"/>
+                <w:b w:val="0"/>
+                <w:i w:val="0"/>
+                <w:sz w:val="24"/>
+              </w:rPr>
+              <w:t>Sensor_104</w:t>
+            </w:r>
+          </w:p>
+        </w:tc>
+        <w:tc>
+          <w:tcPr>
+            <w:tcW w:type="dxa" w:w="4680"/>
+            <w:tcBorders>
+              <w:top w:val="single" w:sz="4" w:color="000000"/>
+              <w:left w:val="single" w:sz="4" w:color="000000"/>
+              <w:bottom w:val="single" w:sz="4" w:color="000000"/>
+              <w:right w:val="single" w:sz="4" w:color="000000"/>
+            </w:tcBorders>
+          </w:tcPr>
+          <w:p>
+            <w:r/>
+            <w:r>
+              <w:rPr>
+                <w:rFonts w:ascii="Times New Roman" w:hAnsi="Times New Roman"/>
+                <w:b w:val="0"/>
+                <w:i w:val="0"/>
+                <w:sz w:val="24"/>
+              </w:rPr>
+              <w:t>5/5</w:t>
+            </w:r>
+          </w:p>
+        </w:tc>
+      </w:tr>
+      <w:tr>
+        <w:tc>
+          <w:tcPr>
+            <w:tcW w:type="dxa" w:w="4680"/>
+            <w:tcBorders>
+              <w:top w:val="single" w:sz="4" w:color="000000"/>
+              <w:left w:val="single" w:sz="4" w:color="000000"/>
+              <w:bottom w:val="single" w:sz="4" w:color="000000"/>
+              <w:right w:val="single" w:sz="4" w:color="000000"/>
+            </w:tcBorders>
+          </w:tcPr>
+          <w:p>
+            <w:r/>
+            <w:r>
+              <w:rPr>
+                <w:rFonts w:ascii="Times New Roman" w:hAnsi="Times New Roman"/>
+                <w:b w:val="0"/>
+                <w:i w:val="0"/>
+                <w:sz w:val="24"/>
+              </w:rPr>
+              <w:t>Sensor_34</w:t>
+            </w:r>
+          </w:p>
+        </w:tc>
+        <w:tc>
+          <w:tcPr>
+            <w:tcW w:type="dxa" w:w="4680"/>
+            <w:tcBorders>
+              <w:top w:val="single" w:sz="4" w:color="000000"/>
+              <w:left w:val="single" w:sz="4" w:color="000000"/>
+              <w:bottom w:val="single" w:sz="4" w:color="000000"/>
+              <w:right w:val="single" w:sz="4" w:color="000000"/>
+            </w:tcBorders>
+          </w:tcPr>
+          <w:p>
+            <w:r/>
+            <w:r>
+              <w:rPr>
+                <w:rFonts w:ascii="Times New Roman" w:hAnsi="Times New Roman"/>
+                <w:b w:val="0"/>
+                <w:i w:val="0"/>
+                <w:sz w:val="24"/>
+              </w:rPr>
+              <w:t>5/5</w:t>
+            </w:r>
+          </w:p>
+        </w:tc>
+      </w:tr>
+      <w:tr>
+        <w:tc>
+          <w:tcPr>
+            <w:tcW w:type="dxa" w:w="4680"/>
+            <w:tcBorders>
+              <w:top w:val="single" w:sz="4" w:color="000000"/>
+              <w:left w:val="single" w:sz="4" w:color="000000"/>
+              <w:bottom w:val="single" w:sz="4" w:color="000000"/>
+              <w:right w:val="single" w:sz="4" w:color="000000"/>
+            </w:tcBorders>
+          </w:tcPr>
+          <w:p>
+            <w:r/>
+            <w:r>
+              <w:rPr>
+                <w:rFonts w:ascii="Times New Roman" w:hAnsi="Times New Roman"/>
+                <w:b w:val="0"/>
+                <w:i w:val="0"/>
+                <w:sz w:val="24"/>
+              </w:rPr>
+              <w:t>Sensor_131</w:t>
+            </w:r>
+          </w:p>
+        </w:tc>
+        <w:tc>
+          <w:tcPr>
+            <w:tcW w:type="dxa" w:w="4680"/>
+            <w:tcBorders>
+              <w:top w:val="single" w:sz="4" w:color="000000"/>
+              <w:left w:val="single" w:sz="4" w:color="000000"/>
+              <w:bottom w:val="single" w:sz="4" w:color="000000"/>
+              <w:right w:val="single" w:sz="4" w:color="000000"/>
+            </w:tcBorders>
+          </w:tcPr>
+          <w:p>
+            <w:r/>
+            <w:r>
+              <w:rPr>
+                <w:rFonts w:ascii="Times New Roman" w:hAnsi="Times New Roman"/>
+                <w:b w:val="0"/>
+                <w:i w:val="0"/>
+                <w:sz w:val="24"/>
+              </w:rPr>
+              <w:t>4/5</w:t>
+            </w:r>
+          </w:p>
+        </w:tc>
+      </w:tr>
+      <w:tr>
+        <w:tc>
+          <w:tcPr>
+            <w:tcW w:type="dxa" w:w="4680"/>
+            <w:tcBorders>
+              <w:top w:val="single" w:sz="4" w:color="000000"/>
+              <w:left w:val="single" w:sz="4" w:color="000000"/>
+              <w:bottom w:val="single" w:sz="4" w:color="000000"/>
+              <w:right w:val="single" w:sz="4" w:color="000000"/>
+            </w:tcBorders>
+          </w:tcPr>
+          <w:p>
+            <w:r/>
+            <w:r>
+              <w:rPr>
+                <w:rFonts w:ascii="Times New Roman" w:hAnsi="Times New Roman"/>
+                <w:b w:val="0"/>
+                <w:i w:val="0"/>
+                <w:sz w:val="24"/>
+              </w:rPr>
+              <w:t>Sensor_22</w:t>
+            </w:r>
+          </w:p>
+        </w:tc>
+        <w:tc>
+          <w:tcPr>
+            <w:tcW w:type="dxa" w:w="4680"/>
+            <w:tcBorders>
+              <w:top w:val="single" w:sz="4" w:color="000000"/>
+              <w:left w:val="single" w:sz="4" w:color="000000"/>
+              <w:bottom w:val="single" w:sz="4" w:color="000000"/>
+              <w:right w:val="single" w:sz="4" w:color="000000"/>
+            </w:tcBorders>
+          </w:tcPr>
+          <w:p>
+            <w:r/>
+            <w:r>
+              <w:rPr>
+                <w:rFonts w:ascii="Times New Roman" w:hAnsi="Times New Roman"/>
+                <w:b w:val="0"/>
+                <w:i w:val="0"/>
+                <w:sz w:val="24"/>
+              </w:rPr>
+              <w:t>4/5</w:t>
+            </w:r>
+          </w:p>
+        </w:tc>
+      </w:tr>
+      <w:tr>
+        <w:tc>
+          <w:tcPr>
+            <w:tcW w:type="dxa" w:w="4680"/>
+            <w:tcBorders>
+              <w:top w:val="single" w:sz="4" w:color="000000"/>
+              <w:left w:val="single" w:sz="4" w:color="000000"/>
+              <w:bottom w:val="single" w:sz="4" w:color="000000"/>
+              <w:right w:val="single" w:sz="4" w:color="000000"/>
+            </w:tcBorders>
+          </w:tcPr>
+          <w:p>
+            <w:r/>
+            <w:r>
+              <w:rPr>
+                <w:rFonts w:ascii="Times New Roman" w:hAnsi="Times New Roman"/>
+                <w:b w:val="0"/>
+                <w:i w:val="0"/>
+                <w:sz w:val="24"/>
+              </w:rPr>
+              <w:t>Sensor_130</w:t>
+            </w:r>
+          </w:p>
+        </w:tc>
+        <w:tc>
+          <w:tcPr>
+            <w:tcW w:type="dxa" w:w="4680"/>
+            <w:tcBorders>
+              <w:top w:val="single" w:sz="4" w:color="000000"/>
+              <w:left w:val="single" w:sz="4" w:color="000000"/>
+              <w:bottom w:val="single" w:sz="4" w:color="000000"/>
+              <w:right w:val="single" w:sz="4" w:color="000000"/>
+            </w:tcBorders>
+          </w:tcPr>
+          <w:p>
+            <w:r/>
+            <w:r>
+              <w:rPr>
+                <w:rFonts w:ascii="Times New Roman" w:hAnsi="Times New Roman"/>
+                <w:b w:val="0"/>
+                <w:i w:val="0"/>
+                <w:sz w:val="24"/>
+              </w:rPr>
+              <w:t>3/5</w:t>
+            </w:r>
+          </w:p>
+        </w:tc>
+      </w:tr>
+      <w:tr>
+        <w:tc>
+          <w:tcPr>
+            <w:tcW w:type="dxa" w:w="4680"/>
+            <w:tcBorders>
+              <w:top w:val="single" w:sz="4" w:color="000000"/>
+              <w:left w:val="single" w:sz="4" w:color="000000"/>
+              <w:bottom w:val="single" w:sz="4" w:color="000000"/>
+              <w:right w:val="single" w:sz="4" w:color="000000"/>
+            </w:tcBorders>
+          </w:tcPr>
+          <w:p>
+            <w:r/>
+            <w:r>
+              <w:rPr>
+                <w:rFonts w:ascii="Times New Roman" w:hAnsi="Times New Roman"/>
+                <w:b w:val="0"/>
+                <w:i w:val="0"/>
+                <w:sz w:val="24"/>
+              </w:rPr>
+              <w:t>Sensor_461</w:t>
+            </w:r>
+          </w:p>
+        </w:tc>
+        <w:tc>
+          <w:tcPr>
+            <w:tcW w:type="dxa" w:w="4680"/>
+            <w:tcBorders>
+              <w:top w:val="single" w:sz="4" w:color="000000"/>
+              <w:left w:val="single" w:sz="4" w:color="000000"/>
+              <w:bottom w:val="single" w:sz="4" w:color="000000"/>
+              <w:right w:val="single" w:sz="4" w:color="000000"/>
+            </w:tcBorders>
+          </w:tcPr>
+          <w:p>
+            <w:r/>
+            <w:r>
+              <w:rPr>
+                <w:rFonts w:ascii="Times New Roman" w:hAnsi="Times New Roman"/>
+                <w:b w:val="0"/>
+                <w:i w:val="0"/>
+                <w:sz w:val="24"/>
+              </w:rPr>
+              <w:t>3/5</w:t>
+            </w:r>
+          </w:p>
+        </w:tc>
+      </w:tr>
+      <w:tr>
+        <w:tc>
+          <w:tcPr>
+            <w:tcW w:type="dxa" w:w="4680"/>
+            <w:tcBorders>
+              <w:top w:val="single" w:sz="4" w:color="000000"/>
+              <w:left w:val="single" w:sz="4" w:color="000000"/>
+              <w:bottom w:val="single" w:sz="4" w:color="000000"/>
+              <w:right w:val="single" w:sz="4" w:color="000000"/>
+            </w:tcBorders>
+          </w:tcPr>
+          <w:p>
+            <w:r/>
+            <w:r>
+              <w:rPr>
+                <w:rFonts w:ascii="Times New Roman" w:hAnsi="Times New Roman"/>
+                <w:b w:val="0"/>
+                <w:i w:val="0"/>
+                <w:sz w:val="24"/>
+              </w:rPr>
+              <w:t>Sensor_511</w:t>
+            </w:r>
+          </w:p>
+        </w:tc>
+        <w:tc>
+          <w:tcPr>
+            <w:tcW w:type="dxa" w:w="4680"/>
+            <w:tcBorders>
+              <w:top w:val="single" w:sz="4" w:color="000000"/>
+              <w:left w:val="single" w:sz="4" w:color="000000"/>
+              <w:bottom w:val="single" w:sz="4" w:color="000000"/>
+              <w:right w:val="single" w:sz="4" w:color="000000"/>
+            </w:tcBorders>
+          </w:tcPr>
+          <w:p>
+            <w:r/>
+            <w:r>
+              <w:rPr>
+                <w:rFonts w:ascii="Times New Roman" w:hAnsi="Times New Roman"/>
+                <w:b w:val="0"/>
+                <w:i w:val="0"/>
+                <w:sz w:val="24"/>
+              </w:rPr>
+              <w:t>3/5</w:t>
+            </w:r>
+          </w:p>
+        </w:tc>
+      </w:tr>
+      <w:tr>
+        <w:tc>
+          <w:tcPr>
+            <w:tcW w:type="dxa" w:w="4680"/>
+            <w:tcBorders>
+              <w:top w:val="single" w:sz="4" w:color="000000"/>
+              <w:left w:val="single" w:sz="4" w:color="000000"/>
+              <w:bottom w:val="single" w:sz="4" w:color="000000"/>
+              <w:right w:val="single" w:sz="4" w:color="000000"/>
+            </w:tcBorders>
+          </w:tcPr>
+          <w:p>
+            <w:r/>
+            <w:r>
+              <w:rPr>
+                <w:rFonts w:ascii="Times New Roman" w:hAnsi="Times New Roman"/>
+                <w:b w:val="0"/>
+                <w:i w:val="0"/>
+                <w:sz w:val="24"/>
+              </w:rPr>
+              <w:t>Sensor_349</w:t>
+            </w:r>
+          </w:p>
+        </w:tc>
+        <w:tc>
+          <w:tcPr>
+            <w:tcW w:type="dxa" w:w="4680"/>
+            <w:tcBorders>
+              <w:top w:val="single" w:sz="4" w:color="000000"/>
+              <w:left w:val="single" w:sz="4" w:color="000000"/>
+              <w:bottom w:val="single" w:sz="4" w:color="000000"/>
+              <w:right w:val="single" w:sz="4" w:color="000000"/>
+            </w:tcBorders>
+          </w:tcPr>
+          <w:p>
+            <w:r/>
+            <w:r>
+              <w:rPr>
+                <w:rFonts w:ascii="Times New Roman" w:hAnsi="Times New Roman"/>
+                <w:b w:val="0"/>
+                <w:i w:val="0"/>
+                <w:sz w:val="24"/>
+              </w:rPr>
+              <w:t>3/5</w:t>
+            </w:r>
+          </w:p>
+        </w:tc>
+      </w:tr>
+      <w:tr>
+        <w:tc>
+          <w:tcPr>
+            <w:tcW w:type="dxa" w:w="4680"/>
+            <w:tcBorders>
+              <w:top w:val="single" w:sz="4" w:color="000000"/>
+              <w:left w:val="single" w:sz="4" w:color="000000"/>
+              <w:bottom w:val="single" w:sz="4" w:color="000000"/>
+              <w:right w:val="single" w:sz="4" w:color="000000"/>
+            </w:tcBorders>
+          </w:tcPr>
+          <w:p>
+            <w:r/>
+            <w:r>
+              <w:rPr>
+                <w:rFonts w:ascii="Times New Roman" w:hAnsi="Times New Roman"/>
+                <w:b w:val="0"/>
+                <w:i w:val="0"/>
+                <w:sz w:val="24"/>
+              </w:rPr>
+              <w:t>Sensor_478</w:t>
+            </w:r>
+          </w:p>
+        </w:tc>
+        <w:tc>
+          <w:tcPr>
+            <w:tcW w:type="dxa" w:w="4680"/>
+            <w:tcBorders>
+              <w:top w:val="single" w:sz="4" w:color="000000"/>
+              <w:left w:val="single" w:sz="4" w:color="000000"/>
+              <w:bottom w:val="single" w:sz="4" w:color="000000"/>
+              <w:right w:val="single" w:sz="4" w:color="000000"/>
+            </w:tcBorders>
+          </w:tcPr>
+          <w:p>
+            <w:r/>
+            <w:r>
+              <w:rPr>
+                <w:rFonts w:ascii="Times New Roman" w:hAnsi="Times New Roman"/>
+                <w:b w:val="0"/>
+                <w:i w:val="0"/>
+                <w:sz w:val="24"/>
+              </w:rPr>
+              <w:t>3/5</w:t>
+            </w:r>
+          </w:p>
+        </w:tc>
+      </w:tr>
+    </w:tbl>
+    <w:p>
+      <w:pPr>
+        <w:spacing w:line="480" w:lineRule="auto"/>
+        <w:jc w:val="both"/>
+      </w:pPr>
+      <w:r>
+        <w:rPr>
+          <w:rFonts w:ascii="Times New Roman" w:hAnsi="Times New Roman"/>
+          <w:b w:val="0"/>
+          <w:i w:val="0"/>
+          <w:sz w:val="24"/>
+        </w:rPr>
+        <w:t>The independent LASSO cross-check selected 303 features (far more than the SHAP-guided 10) with zero overlap with the SHAP top-10 (Jaccard similarity = 0.00). This is a genuine finding worth reporting honestly rather than a validation failure: LASSO selects on linear, marginal association after standardization, while SHAP on a tree ensemble captures nonlinear and interaction effects -- the two methods are not expected to converge when the true signal is substantially nonlinear, which the wide AUC-ROC gap between LogisticRegression (0.6642) and RandomForest (0.7123) in Table 3 already suggests is the case here.</w:t>
+      </w:r>
+    </w:p>
+    <w:p>
+      <w:pPr>
+        <w:spacing w:line="480" w:lineRule="auto"/>
+        <w:jc w:val="both"/>
+      </w:pPr>
+      <w:r>
+        <w:rPr>
+          <w:rFonts w:ascii="Times New Roman" w:hAnsi="Times New Roman"/>
+          <w:b w:val="0"/>
+          <w:i w:val="0"/>
+          <w:sz w:val="24"/>
+        </w:rPr>
+        <w:t>Table 6 compares the full (432-feature) and reduced (10-feature) models on the same held-out 314-wafer split, at both the default 0.5 threshold and the F1-optimal threshold (0.0967) tuned on RQ1's out-of-fold probabilities. At 0.5, both models predict "pass" for every wafer (identical 0.9331 accuracy, Cohen's h = 0.0000, McNemar's test degenerate with zero discordant pairs) -- the same threshold-miscalibration issue found in RQ1. At the tuned threshold, the reduced model outperforms the full model on every metric reported, including AUC-ROC, directly supporting RQ3's hypothesis: the SHAP-guided 10-feature model is not merely "not measurably worse" than the full model -- on this held-out split it is better.</w:t>
+      </w:r>
+    </w:p>
+    <w:tbl>
+      <w:tblPr>
+        <w:tblW w:type="auto" w:w="0"/>
+        <w:tblLook w:firstColumn="1" w:firstRow="1" w:lastColumn="0" w:lastRow="0" w:noHBand="0" w:noVBand="1" w:val="04A0"/>
+      </w:tblPr>
+      <w:tblGrid>
+        <w:gridCol w:w="1872"/>
+        <w:gridCol w:w="1872"/>
+        <w:gridCol w:w="1872"/>
+        <w:gridCol w:w="1872"/>
+        <w:gridCol w:w="1872"/>
+      </w:tblGrid>
+      <w:tr>
+        <w:tc>
+          <w:tcPr>
+            <w:tcW w:type="dxa" w:w="1872"/>
+            <w:tcBorders>
+              <w:top w:val="single" w:sz="4" w:color="000000"/>
+              <w:left w:val="single" w:sz="4" w:color="000000"/>
+              <w:bottom w:val="single" w:sz="4" w:color="000000"/>
+              <w:right w:val="single" w:sz="4" w:color="000000"/>
+            </w:tcBorders>
+          </w:tcPr>
+          <w:p>
+            <w:r/>
+            <w:r>
+              <w:rPr>
+                <w:rFonts w:ascii="Times New Roman" w:hAnsi="Times New Roman"/>
+                <w:b/>
+                <w:i w:val="0"/>
+                <w:sz w:val="24"/>
+              </w:rPr>
+              <w:t>Metric</w:t>
+            </w:r>
+          </w:p>
+        </w:tc>
+        <w:tc>
+          <w:tcPr>
+            <w:tcW w:type="dxa" w:w="1872"/>
+            <w:tcBorders>
+              <w:top w:val="single" w:sz="4" w:color="000000"/>
+              <w:left w:val="single" w:sz="4" w:color="000000"/>
+              <w:bottom w:val="single" w:sz="4" w:color="000000"/>
+              <w:right w:val="single" w:sz="4" w:color="000000"/>
+            </w:tcBorders>
+          </w:tcPr>
+          <w:p>
+            <w:r/>
+            <w:r>
+              <w:rPr>
+                <w:rFonts w:ascii="Times New Roman" w:hAnsi="Times New Roman"/>
+                <w:b/>
+                <w:i w:val="0"/>
+                <w:sz w:val="24"/>
+              </w:rPr>
+              <w:t>Full Model, 0.5 threshold</w:t>
+            </w:r>
+          </w:p>
+        </w:tc>
+        <w:tc>
+          <w:tcPr>
+            <w:tcW w:type="dxa" w:w="1872"/>
+            <w:tcBorders>
+              <w:top w:val="single" w:sz="4" w:color="000000"/>
+              <w:left w:val="single" w:sz="4" w:color="000000"/>
+              <w:bottom w:val="single" w:sz="4" w:color="000000"/>
+              <w:right w:val="single" w:sz="4" w:color="000000"/>
+            </w:tcBorders>
+          </w:tcPr>
+          <w:p>
+            <w:r/>
+            <w:r>
+              <w:rPr>
+                <w:rFonts w:ascii="Times New Roman" w:hAnsi="Times New Roman"/>
+                <w:b/>
+                <w:i w:val="0"/>
+                <w:sz w:val="24"/>
+              </w:rPr>
+              <w:t>Reduced Model, 0.5 threshold</w:t>
+            </w:r>
+          </w:p>
+        </w:tc>
+        <w:tc>
+          <w:tcPr>
+            <w:tcW w:type="dxa" w:w="1872"/>
+            <w:tcBorders>
+              <w:top w:val="single" w:sz="4" w:color="000000"/>
+              <w:left w:val="single" w:sz="4" w:color="000000"/>
+              <w:bottom w:val="single" w:sz="4" w:color="000000"/>
+              <w:right w:val="single" w:sz="4" w:color="000000"/>
+            </w:tcBorders>
+          </w:tcPr>
+          <w:p>
+            <w:r/>
+            <w:r>
+              <w:rPr>
+                <w:rFonts w:ascii="Times New Roman" w:hAnsi="Times New Roman"/>
+                <w:b/>
+                <w:i w:val="0"/>
+                <w:sz w:val="24"/>
+              </w:rPr>
+              <w:t>Full Model, tuned (0.0967)</w:t>
+            </w:r>
+          </w:p>
+        </w:tc>
+        <w:tc>
+          <w:tcPr>
+            <w:tcW w:type="dxa" w:w="1872"/>
+            <w:tcBorders>
+              <w:top w:val="single" w:sz="4" w:color="000000"/>
+              <w:left w:val="single" w:sz="4" w:color="000000"/>
+              <w:bottom w:val="single" w:sz="4" w:color="000000"/>
+              <w:right w:val="single" w:sz="4" w:color="000000"/>
+            </w:tcBorders>
+          </w:tcPr>
+          <w:p>
+            <w:r/>
+            <w:r>
+              <w:rPr>
+                <w:rFonts w:ascii="Times New Roman" w:hAnsi="Times New Roman"/>
+                <w:b/>
+                <w:i w:val="0"/>
+                <w:sz w:val="24"/>
+              </w:rPr>
+              <w:t>Reduced Model, tuned (0.0967)</w:t>
+            </w:r>
+          </w:p>
+        </w:tc>
+      </w:tr>
+      <w:tr>
+        <w:tc>
+          <w:tcPr>
+            <w:tcW w:type="dxa" w:w="1872"/>
+            <w:tcBorders>
+              <w:top w:val="single" w:sz="4" w:color="000000"/>
+              <w:left w:val="single" w:sz="4" w:color="000000"/>
+              <w:bottom w:val="single" w:sz="4" w:color="000000"/>
+              <w:right w:val="single" w:sz="4" w:color="000000"/>
+            </w:tcBorders>
+          </w:tcPr>
+          <w:p>
+            <w:r/>
+            <w:r>
+              <w:rPr>
+                <w:rFonts w:ascii="Times New Roman" w:hAnsi="Times New Roman"/>
+                <w:b w:val="0"/>
+                <w:i w:val="0"/>
+                <w:sz w:val="24"/>
+              </w:rPr>
+              <w:t>AUC-ROC</w:t>
+            </w:r>
+          </w:p>
+        </w:tc>
+        <w:tc>
+          <w:tcPr>
+            <w:tcW w:type="dxa" w:w="1872"/>
+            <w:tcBorders>
+              <w:top w:val="single" w:sz="4" w:color="000000"/>
+              <w:left w:val="single" w:sz="4" w:color="000000"/>
+              <w:bottom w:val="single" w:sz="4" w:color="000000"/>
+              <w:right w:val="single" w:sz="4" w:color="000000"/>
+            </w:tcBorders>
+          </w:tcPr>
+          <w:p>
+            <w:r/>
+            <w:r>
+              <w:rPr>
+                <w:rFonts w:ascii="Times New Roman" w:hAnsi="Times New Roman"/>
+                <w:b w:val="0"/>
+                <w:i w:val="0"/>
+                <w:sz w:val="24"/>
+              </w:rPr>
+              <w:t>0.7670</w:t>
+            </w:r>
+          </w:p>
+        </w:tc>
+        <w:tc>
+          <w:tcPr>
+            <w:tcW w:type="dxa" w:w="1872"/>
+            <w:tcBorders>
+              <w:top w:val="single" w:sz="4" w:color="000000"/>
+              <w:left w:val="single" w:sz="4" w:color="000000"/>
+              <w:bottom w:val="single" w:sz="4" w:color="000000"/>
+              <w:right w:val="single" w:sz="4" w:color="000000"/>
+            </w:tcBorders>
+          </w:tcPr>
+          <w:p>
+            <w:r/>
+            <w:r>
+              <w:rPr>
+                <w:rFonts w:ascii="Times New Roman" w:hAnsi="Times New Roman"/>
+                <w:b w:val="0"/>
+                <w:i w:val="0"/>
+                <w:sz w:val="24"/>
+              </w:rPr>
+              <w:t>0.8003</w:t>
+            </w:r>
+          </w:p>
+        </w:tc>
+        <w:tc>
+          <w:tcPr>
+            <w:tcW w:type="dxa" w:w="1872"/>
+            <w:tcBorders>
+              <w:top w:val="single" w:sz="4" w:color="000000"/>
+              <w:left w:val="single" w:sz="4" w:color="000000"/>
+              <w:bottom w:val="single" w:sz="4" w:color="000000"/>
+              <w:right w:val="single" w:sz="4" w:color="000000"/>
+            </w:tcBorders>
+          </w:tcPr>
+          <w:p>
+            <w:r/>
+            <w:r>
+              <w:rPr>
+                <w:rFonts w:ascii="Times New Roman" w:hAnsi="Times New Roman"/>
+                <w:b w:val="0"/>
+                <w:i w:val="0"/>
+                <w:sz w:val="24"/>
+              </w:rPr>
+              <w:t>0.7670</w:t>
+            </w:r>
+          </w:p>
+        </w:tc>
+        <w:tc>
+          <w:tcPr>
+            <w:tcW w:type="dxa" w:w="1872"/>
+            <w:tcBorders>
+              <w:top w:val="single" w:sz="4" w:color="000000"/>
+              <w:left w:val="single" w:sz="4" w:color="000000"/>
+              <w:bottom w:val="single" w:sz="4" w:color="000000"/>
+              <w:right w:val="single" w:sz="4" w:color="000000"/>
+            </w:tcBorders>
+          </w:tcPr>
+          <w:p>
+            <w:r/>
+            <w:r>
+              <w:rPr>
+                <w:rFonts w:ascii="Times New Roman" w:hAnsi="Times New Roman"/>
+                <w:b w:val="0"/>
+                <w:i w:val="0"/>
+                <w:sz w:val="24"/>
+              </w:rPr>
+              <w:t>0.8003</w:t>
+            </w:r>
+          </w:p>
+        </w:tc>
+      </w:tr>
+      <w:tr>
+        <w:tc>
+          <w:tcPr>
+            <w:tcW w:type="dxa" w:w="1872"/>
+            <w:tcBorders>
+              <w:top w:val="single" w:sz="4" w:color="000000"/>
+              <w:left w:val="single" w:sz="4" w:color="000000"/>
+              <w:bottom w:val="single" w:sz="4" w:color="000000"/>
+              <w:right w:val="single" w:sz="4" w:color="000000"/>
+            </w:tcBorders>
+          </w:tcPr>
+          <w:p>
+            <w:r/>
+            <w:r>
+              <w:rPr>
+                <w:rFonts w:ascii="Times New Roman" w:hAnsi="Times New Roman"/>
+                <w:b w:val="0"/>
+                <w:i w:val="0"/>
+                <w:sz w:val="24"/>
+              </w:rPr>
+              <w:t>Accuracy</w:t>
+            </w:r>
+          </w:p>
+        </w:tc>
+        <w:tc>
+          <w:tcPr>
+            <w:tcW w:type="dxa" w:w="1872"/>
+            <w:tcBorders>
+              <w:top w:val="single" w:sz="4" w:color="000000"/>
+              <w:left w:val="single" w:sz="4" w:color="000000"/>
+              <w:bottom w:val="single" w:sz="4" w:color="000000"/>
+              <w:right w:val="single" w:sz="4" w:color="000000"/>
+            </w:tcBorders>
+          </w:tcPr>
+          <w:p>
+            <w:r/>
+            <w:r>
+              <w:rPr>
+                <w:rFonts w:ascii="Times New Roman" w:hAnsi="Times New Roman"/>
+                <w:b w:val="0"/>
+                <w:i w:val="0"/>
+                <w:sz w:val="24"/>
+              </w:rPr>
+              <w:t>0.9331</w:t>
+            </w:r>
+          </w:p>
+        </w:tc>
+        <w:tc>
+          <w:tcPr>
+            <w:tcW w:type="dxa" w:w="1872"/>
+            <w:tcBorders>
+              <w:top w:val="single" w:sz="4" w:color="000000"/>
+              <w:left w:val="single" w:sz="4" w:color="000000"/>
+              <w:bottom w:val="single" w:sz="4" w:color="000000"/>
+              <w:right w:val="single" w:sz="4" w:color="000000"/>
+            </w:tcBorders>
+          </w:tcPr>
+          <w:p>
+            <w:r/>
+            <w:r>
+              <w:rPr>
+                <w:rFonts w:ascii="Times New Roman" w:hAnsi="Times New Roman"/>
+                <w:b w:val="0"/>
+                <w:i w:val="0"/>
+                <w:sz w:val="24"/>
+              </w:rPr>
+              <w:t>0.9331</w:t>
+            </w:r>
+          </w:p>
+        </w:tc>
+        <w:tc>
+          <w:tcPr>
+            <w:tcW w:type="dxa" w:w="1872"/>
+            <w:tcBorders>
+              <w:top w:val="single" w:sz="4" w:color="000000"/>
+              <w:left w:val="single" w:sz="4" w:color="000000"/>
+              <w:bottom w:val="single" w:sz="4" w:color="000000"/>
+              <w:right w:val="single" w:sz="4" w:color="000000"/>
+            </w:tcBorders>
+          </w:tcPr>
+          <w:p>
+            <w:r/>
+            <w:r>
+              <w:rPr>
+                <w:rFonts w:ascii="Times New Roman" w:hAnsi="Times New Roman"/>
+                <w:b w:val="0"/>
+                <w:i w:val="0"/>
+                <w:sz w:val="24"/>
+              </w:rPr>
+              <w:t>--</w:t>
+            </w:r>
+          </w:p>
+        </w:tc>
+        <w:tc>
+          <w:tcPr>
+            <w:tcW w:type="dxa" w:w="1872"/>
+            <w:tcBorders>
+              <w:top w:val="single" w:sz="4" w:color="000000"/>
+              <w:left w:val="single" w:sz="4" w:color="000000"/>
+              <w:bottom w:val="single" w:sz="4" w:color="000000"/>
+              <w:right w:val="single" w:sz="4" w:color="000000"/>
+            </w:tcBorders>
+          </w:tcPr>
+          <w:p>
+            <w:r/>
+            <w:r>
+              <w:rPr>
+                <w:rFonts w:ascii="Times New Roman" w:hAnsi="Times New Roman"/>
+                <w:b w:val="0"/>
+                <w:i w:val="0"/>
+                <w:sz w:val="24"/>
+              </w:rPr>
+              <w:t>--</w:t>
+            </w:r>
+          </w:p>
+        </w:tc>
+      </w:tr>
+      <w:tr>
+        <w:tc>
+          <w:tcPr>
+            <w:tcW w:type="dxa" w:w="1872"/>
+            <w:tcBorders>
+              <w:top w:val="single" w:sz="4" w:color="000000"/>
+              <w:left w:val="single" w:sz="4" w:color="000000"/>
+              <w:bottom w:val="single" w:sz="4" w:color="000000"/>
+              <w:right w:val="single" w:sz="4" w:color="000000"/>
+            </w:tcBorders>
+          </w:tcPr>
+          <w:p>
+            <w:r/>
+            <w:r>
+              <w:rPr>
+                <w:rFonts w:ascii="Times New Roman" w:hAnsi="Times New Roman"/>
+                <w:b w:val="0"/>
+                <w:i w:val="0"/>
+                <w:sz w:val="24"/>
+              </w:rPr>
+              <w:t>Precision</w:t>
+            </w:r>
+          </w:p>
+        </w:tc>
+        <w:tc>
+          <w:tcPr>
+            <w:tcW w:type="dxa" w:w="1872"/>
+            <w:tcBorders>
+              <w:top w:val="single" w:sz="4" w:color="000000"/>
+              <w:left w:val="single" w:sz="4" w:color="000000"/>
+              <w:bottom w:val="single" w:sz="4" w:color="000000"/>
+              <w:right w:val="single" w:sz="4" w:color="000000"/>
+            </w:tcBorders>
+          </w:tcPr>
+          <w:p>
+            <w:r/>
+            <w:r>
+              <w:rPr>
+                <w:rFonts w:ascii="Times New Roman" w:hAnsi="Times New Roman"/>
+                <w:b w:val="0"/>
+                <w:i w:val="0"/>
+                <w:sz w:val="24"/>
+              </w:rPr>
+              <w:t>--</w:t>
+            </w:r>
+          </w:p>
+        </w:tc>
+        <w:tc>
+          <w:tcPr>
+            <w:tcW w:type="dxa" w:w="1872"/>
+            <w:tcBorders>
+              <w:top w:val="single" w:sz="4" w:color="000000"/>
+              <w:left w:val="single" w:sz="4" w:color="000000"/>
+              <w:bottom w:val="single" w:sz="4" w:color="000000"/>
+              <w:right w:val="single" w:sz="4" w:color="000000"/>
+            </w:tcBorders>
+          </w:tcPr>
+          <w:p>
+            <w:r/>
+            <w:r>
+              <w:rPr>
+                <w:rFonts w:ascii="Times New Roman" w:hAnsi="Times New Roman"/>
+                <w:b w:val="0"/>
+                <w:i w:val="0"/>
+                <w:sz w:val="24"/>
+              </w:rPr>
+              <w:t>--</w:t>
+            </w:r>
+          </w:p>
+        </w:tc>
+        <w:tc>
+          <w:tcPr>
+            <w:tcW w:type="dxa" w:w="1872"/>
+            <w:tcBorders>
+              <w:top w:val="single" w:sz="4" w:color="000000"/>
+              <w:left w:val="single" w:sz="4" w:color="000000"/>
+              <w:bottom w:val="single" w:sz="4" w:color="000000"/>
+              <w:right w:val="single" w:sz="4" w:color="000000"/>
+            </w:tcBorders>
+          </w:tcPr>
+          <w:p>
+            <w:r/>
+            <w:r>
+              <w:rPr>
+                <w:rFonts w:ascii="Times New Roman" w:hAnsi="Times New Roman"/>
+                <w:b w:val="0"/>
+                <w:i w:val="0"/>
+                <w:sz w:val="24"/>
+              </w:rPr>
+              <w:t>0.2045</w:t>
+            </w:r>
+          </w:p>
+        </w:tc>
+        <w:tc>
+          <w:tcPr>
+            <w:tcW w:type="dxa" w:w="1872"/>
+            <w:tcBorders>
+              <w:top w:val="single" w:sz="4" w:color="000000"/>
+              <w:left w:val="single" w:sz="4" w:color="000000"/>
+              <w:bottom w:val="single" w:sz="4" w:color="000000"/>
+              <w:right w:val="single" w:sz="4" w:color="000000"/>
+            </w:tcBorders>
+          </w:tcPr>
+          <w:p>
+            <w:r/>
+            <w:r>
+              <w:rPr>
+                <w:rFonts w:ascii="Times New Roman" w:hAnsi="Times New Roman"/>
+                <w:b w:val="0"/>
+                <w:i w:val="0"/>
+                <w:sz w:val="24"/>
+              </w:rPr>
+              <w:t>0.2121</w:t>
+            </w:r>
+          </w:p>
+        </w:tc>
+      </w:tr>
+      <w:tr>
+        <w:tc>
+          <w:tcPr>
+            <w:tcW w:type="dxa" w:w="1872"/>
+            <w:tcBorders>
+              <w:top w:val="single" w:sz="4" w:color="000000"/>
+              <w:left w:val="single" w:sz="4" w:color="000000"/>
+              <w:bottom w:val="single" w:sz="4" w:color="000000"/>
+              <w:right w:val="single" w:sz="4" w:color="000000"/>
+            </w:tcBorders>
+          </w:tcPr>
+          <w:p>
+            <w:r/>
+            <w:r>
+              <w:rPr>
+                <w:rFonts w:ascii="Times New Roman" w:hAnsi="Times New Roman"/>
+                <w:b w:val="0"/>
+                <w:i w:val="0"/>
+                <w:sz w:val="24"/>
+              </w:rPr>
+              <w:t>Recall</w:t>
+            </w:r>
+          </w:p>
+        </w:tc>
+        <w:tc>
+          <w:tcPr>
+            <w:tcW w:type="dxa" w:w="1872"/>
+            <w:tcBorders>
+              <w:top w:val="single" w:sz="4" w:color="000000"/>
+              <w:left w:val="single" w:sz="4" w:color="000000"/>
+              <w:bottom w:val="single" w:sz="4" w:color="000000"/>
+              <w:right w:val="single" w:sz="4" w:color="000000"/>
+            </w:tcBorders>
+          </w:tcPr>
+          <w:p>
+            <w:r/>
+            <w:r>
+              <w:rPr>
+                <w:rFonts w:ascii="Times New Roman" w:hAnsi="Times New Roman"/>
+                <w:b w:val="0"/>
+                <w:i w:val="0"/>
+                <w:sz w:val="24"/>
+              </w:rPr>
+              <w:t>--</w:t>
+            </w:r>
+          </w:p>
+        </w:tc>
+        <w:tc>
+          <w:tcPr>
+            <w:tcW w:type="dxa" w:w="1872"/>
+            <w:tcBorders>
+              <w:top w:val="single" w:sz="4" w:color="000000"/>
+              <w:left w:val="single" w:sz="4" w:color="000000"/>
+              <w:bottom w:val="single" w:sz="4" w:color="000000"/>
+              <w:right w:val="single" w:sz="4" w:color="000000"/>
+            </w:tcBorders>
+          </w:tcPr>
+          <w:p>
+            <w:r/>
+            <w:r>
+              <w:rPr>
+                <w:rFonts w:ascii="Times New Roman" w:hAnsi="Times New Roman"/>
+                <w:b w:val="0"/>
+                <w:i w:val="0"/>
+                <w:sz w:val="24"/>
+              </w:rPr>
+              <w:t>--</w:t>
+            </w:r>
+          </w:p>
+        </w:tc>
+        <w:tc>
+          <w:tcPr>
+            <w:tcW w:type="dxa" w:w="1872"/>
+            <w:tcBorders>
+              <w:top w:val="single" w:sz="4" w:color="000000"/>
+              <w:left w:val="single" w:sz="4" w:color="000000"/>
+              <w:bottom w:val="single" w:sz="4" w:color="000000"/>
+              <w:right w:val="single" w:sz="4" w:color="000000"/>
+            </w:tcBorders>
+          </w:tcPr>
+          <w:p>
+            <w:r/>
+            <w:r>
+              <w:rPr>
+                <w:rFonts w:ascii="Times New Roman" w:hAnsi="Times New Roman"/>
+                <w:b w:val="0"/>
+                <w:i w:val="0"/>
+                <w:sz w:val="24"/>
+              </w:rPr>
+              <w:t>0.4286</w:t>
+            </w:r>
+          </w:p>
+        </w:tc>
+        <w:tc>
+          <w:tcPr>
+            <w:tcW w:type="dxa" w:w="1872"/>
+            <w:tcBorders>
+              <w:top w:val="single" w:sz="4" w:color="000000"/>
+              <w:left w:val="single" w:sz="4" w:color="000000"/>
+              <w:bottom w:val="single" w:sz="4" w:color="000000"/>
+              <w:right w:val="single" w:sz="4" w:color="000000"/>
+            </w:tcBorders>
+          </w:tcPr>
+          <w:p>
+            <w:r/>
+            <w:r>
+              <w:rPr>
+                <w:rFonts w:ascii="Times New Roman" w:hAnsi="Times New Roman"/>
+                <w:b w:val="0"/>
+                <w:i w:val="0"/>
+                <w:sz w:val="24"/>
+              </w:rPr>
+              <w:t>0.6667</w:t>
+            </w:r>
+          </w:p>
+        </w:tc>
+      </w:tr>
+      <w:tr>
+        <w:tc>
+          <w:tcPr>
+            <w:tcW w:type="dxa" w:w="1872"/>
+            <w:tcBorders>
+              <w:top w:val="single" w:sz="4" w:color="000000"/>
+              <w:left w:val="single" w:sz="4" w:color="000000"/>
+              <w:bottom w:val="single" w:sz="4" w:color="000000"/>
+              <w:right w:val="single" w:sz="4" w:color="000000"/>
+            </w:tcBorders>
+          </w:tcPr>
+          <w:p>
+            <w:r/>
+            <w:r>
+              <w:rPr>
+                <w:rFonts w:ascii="Times New Roman" w:hAnsi="Times New Roman"/>
+                <w:b w:val="0"/>
+                <w:i w:val="0"/>
+                <w:sz w:val="24"/>
+              </w:rPr>
+              <w:t>F1</w:t>
+            </w:r>
+          </w:p>
+        </w:tc>
+        <w:tc>
+          <w:tcPr>
+            <w:tcW w:type="dxa" w:w="1872"/>
+            <w:tcBorders>
+              <w:top w:val="single" w:sz="4" w:color="000000"/>
+              <w:left w:val="single" w:sz="4" w:color="000000"/>
+              <w:bottom w:val="single" w:sz="4" w:color="000000"/>
+              <w:right w:val="single" w:sz="4" w:color="000000"/>
+            </w:tcBorders>
+          </w:tcPr>
+          <w:p>
+            <w:r/>
+            <w:r>
+              <w:rPr>
+                <w:rFonts w:ascii="Times New Roman" w:hAnsi="Times New Roman"/>
+                <w:b w:val="0"/>
+                <w:i w:val="0"/>
+                <w:sz w:val="24"/>
+              </w:rPr>
+              <w:t>--</w:t>
+            </w:r>
+          </w:p>
+        </w:tc>
+        <w:tc>
+          <w:tcPr>
+            <w:tcW w:type="dxa" w:w="1872"/>
+            <w:tcBorders>
+              <w:top w:val="single" w:sz="4" w:color="000000"/>
+              <w:left w:val="single" w:sz="4" w:color="000000"/>
+              <w:bottom w:val="single" w:sz="4" w:color="000000"/>
+              <w:right w:val="single" w:sz="4" w:color="000000"/>
+            </w:tcBorders>
+          </w:tcPr>
+          <w:p>
+            <w:r/>
+            <w:r>
+              <w:rPr>
+                <w:rFonts w:ascii="Times New Roman" w:hAnsi="Times New Roman"/>
+                <w:b w:val="0"/>
+                <w:i w:val="0"/>
+                <w:sz w:val="24"/>
+              </w:rPr>
+              <w:t>--</w:t>
+            </w:r>
+          </w:p>
+        </w:tc>
+        <w:tc>
+          <w:tcPr>
+            <w:tcW w:type="dxa" w:w="1872"/>
+            <w:tcBorders>
+              <w:top w:val="single" w:sz="4" w:color="000000"/>
+              <w:left w:val="single" w:sz="4" w:color="000000"/>
+              <w:bottom w:val="single" w:sz="4" w:color="000000"/>
+              <w:right w:val="single" w:sz="4" w:color="000000"/>
+            </w:tcBorders>
+          </w:tcPr>
+          <w:p>
+            <w:r/>
+            <w:r>
+              <w:rPr>
+                <w:rFonts w:ascii="Times New Roman" w:hAnsi="Times New Roman"/>
+                <w:b w:val="0"/>
+                <w:i w:val="0"/>
+                <w:sz w:val="24"/>
+              </w:rPr>
+              <w:t>0.2769</w:t>
+            </w:r>
+          </w:p>
+        </w:tc>
+        <w:tc>
+          <w:tcPr>
+            <w:tcW w:type="dxa" w:w="1872"/>
+            <w:tcBorders>
+              <w:top w:val="single" w:sz="4" w:color="000000"/>
+              <w:left w:val="single" w:sz="4" w:color="000000"/>
+              <w:bottom w:val="single" w:sz="4" w:color="000000"/>
+              <w:right w:val="single" w:sz="4" w:color="000000"/>
+            </w:tcBorders>
+          </w:tcPr>
+          <w:p>
+            <w:r/>
+            <w:r>
+              <w:rPr>
+                <w:rFonts w:ascii="Times New Roman" w:hAnsi="Times New Roman"/>
+                <w:b w:val="0"/>
+                <w:i w:val="0"/>
+                <w:sz w:val="24"/>
+              </w:rPr>
+              <w:t>0.3218</w:t>
+            </w:r>
+          </w:p>
+        </w:tc>
+      </w:tr>
+      <w:tr>
+        <w:tc>
+          <w:tcPr>
+            <w:tcW w:type="dxa" w:w="1872"/>
+            <w:tcBorders>
+              <w:top w:val="single" w:sz="4" w:color="000000"/>
+              <w:left w:val="single" w:sz="4" w:color="000000"/>
+              <w:bottom w:val="single" w:sz="4" w:color="000000"/>
+              <w:right w:val="single" w:sz="4" w:color="000000"/>
+            </w:tcBorders>
+          </w:tcPr>
+          <w:p>
+            <w:r/>
+            <w:r>
+              <w:rPr>
+                <w:rFonts w:ascii="Times New Roman" w:hAnsi="Times New Roman"/>
+                <w:b w:val="0"/>
+                <w:i w:val="0"/>
+                <w:sz w:val="24"/>
+              </w:rPr>
+              <w:t>BER</w:t>
+            </w:r>
+          </w:p>
+        </w:tc>
+        <w:tc>
+          <w:tcPr>
+            <w:tcW w:type="dxa" w:w="1872"/>
+            <w:tcBorders>
+              <w:top w:val="single" w:sz="4" w:color="000000"/>
+              <w:left w:val="single" w:sz="4" w:color="000000"/>
+              <w:bottom w:val="single" w:sz="4" w:color="000000"/>
+              <w:right w:val="single" w:sz="4" w:color="000000"/>
+            </w:tcBorders>
+          </w:tcPr>
+          <w:p>
+            <w:r/>
+            <w:r>
+              <w:rPr>
+                <w:rFonts w:ascii="Times New Roman" w:hAnsi="Times New Roman"/>
+                <w:b w:val="0"/>
+                <w:i w:val="0"/>
+                <w:sz w:val="24"/>
+              </w:rPr>
+              <w:t>--</w:t>
+            </w:r>
+          </w:p>
+        </w:tc>
+        <w:tc>
+          <w:tcPr>
+            <w:tcW w:type="dxa" w:w="1872"/>
+            <w:tcBorders>
+              <w:top w:val="single" w:sz="4" w:color="000000"/>
+              <w:left w:val="single" w:sz="4" w:color="000000"/>
+              <w:bottom w:val="single" w:sz="4" w:color="000000"/>
+              <w:right w:val="single" w:sz="4" w:color="000000"/>
+            </w:tcBorders>
+          </w:tcPr>
+          <w:p>
+            <w:r/>
+            <w:r>
+              <w:rPr>
+                <w:rFonts w:ascii="Times New Roman" w:hAnsi="Times New Roman"/>
+                <w:b w:val="0"/>
+                <w:i w:val="0"/>
+                <w:sz w:val="24"/>
+              </w:rPr>
+              <w:t>--</w:t>
+            </w:r>
+          </w:p>
+        </w:tc>
+        <w:tc>
+          <w:tcPr>
+            <w:tcW w:type="dxa" w:w="1872"/>
+            <w:tcBorders>
+              <w:top w:val="single" w:sz="4" w:color="000000"/>
+              <w:left w:val="single" w:sz="4" w:color="000000"/>
+              <w:bottom w:val="single" w:sz="4" w:color="000000"/>
+              <w:right w:val="single" w:sz="4" w:color="000000"/>
+            </w:tcBorders>
+          </w:tcPr>
+          <w:p>
+            <w:r/>
+            <w:r>
+              <w:rPr>
+                <w:rFonts w:ascii="Times New Roman" w:hAnsi="Times New Roman"/>
+                <w:b w:val="0"/>
+                <w:i w:val="0"/>
+                <w:sz w:val="24"/>
+              </w:rPr>
+              <w:t>0.3454</w:t>
+            </w:r>
+          </w:p>
+        </w:tc>
+        <w:tc>
+          <w:tcPr>
+            <w:tcW w:type="dxa" w:w="1872"/>
+            <w:tcBorders>
+              <w:top w:val="single" w:sz="4" w:color="000000"/>
+              <w:left w:val="single" w:sz="4" w:color="000000"/>
+              <w:bottom w:val="single" w:sz="4" w:color="000000"/>
+              <w:right w:val="single" w:sz="4" w:color="000000"/>
+            </w:tcBorders>
+          </w:tcPr>
+          <w:p>
+            <w:r/>
+            <w:r>
+              <w:rPr>
+                <w:rFonts w:ascii="Times New Roman" w:hAnsi="Times New Roman"/>
+                <w:b w:val="0"/>
+                <w:i w:val="0"/>
+                <w:sz w:val="24"/>
+              </w:rPr>
+              <w:t>0.2554</w:t>
+            </w:r>
+          </w:p>
+        </w:tc>
+      </w:tr>
+      <w:tr>
+        <w:tc>
+          <w:tcPr>
+            <w:tcW w:type="dxa" w:w="1872"/>
+            <w:tcBorders>
+              <w:top w:val="single" w:sz="4" w:color="000000"/>
+              <w:left w:val="single" w:sz="4" w:color="000000"/>
+              <w:bottom w:val="single" w:sz="4" w:color="000000"/>
+              <w:right w:val="single" w:sz="4" w:color="000000"/>
+            </w:tcBorders>
+          </w:tcPr>
+          <w:p>
+            <w:r/>
+            <w:r>
+              <w:rPr>
+                <w:rFonts w:ascii="Times New Roman" w:hAnsi="Times New Roman"/>
+                <w:b w:val="0"/>
+                <w:i w:val="0"/>
+                <w:sz w:val="24"/>
+              </w:rPr>
+              <w:t>MCC</w:t>
+            </w:r>
+          </w:p>
+        </w:tc>
+        <w:tc>
+          <w:tcPr>
+            <w:tcW w:type="dxa" w:w="1872"/>
+            <w:tcBorders>
+              <w:top w:val="single" w:sz="4" w:color="000000"/>
+              <w:left w:val="single" w:sz="4" w:color="000000"/>
+              <w:bottom w:val="single" w:sz="4" w:color="000000"/>
+              <w:right w:val="single" w:sz="4" w:color="000000"/>
+            </w:tcBorders>
+          </w:tcPr>
+          <w:p>
+            <w:r/>
+            <w:r>
+              <w:rPr>
+                <w:rFonts w:ascii="Times New Roman" w:hAnsi="Times New Roman"/>
+                <w:b w:val="0"/>
+                <w:i w:val="0"/>
+                <w:sz w:val="24"/>
+              </w:rPr>
+              <w:t>--</w:t>
+            </w:r>
+          </w:p>
+        </w:tc>
+        <w:tc>
+          <w:tcPr>
+            <w:tcW w:type="dxa" w:w="1872"/>
+            <w:tcBorders>
+              <w:top w:val="single" w:sz="4" w:color="000000"/>
+              <w:left w:val="single" w:sz="4" w:color="000000"/>
+              <w:bottom w:val="single" w:sz="4" w:color="000000"/>
+              <w:right w:val="single" w:sz="4" w:color="000000"/>
+            </w:tcBorders>
+          </w:tcPr>
+          <w:p>
+            <w:r/>
+            <w:r>
+              <w:rPr>
+                <w:rFonts w:ascii="Times New Roman" w:hAnsi="Times New Roman"/>
+                <w:b w:val="0"/>
+                <w:i w:val="0"/>
+                <w:sz w:val="24"/>
+              </w:rPr>
+              <w:t>--</w:t>
+            </w:r>
+          </w:p>
+        </w:tc>
+        <w:tc>
+          <w:tcPr>
+            <w:tcW w:type="dxa" w:w="1872"/>
+            <w:tcBorders>
+              <w:top w:val="single" w:sz="4" w:color="000000"/>
+              <w:left w:val="single" w:sz="4" w:color="000000"/>
+              <w:bottom w:val="single" w:sz="4" w:color="000000"/>
+              <w:right w:val="single" w:sz="4" w:color="000000"/>
+            </w:tcBorders>
+          </w:tcPr>
+          <w:p>
+            <w:r/>
+            <w:r>
+              <w:rPr>
+                <w:rFonts w:ascii="Times New Roman" w:hAnsi="Times New Roman"/>
+                <w:b w:val="0"/>
+                <w:i w:val="0"/>
+                <w:sz w:val="24"/>
+              </w:rPr>
+              <w:t>0.2225</w:t>
+            </w:r>
+          </w:p>
+        </w:tc>
+        <w:tc>
+          <w:tcPr>
+            <w:tcW w:type="dxa" w:w="1872"/>
+            <w:tcBorders>
+              <w:top w:val="single" w:sz="4" w:color="000000"/>
+              <w:left w:val="single" w:sz="4" w:color="000000"/>
+              <w:bottom w:val="single" w:sz="4" w:color="000000"/>
+              <w:right w:val="single" w:sz="4" w:color="000000"/>
+            </w:tcBorders>
+          </w:tcPr>
+          <w:p>
+            <w:r/>
+            <w:r>
+              <w:rPr>
+                <w:rFonts w:ascii="Times New Roman" w:hAnsi="Times New Roman"/>
+                <w:b w:val="0"/>
+                <w:i w:val="0"/>
+                <w:sz w:val="24"/>
+              </w:rPr>
+              <w:t>0.2999</w:t>
+            </w:r>
+          </w:p>
+        </w:tc>
+      </w:tr>
+    </w:tbl>
+    <w:p>
+      <w:pPr>
+        <w:spacing w:line="480" w:lineRule="auto"/>
+        <w:jc w:val="both"/>
+      </w:pPr>
+      <w:r>
+        <w:rPr>
+          <w:rFonts w:ascii="Times New Roman" w:hAnsi="Times New Roman"/>
+          <w:b w:val="0"/>
+          <w:i w:val="0"/>
+          <w:sz w:val="24"/>
+        </w:rPr>
+        <w:t>Statistical comparison at the 0.5 threshold (paired bootstrap AUC-ROC difference = -0.0332, p = 0.5390; Cohen's h = 0.0000, p = 1.0000; McNemar's test degenerate) shows no significant difference between models, consistent with both collapsing to the same majority-class prediction. This result should be read alongside the caveat that these comparisons are computed on a single 314-wafer holdout with only ~21 true fail cases; the direction of the tuned-threshold finding (reduced beats full) is a genuinely interesting result, but the exact magnitude should be reported with appropriate caution given how few positive examples it rests on.</w:t>
       </w:r>
     </w:p>
     <w:p>

--- a/docs/synopsis.docx
+++ b/docs/synopsis.docx
@@ -2204,7 +2204,7 @@
           <w:sz w:val="24"/>
           <w:szCs w:val="24"/>
         </w:rPr>
-        <w:t xml:space="preserve">Open access: the cleaned dataset, the feature screening notebook, all modeling code, and the finalized data dictionary are published in a public GitHub repository (link to be added once the repository is created under the student's account) so that the analysis is fully reproducible. The repository's current folder structure — populated with working code prior to the data pull, per the mandatory data-dictionary requirement — is shown in Figure 1.</w:t>
+        <w:t>Open access: the project repository is public at https://github.com/WJPsystems/secom-explainable-vm/tree/main, containing the complete data-fetching pipeline, all screening/modeling/explainability code, and the finalized data dictionary template, so the analysis can be fully reproduced by cloning the repository and running the notebooks in order. As of this draft, the data/raw/, data/model_ready/, and data/artifacts/ folders contain placeholder files documenting what each will hold, rather than the actual generated files themselves -- Colab sessions are ephemeral and nothing generated during a run syncs back to GitHub automatically. The actual cleaned dataset, trained models, and computed artifacts will be pushed to these folders once the full pipeline has been run and its outputs downloaded and uploaded to the repository, at which point this note will be updated to confirm they are present, not merely described. The repository's current folder structure is shown in Figure 1.</w:t>
       </w:r>
     </w:p>
     <w:p>
@@ -2268,330 +2268,275 @@
                 <w:sz w:val="18"/>
                 <w:szCs w:val="18"/>
               </w:rPr>
-              <w:t xml:space="preserve">secom-explainable-vm/</w:t>
-            </w:r>
-          </w:p>
-          <w:p>
-            <w:pPr>
-              <w:spacing w:line="240" w:lineRule="auto"/>
-            </w:pPr>
-            <w:r>
-              <w:rPr>
-                <w:rFonts w:ascii="Courier New" w:cs="Courier New" w:eastAsia="Courier New" w:hAnsi="Courier New"/>
+              <w:t>secom-explainable-vm/</w:t>
+            </w:r>
+          </w:p>
+          <w:p>
+            <w:r>
+              <w:rPr>
+                <w:rFonts w:ascii="Courier New" w:hAnsi="Courier New"/>
                 <w:sz w:val="18"/>
-                <w:szCs w:val="18"/>
-              </w:rPr>
-              <w:t xml:space="preserve">├── .gitignore</w:t>
-            </w:r>
-          </w:p>
-          <w:p>
-            <w:pPr>
-              <w:spacing w:line="240" w:lineRule="auto"/>
-            </w:pPr>
-            <w:r>
-              <w:rPr>
-                <w:rFonts w:ascii="Courier New" w:cs="Courier New" w:eastAsia="Courier New" w:hAnsi="Courier New"/>
+              </w:rPr>
+              <w:t>├── .gitignore</w:t>
+            </w:r>
+          </w:p>
+          <w:p>
+            <w:r>
+              <w:rPr>
+                <w:rFonts w:ascii="Courier New" w:hAnsi="Courier New"/>
                 <w:sz w:val="18"/>
-                <w:szCs w:val="18"/>
-              </w:rPr>
-              <w:t xml:space="preserve">├── README.md</w:t>
-            </w:r>
-          </w:p>
-          <w:p>
-            <w:pPr>
-              <w:spacing w:line="240" w:lineRule="auto"/>
-            </w:pPr>
-            <w:r>
-              <w:rPr>
-                <w:rFonts w:ascii="Courier New" w:cs="Courier New" w:eastAsia="Courier New" w:hAnsi="Courier New"/>
+              </w:rPr>
+              <w:t>├── CHANGELOG.md</w:t>
+            </w:r>
+          </w:p>
+          <w:p>
+            <w:r>
+              <w:rPr>
+                <w:rFonts w:ascii="Courier New" w:hAnsi="Courier New"/>
                 <w:sz w:val="18"/>
-                <w:szCs w:val="18"/>
-              </w:rPr>
-              <w:t xml:space="preserve">├── data</w:t>
-            </w:r>
-          </w:p>
-          <w:p>
-            <w:pPr>
-              <w:spacing w:line="240" w:lineRule="auto"/>
-            </w:pPr>
-            <w:r>
-              <w:rPr>
-                <w:rFonts w:ascii="Courier New" w:cs="Courier New" w:eastAsia="Courier New" w:hAnsi="Courier New"/>
+              </w:rPr>
+              <w:t>├── README.md</w:t>
+            </w:r>
+          </w:p>
+          <w:p>
+            <w:r>
+              <w:rPr>
+                <w:rFonts w:ascii="Courier New" w:hAnsi="Courier New"/>
                 <w:sz w:val="18"/>
-                <w:szCs w:val="18"/>
-              </w:rPr>
-              <w:t xml:space="preserve">│   ├── model_ready</w:t>
-            </w:r>
-          </w:p>
-          <w:p>
-            <w:pPr>
-              <w:spacing w:line="240" w:lineRule="auto"/>
-            </w:pPr>
-            <w:r>
-              <w:rPr>
-                <w:rFonts w:ascii="Courier New" w:cs="Courier New" w:eastAsia="Courier New" w:hAnsi="Courier New"/>
+              </w:rPr>
+              <w:t>├── requirements.txt</w:t>
+            </w:r>
+          </w:p>
+          <w:p>
+            <w:r>
+              <w:rPr>
+                <w:rFonts w:ascii="Courier New" w:hAnsi="Courier New"/>
                 <w:sz w:val="18"/>
-                <w:szCs w:val="18"/>
-              </w:rPr>
-              <w:t xml:space="preserve">│   │   └── .gitkeep</w:t>
-            </w:r>
-          </w:p>
-          <w:p>
-            <w:pPr>
-              <w:spacing w:line="240" w:lineRule="auto"/>
-            </w:pPr>
-            <w:r>
-              <w:rPr>
-                <w:rFonts w:ascii="Courier New" w:cs="Courier New" w:eastAsia="Courier New" w:hAnsi="Courier New"/>
+              </w:rPr>
+              <w:t>├── data</w:t>
+            </w:r>
+          </w:p>
+          <w:p>
+            <w:r>
+              <w:rPr>
+                <w:rFonts w:ascii="Courier New" w:hAnsi="Courier New"/>
                 <w:sz w:val="18"/>
-                <w:szCs w:val="18"/>
-              </w:rPr>
-              <w:t xml:space="preserve">│   └── raw</w:t>
-            </w:r>
-          </w:p>
-          <w:p>
-            <w:pPr>
-              <w:spacing w:line="240" w:lineRule="auto"/>
-            </w:pPr>
-            <w:r>
-              <w:rPr>
-                <w:rFonts w:ascii="Courier New" w:cs="Courier New" w:eastAsia="Courier New" w:hAnsi="Courier New"/>
+              </w:rPr>
+              <w:t>│   ├── artifacts</w:t>
+            </w:r>
+          </w:p>
+          <w:p>
+            <w:r>
+              <w:rPr>
+                <w:rFonts w:ascii="Courier New" w:hAnsi="Courier New"/>
                 <w:sz w:val="18"/>
-                <w:szCs w:val="18"/>
-              </w:rPr>
-              <w:t xml:space="preserve">│       └── .gitkeep</w:t>
-            </w:r>
-          </w:p>
-          <w:p>
-            <w:pPr>
-              <w:spacing w:line="240" w:lineRule="auto"/>
-            </w:pPr>
-            <w:r>
-              <w:rPr>
-                <w:rFonts w:ascii="Courier New" w:cs="Courier New" w:eastAsia="Courier New" w:hAnsi="Courier New"/>
+              </w:rPr>
+              <w:t>│   │   └── PLACEHOLDER.md</w:t>
+            </w:r>
+          </w:p>
+          <w:p>
+            <w:r>
+              <w:rPr>
+                <w:rFonts w:ascii="Courier New" w:hAnsi="Courier New"/>
                 <w:sz w:val="18"/>
-                <w:szCs w:val="18"/>
-              </w:rPr>
-              <w:t xml:space="preserve">├── docs</w:t>
-            </w:r>
-          </w:p>
-          <w:p>
-            <w:pPr>
-              <w:spacing w:line="240" w:lineRule="auto"/>
-            </w:pPr>
-            <w:r>
-              <w:rPr>
-                <w:rFonts w:ascii="Courier New" w:cs="Courier New" w:eastAsia="Courier New" w:hAnsi="Courier New"/>
+              </w:rPr>
+              <w:t>│   ├── model_ready</w:t>
+            </w:r>
+          </w:p>
+          <w:p>
+            <w:r>
+              <w:rPr>
+                <w:rFonts w:ascii="Courier New" w:hAnsi="Courier New"/>
                 <w:sz w:val="18"/>
-                <w:szCs w:val="18"/>
-              </w:rPr>
-              <w:t xml:space="preserve">│   ├── data_dictionary_template.csv</w:t>
-            </w:r>
-          </w:p>
-          <w:p>
-            <w:pPr>
-              <w:spacing w:line="240" w:lineRule="auto"/>
-            </w:pPr>
-            <w:r>
-              <w:rPr>
-                <w:rFonts w:ascii="Courier New" w:cs="Courier New" w:eastAsia="Courier New" w:hAnsi="Courier New"/>
+              </w:rPr>
+              <w:t>│   │   └── PLACEHOLDER.md</w:t>
+            </w:r>
+          </w:p>
+          <w:p>
+            <w:r>
+              <w:rPr>
+                <w:rFonts w:ascii="Courier New" w:hAnsi="Courier New"/>
                 <w:sz w:val="18"/>
-                <w:szCs w:val="18"/>
-              </w:rPr>
-              <w:t xml:space="preserve">│   └── synopsis.docx</w:t>
-            </w:r>
-          </w:p>
-          <w:p>
-            <w:pPr>
-              <w:spacing w:line="240" w:lineRule="auto"/>
-            </w:pPr>
-            <w:r>
-              <w:rPr>
-                <w:rFonts w:ascii="Courier New" w:cs="Courier New" w:eastAsia="Courier New" w:hAnsi="Courier New"/>
+              </w:rPr>
+              <w:t>│   └── raw</w:t>
+            </w:r>
+          </w:p>
+          <w:p>
+            <w:r>
+              <w:rPr>
+                <w:rFonts w:ascii="Courier New" w:hAnsi="Courier New"/>
                 <w:sz w:val="18"/>
-                <w:szCs w:val="18"/>
-              </w:rPr>
-              <w:t xml:space="preserve">├── notebooks</w:t>
-            </w:r>
-          </w:p>
-          <w:p>
-            <w:pPr>
-              <w:spacing w:line="240" w:lineRule="auto"/>
-            </w:pPr>
-            <w:r>
-              <w:rPr>
-                <w:rFonts w:ascii="Courier New" w:cs="Courier New" w:eastAsia="Courier New" w:hAnsi="Courier New"/>
+              </w:rPr>
+              <w:t>│       └── PLACEHOLDER.md</w:t>
+            </w:r>
+          </w:p>
+          <w:p>
+            <w:r>
+              <w:rPr>
+                <w:rFonts w:ascii="Courier New" w:hAnsi="Courier New"/>
                 <w:sz w:val="18"/>
-                <w:szCs w:val="18"/>
-              </w:rPr>
-              <w:t xml:space="preserve">│   ├── 01_data_screening.ipynb</w:t>
-            </w:r>
-          </w:p>
-          <w:p>
-            <w:pPr>
-              <w:spacing w:line="240" w:lineRule="auto"/>
-            </w:pPr>
-            <w:r>
-              <w:rPr>
-                <w:rFonts w:ascii="Courier New" w:cs="Courier New" w:eastAsia="Courier New" w:hAnsi="Courier New"/>
+              </w:rPr>
+              <w:t>├── docs</w:t>
+            </w:r>
+          </w:p>
+          <w:p>
+            <w:r>
+              <w:rPr>
+                <w:rFonts w:ascii="Courier New" w:hAnsi="Courier New"/>
                 <w:sz w:val="18"/>
-                <w:szCs w:val="18"/>
-              </w:rPr>
-              <w:t xml:space="preserve">│   ├── 02_modeling_rq1.ipynb</w:t>
-            </w:r>
-          </w:p>
-          <w:p>
-            <w:pPr>
-              <w:spacing w:line="240" w:lineRule="auto"/>
-            </w:pPr>
-            <w:r>
-              <w:rPr>
-                <w:rFonts w:ascii="Courier New" w:cs="Courier New" w:eastAsia="Courier New" w:hAnsi="Courier New"/>
+              </w:rPr>
+              <w:t>│   ├── data_dictionary_template.csv</w:t>
+            </w:r>
+          </w:p>
+          <w:p>
+            <w:r>
+              <w:rPr>
+                <w:rFonts w:ascii="Courier New" w:hAnsi="Courier New"/>
                 <w:sz w:val="18"/>
-                <w:szCs w:val="18"/>
-              </w:rPr>
-              <w:t xml:space="preserve">│   ├── 03_shap_analysis_rq2.ipynb</w:t>
-            </w:r>
-          </w:p>
-          <w:p>
-            <w:pPr>
-              <w:spacing w:line="240" w:lineRule="auto"/>
-            </w:pPr>
-            <w:r>
-              <w:rPr>
-                <w:rFonts w:ascii="Courier New" w:cs="Courier New" w:eastAsia="Courier New" w:hAnsi="Courier New"/>
+              </w:rPr>
+              <w:t>│   └── synopsis.docx</w:t>
+            </w:r>
+          </w:p>
+          <w:p>
+            <w:r>
+              <w:rPr>
+                <w:rFonts w:ascii="Courier New" w:hAnsi="Courier New"/>
                 <w:sz w:val="18"/>
-                <w:szCs w:val="18"/>
-              </w:rPr>
-              <w:t xml:space="preserve">│   ├── 04_feature_reduction_rq3.ipynb</w:t>
-            </w:r>
-          </w:p>
-          <w:p>
-            <w:pPr>
-              <w:spacing w:line="240" w:lineRule="auto"/>
-            </w:pPr>
-            <w:r>
-              <w:rPr>
-                <w:rFonts w:ascii="Courier New" w:cs="Courier New" w:eastAsia="Courier New" w:hAnsi="Courier New"/>
+              </w:rPr>
+              <w:t>├── notebooks</w:t>
+            </w:r>
+          </w:p>
+          <w:p>
+            <w:r>
+              <w:rPr>
+                <w:rFonts w:ascii="Courier New" w:hAnsi="Courier New"/>
                 <w:sz w:val="18"/>
-                <w:szCs w:val="18"/>
-              </w:rPr>
-              <w:t xml:space="preserve">│   ├── 05_attention_comparison_rq4.ipynb</w:t>
-            </w:r>
-          </w:p>
-          <w:p>
-            <w:pPr>
-              <w:spacing w:line="240" w:lineRule="auto"/>
-            </w:pPr>
-            <w:r>
-              <w:rPr>
-                <w:rFonts w:ascii="Courier New" w:cs="Courier New" w:eastAsia="Courier New" w:hAnsi="Courier New"/>
+              </w:rPr>
+              <w:t>│   ├── 00_run_all.ipynb</w:t>
+            </w:r>
+          </w:p>
+          <w:p>
+            <w:r>
+              <w:rPr>
+                <w:rFonts w:ascii="Courier New" w:hAnsi="Courier New"/>
                 <w:sz w:val="18"/>
-                <w:szCs w:val="18"/>
-              </w:rPr>
-              <w:t xml:space="preserve">│   └── 06_anomaly_safety_net.ipynb</w:t>
-            </w:r>
-          </w:p>
-          <w:p>
-            <w:pPr>
-              <w:spacing w:line="240" w:lineRule="auto"/>
-            </w:pPr>
-            <w:r>
-              <w:rPr>
-                <w:rFonts w:ascii="Courier New" w:cs="Courier New" w:eastAsia="Courier New" w:hAnsi="Courier New"/>
+              </w:rPr>
+              <w:t>│   ├── 01_data_screening.ipynb</w:t>
+            </w:r>
+          </w:p>
+          <w:p>
+            <w:r>
+              <w:rPr>
+                <w:rFonts w:ascii="Courier New" w:hAnsi="Courier New"/>
                 <w:sz w:val="18"/>
-                <w:szCs w:val="18"/>
-              </w:rPr>
-              <w:t xml:space="preserve">├── requirements.txt</w:t>
-            </w:r>
-          </w:p>
-          <w:p>
-            <w:pPr>
-              <w:spacing w:line="240" w:lineRule="auto"/>
-            </w:pPr>
-            <w:r>
-              <w:rPr>
-                <w:rFonts w:ascii="Courier New" w:cs="Courier New" w:eastAsia="Courier New" w:hAnsi="Courier New"/>
+              </w:rPr>
+              <w:t>│   ├── 02_modeling_rq1.ipynb</w:t>
+            </w:r>
+          </w:p>
+          <w:p>
+            <w:r>
+              <w:rPr>
+                <w:rFonts w:ascii="Courier New" w:hAnsi="Courier New"/>
                 <w:sz w:val="18"/>
-                <w:szCs w:val="18"/>
-              </w:rPr>
-              <w:t xml:space="preserve">└── src</w:t>
-            </w:r>
-          </w:p>
-          <w:p>
-            <w:pPr>
-              <w:spacing w:line="240" w:lineRule="auto"/>
-            </w:pPr>
-            <w:r>
-              <w:rPr>
-                <w:rFonts w:ascii="Courier New" w:cs="Courier New" w:eastAsia="Courier New" w:hAnsi="Courier New"/>
+              </w:rPr>
+              <w:t>│   ├── 03_shap_analysis_rq2.ipynb</w:t>
+            </w:r>
+          </w:p>
+          <w:p>
+            <w:r>
+              <w:rPr>
+                <w:rFonts w:ascii="Courier New" w:hAnsi="Courier New"/>
                 <w:sz w:val="18"/>
-                <w:szCs w:val="18"/>
+              </w:rPr>
+              <w:t>│   ├── 04_feature_reduction_rq3.ipynb</w:t>
+            </w:r>
+          </w:p>
+          <w:p>
+            <w:r>
+              <w:rPr>
+                <w:rFonts w:ascii="Courier New" w:hAnsi="Courier New"/>
+                <w:sz w:val="18"/>
+              </w:rPr>
+              <w:t>│   ├── 05_attention_comparison_rq4.ipynb</w:t>
+            </w:r>
+          </w:p>
+          <w:p>
+            <w:r>
+              <w:rPr>
+                <w:rFonts w:ascii="Courier New" w:hAnsi="Courier New"/>
+                <w:sz w:val="18"/>
+              </w:rPr>
+              <w:t>│   └── 06_anomaly_safety_net.ipynb</w:t>
+            </w:r>
+          </w:p>
+          <w:p>
+            <w:r>
+              <w:rPr>
+                <w:rFonts w:ascii="Courier New" w:hAnsi="Courier New"/>
+                <w:sz w:val="18"/>
+              </w:rPr>
+              <w:t>└── src</w:t>
+            </w:r>
+          </w:p>
+          <w:p>
+            <w:r>
+              <w:rPr>
+                <w:rFonts w:ascii="Courier New" w:hAnsi="Courier New"/>
+                <w:sz w:val="18"/>
               </w:rPr>
               <w:t xml:space="preserve">    ├── anomaly_detection.py</w:t>
             </w:r>
           </w:p>
           <w:p>
-            <w:pPr>
-              <w:spacing w:line="240" w:lineRule="auto"/>
-            </w:pPr>
-            <w:r>
-              <w:rPr>
-                <w:rFonts w:ascii="Courier New" w:cs="Courier New" w:eastAsia="Courier New" w:hAnsi="Courier New"/>
+            <w:r>
+              <w:rPr>
+                <w:rFonts w:ascii="Courier New" w:hAnsi="Courier New"/>
                 <w:sz w:val="18"/>
-                <w:szCs w:val="18"/>
+              </w:rPr>
+              <w:t xml:space="preserve">    ├── artifacts.py</w:t>
+            </w:r>
+          </w:p>
+          <w:p>
+            <w:r>
+              <w:rPr>
+                <w:rFonts w:ascii="Courier New" w:hAnsi="Courier New"/>
+                <w:sz w:val="18"/>
               </w:rPr>
               <w:t xml:space="preserve">    ├── explainability.py</w:t>
             </w:r>
           </w:p>
           <w:p>
-            <w:pPr>
-              <w:spacing w:line="240" w:lineRule="auto"/>
-            </w:pPr>
-            <w:r>
-              <w:rPr>
-                <w:rFonts w:ascii="Courier New" w:cs="Courier New" w:eastAsia="Courier New" w:hAnsi="Courier New"/>
+            <w:r>
+              <w:rPr>
+                <w:rFonts w:ascii="Courier New" w:hAnsi="Courier New"/>
                 <w:sz w:val="18"/>
-                <w:szCs w:val="18"/>
               </w:rPr>
               <w:t xml:space="preserve">    ├── feature_selection.py</w:t>
             </w:r>
           </w:p>
           <w:p>
-            <w:pPr>
-              <w:spacing w:line="240" w:lineRule="auto"/>
-            </w:pPr>
-            <w:r>
-              <w:rPr>
-                <w:rFonts w:ascii="Courier New" w:cs="Courier New" w:eastAsia="Courier New" w:hAnsi="Courier New"/>
+            <w:r>
+              <w:rPr>
+                <w:rFonts w:ascii="Courier New" w:hAnsi="Courier New"/>
                 <w:sz w:val="18"/>
-                <w:szCs w:val="18"/>
               </w:rPr>
               <w:t xml:space="preserve">    ├── fetch_data.py</w:t>
             </w:r>
           </w:p>
           <w:p>
-            <w:pPr>
-              <w:spacing w:line="240" w:lineRule="auto"/>
-            </w:pPr>
-            <w:r>
-              <w:rPr>
-                <w:rFonts w:ascii="Courier New" w:cs="Courier New" w:eastAsia="Courier New" w:hAnsi="Courier New"/>
+            <w:r>
+              <w:rPr>
+                <w:rFonts w:ascii="Courier New" w:hAnsi="Courier New"/>
                 <w:sz w:val="18"/>
-                <w:szCs w:val="18"/>
               </w:rPr>
               <w:t xml:space="preserve">    ├── metrics.py</w:t>
             </w:r>
           </w:p>
           <w:p>
-            <w:pPr>
-              <w:spacing w:line="240" w:lineRule="auto"/>
-            </w:pPr>
-            <w:r>
-              <w:rPr>
-                <w:rFonts w:ascii="Courier New" w:cs="Courier New" w:eastAsia="Courier New" w:hAnsi="Courier New"/>
+            <w:r>
+              <w:rPr>
+                <w:rFonts w:ascii="Courier New" w:hAnsi="Courier New"/>
                 <w:sz w:val="18"/>
-                <w:szCs w:val="18"/>
               </w:rPr>
               <w:t xml:space="preserve">    └── preprocessing.py</w:t>
             </w:r>

--- a/docs/synopsis.docx
+++ b/docs/synopsis.docx
@@ -6485,6 +6485,590 @@
           <w:sz w:val="24"/>
         </w:rPr>
         <w:t>Statistical comparison at the 0.5 threshold (paired bootstrap AUC-ROC difference = -0.0332, p = 0.5390; Cohen's h = 0.0000, p = 1.0000; McNemar's test degenerate) shows no significant difference between models, consistent with both collapsing to the same majority-class prediction. This result should be read alongside the caveat that these comparisons are computed on a single 314-wafer holdout with only ~21 true fail cases; the direction of the tuned-threshold finding (reduced beats full) is a genuinely interesting result, but the exact magnitude should be reported with appropriate caution given how few positive examples it rests on.</w:t>
+      </w:r>
+    </w:p>
+    <w:p>
+      <w:pPr>
+        <w:pStyle w:val="Heading2"/>
+      </w:pPr>
+      <w:r>
+        <w:rPr>
+          <w:rFonts w:ascii="Times New Roman" w:hAnsi="Times New Roman"/>
+          <w:b w:val="0"/>
+          <w:i w:val="0"/>
+          <w:sz w:val="24"/>
+        </w:rPr>
+        <w:t>RQ4 Results: Is TabNet's Attention Actually Trustworthy?</w:t>
+      </w:r>
+    </w:p>
+    <w:p>
+      <w:pPr>
+        <w:spacing w:line="480" w:lineRule="auto"/>
+        <w:jc w:val="both"/>
+      </w:pPr>
+      <w:r>
+        <w:rPr>
+          <w:rFonts w:ascii="Times New Roman" w:hAnsi="Times New Roman"/>
+          <w:b w:val="0"/>
+          <w:i w:val="0"/>
+          <w:sz w:val="24"/>
+        </w:rPr>
+        <w:t>Table 7 reports per-instance agreement (Spearman correlation and top-3 feature-set overlap) between each model's own explanation and SHAP, computed over the same 40 held-out wafers for both models. TabNet was trained on the raw (unscaled) reduced feature set, matching its internal handling of feature scale; the MLP control was trained on standardized features with a numerically stable loss (BCEWithLogitsLoss) and gradient clipping, after an initial run without scaling produced a diverged, non-learning network (train accuracy at chance, loss flat at ~174 for over 100 epochs) -- that run's results were discarded rather than reported, and are not reflected below.</w:t>
+      </w:r>
+    </w:p>
+    <w:tbl>
+      <w:tblPr>
+        <w:tblW w:type="auto" w:w="0"/>
+        <w:tblLook w:firstColumn="1" w:firstRow="1" w:lastColumn="0" w:lastRow="0" w:noHBand="0" w:noVBand="1" w:val="04A0"/>
+      </w:tblPr>
+      <w:tblGrid>
+        <w:gridCol w:w="2340"/>
+        <w:gridCol w:w="2340"/>
+        <w:gridCol w:w="2340"/>
+        <w:gridCol w:w="2340"/>
+      </w:tblGrid>
+      <w:tr>
+        <w:tc>
+          <w:tcPr>
+            <w:tcW w:type="dxa" w:w="2340"/>
+            <w:tcBorders>
+              <w:top w:val="single" w:sz="4" w:color="000000"/>
+              <w:left w:val="single" w:sz="4" w:color="000000"/>
+              <w:bottom w:val="single" w:sz="4" w:color="000000"/>
+              <w:right w:val="single" w:sz="4" w:color="000000"/>
+            </w:tcBorders>
+          </w:tcPr>
+          <w:p>
+            <w:r/>
+            <w:r>
+              <w:rPr>
+                <w:rFonts w:ascii="Times New Roman" w:hAnsi="Times New Roman"/>
+                <w:b/>
+                <w:i w:val="0"/>
+                <w:sz w:val="24"/>
+              </w:rPr>
+              <w:t>Comparison</w:t>
+            </w:r>
+          </w:p>
+        </w:tc>
+        <w:tc>
+          <w:tcPr>
+            <w:tcW w:type="dxa" w:w="2340"/>
+            <w:tcBorders>
+              <w:top w:val="single" w:sz="4" w:color="000000"/>
+              <w:left w:val="single" w:sz="4" w:color="000000"/>
+              <w:bottom w:val="single" w:sz="4" w:color="000000"/>
+              <w:right w:val="single" w:sz="4" w:color="000000"/>
+            </w:tcBorders>
+          </w:tcPr>
+          <w:p>
+            <w:r/>
+            <w:r>
+              <w:rPr>
+                <w:rFonts w:ascii="Times New Roman" w:hAnsi="Times New Roman"/>
+                <w:b/>
+                <w:i w:val="0"/>
+                <w:sz w:val="24"/>
+              </w:rPr>
+              <w:t>Mean Spearman Correlation with SHAP</w:t>
+            </w:r>
+          </w:p>
+        </w:tc>
+        <w:tc>
+          <w:tcPr>
+            <w:tcW w:type="dxa" w:w="2340"/>
+            <w:tcBorders>
+              <w:top w:val="single" w:sz="4" w:color="000000"/>
+              <w:left w:val="single" w:sz="4" w:color="000000"/>
+              <w:bottom w:val="single" w:sz="4" w:color="000000"/>
+              <w:right w:val="single" w:sz="4" w:color="000000"/>
+            </w:tcBorders>
+          </w:tcPr>
+          <w:p>
+            <w:r/>
+            <w:r>
+              <w:rPr>
+                <w:rFonts w:ascii="Times New Roman" w:hAnsi="Times New Roman"/>
+                <w:b/>
+                <w:i w:val="0"/>
+                <w:sz w:val="24"/>
+              </w:rPr>
+              <w:t>Median Correlation</w:t>
+            </w:r>
+          </w:p>
+        </w:tc>
+        <w:tc>
+          <w:tcPr>
+            <w:tcW w:type="dxa" w:w="2340"/>
+            <w:tcBorders>
+              <w:top w:val="single" w:sz="4" w:color="000000"/>
+              <w:left w:val="single" w:sz="4" w:color="000000"/>
+              <w:bottom w:val="single" w:sz="4" w:color="000000"/>
+              <w:right w:val="single" w:sz="4" w:color="000000"/>
+            </w:tcBorders>
+          </w:tcPr>
+          <w:p>
+            <w:r/>
+            <w:r>
+              <w:rPr>
+                <w:rFonts w:ascii="Times New Roman" w:hAnsi="Times New Roman"/>
+                <w:b/>
+                <w:i w:val="0"/>
+                <w:sz w:val="24"/>
+              </w:rPr>
+              <w:t>Top-3 Feature-Set Agreement</w:t>
+            </w:r>
+          </w:p>
+        </w:tc>
+      </w:tr>
+      <w:tr>
+        <w:tc>
+          <w:tcPr>
+            <w:tcW w:type="dxa" w:w="2340"/>
+            <w:tcBorders>
+              <w:top w:val="single" w:sz="4" w:color="000000"/>
+              <w:left w:val="single" w:sz="4" w:color="000000"/>
+              <w:bottom w:val="single" w:sz="4" w:color="000000"/>
+              <w:right w:val="single" w:sz="4" w:color="000000"/>
+            </w:tcBorders>
+          </w:tcPr>
+          <w:p>
+            <w:r/>
+            <w:r>
+              <w:rPr>
+                <w:rFonts w:ascii="Times New Roman" w:hAnsi="Times New Roman"/>
+                <w:b w:val="0"/>
+                <w:i w:val="0"/>
+                <w:sz w:val="24"/>
+              </w:rPr>
+              <w:t>TabNet attention vs. SHAP</w:t>
+            </w:r>
+          </w:p>
+        </w:tc>
+        <w:tc>
+          <w:tcPr>
+            <w:tcW w:type="dxa" w:w="2340"/>
+            <w:tcBorders>
+              <w:top w:val="single" w:sz="4" w:color="000000"/>
+              <w:left w:val="single" w:sz="4" w:color="000000"/>
+              <w:bottom w:val="single" w:sz="4" w:color="000000"/>
+              <w:right w:val="single" w:sz="4" w:color="000000"/>
+            </w:tcBorders>
+          </w:tcPr>
+          <w:p>
+            <w:r/>
+            <w:r>
+              <w:rPr>
+                <w:rFonts w:ascii="Times New Roman" w:hAnsi="Times New Roman"/>
+                <w:b w:val="0"/>
+                <w:i w:val="0"/>
+                <w:sz w:val="24"/>
+              </w:rPr>
+              <w:t>-0.1681</w:t>
+            </w:r>
+          </w:p>
+        </w:tc>
+        <w:tc>
+          <w:tcPr>
+            <w:tcW w:type="dxa" w:w="2340"/>
+            <w:tcBorders>
+              <w:top w:val="single" w:sz="4" w:color="000000"/>
+              <w:left w:val="single" w:sz="4" w:color="000000"/>
+              <w:bottom w:val="single" w:sz="4" w:color="000000"/>
+              <w:right w:val="single" w:sz="4" w:color="000000"/>
+            </w:tcBorders>
+          </w:tcPr>
+          <w:p>
+            <w:r/>
+            <w:r>
+              <w:rPr>
+                <w:rFonts w:ascii="Times New Roman" w:hAnsi="Times New Roman"/>
+                <w:b w:val="0"/>
+                <w:i w:val="0"/>
+                <w:sz w:val="24"/>
+              </w:rPr>
+              <w:t>-0.2571</w:t>
+            </w:r>
+          </w:p>
+        </w:tc>
+        <w:tc>
+          <w:tcPr>
+            <w:tcW w:type="dxa" w:w="2340"/>
+            <w:tcBorders>
+              <w:top w:val="single" w:sz="4" w:color="000000"/>
+              <w:left w:val="single" w:sz="4" w:color="000000"/>
+              <w:bottom w:val="single" w:sz="4" w:color="000000"/>
+              <w:right w:val="single" w:sz="4" w:color="000000"/>
+            </w:tcBorders>
+          </w:tcPr>
+          <w:p>
+            <w:r/>
+            <w:r>
+              <w:rPr>
+                <w:rFonts w:ascii="Times New Roman" w:hAnsi="Times New Roman"/>
+                <w:b w:val="0"/>
+                <w:i w:val="0"/>
+                <w:sz w:val="24"/>
+              </w:rPr>
+              <w:t>10.00%</w:t>
+            </w:r>
+          </w:p>
+        </w:tc>
+      </w:tr>
+      <w:tr>
+        <w:tc>
+          <w:tcPr>
+            <w:tcW w:type="dxa" w:w="2340"/>
+            <w:tcBorders>
+              <w:top w:val="single" w:sz="4" w:color="000000"/>
+              <w:left w:val="single" w:sz="4" w:color="000000"/>
+              <w:bottom w:val="single" w:sz="4" w:color="000000"/>
+              <w:right w:val="single" w:sz="4" w:color="000000"/>
+            </w:tcBorders>
+          </w:tcPr>
+          <w:p>
+            <w:r/>
+            <w:r>
+              <w:rPr>
+                <w:rFonts w:ascii="Times New Roman" w:hAnsi="Times New Roman"/>
+                <w:b w:val="0"/>
+                <w:i w:val="0"/>
+                <w:sz w:val="24"/>
+              </w:rPr>
+              <w:t>MLP Integrated Gradients vs. SHAP</w:t>
+            </w:r>
+          </w:p>
+        </w:tc>
+        <w:tc>
+          <w:tcPr>
+            <w:tcW w:type="dxa" w:w="2340"/>
+            <w:tcBorders>
+              <w:top w:val="single" w:sz="4" w:color="000000"/>
+              <w:left w:val="single" w:sz="4" w:color="000000"/>
+              <w:bottom w:val="single" w:sz="4" w:color="000000"/>
+              <w:right w:val="single" w:sz="4" w:color="000000"/>
+            </w:tcBorders>
+          </w:tcPr>
+          <w:p>
+            <w:r/>
+            <w:r>
+              <w:rPr>
+                <w:rFonts w:ascii="Times New Roman" w:hAnsi="Times New Roman"/>
+                <w:b w:val="0"/>
+                <w:i w:val="0"/>
+                <w:sz w:val="24"/>
+              </w:rPr>
+              <w:t>0.8479</w:t>
+            </w:r>
+          </w:p>
+        </w:tc>
+        <w:tc>
+          <w:tcPr>
+            <w:tcW w:type="dxa" w:w="2340"/>
+            <w:tcBorders>
+              <w:top w:val="single" w:sz="4" w:color="000000"/>
+              <w:left w:val="single" w:sz="4" w:color="000000"/>
+              <w:bottom w:val="single" w:sz="4" w:color="000000"/>
+              <w:right w:val="single" w:sz="4" w:color="000000"/>
+            </w:tcBorders>
+          </w:tcPr>
+          <w:p>
+            <w:r/>
+            <w:r>
+              <w:rPr>
+                <w:rFonts w:ascii="Times New Roman" w:hAnsi="Times New Roman"/>
+                <w:b w:val="0"/>
+                <w:i w:val="0"/>
+                <w:sz w:val="24"/>
+              </w:rPr>
+              <w:t>0.8909</w:t>
+            </w:r>
+          </w:p>
+        </w:tc>
+        <w:tc>
+          <w:tcPr>
+            <w:tcW w:type="dxa" w:w="2340"/>
+            <w:tcBorders>
+              <w:top w:val="single" w:sz="4" w:color="000000"/>
+              <w:left w:val="single" w:sz="4" w:color="000000"/>
+              <w:bottom w:val="single" w:sz="4" w:color="000000"/>
+              <w:right w:val="single" w:sz="4" w:color="000000"/>
+            </w:tcBorders>
+          </w:tcPr>
+          <w:p>
+            <w:r/>
+            <w:r>
+              <w:rPr>
+                <w:rFonts w:ascii="Times New Roman" w:hAnsi="Times New Roman"/>
+                <w:b w:val="0"/>
+                <w:i w:val="0"/>
+                <w:sz w:val="24"/>
+              </w:rPr>
+              <w:t>35.00%</w:t>
+            </w:r>
+          </w:p>
+        </w:tc>
+      </w:tr>
+    </w:tbl>
+    <w:p>
+      <w:pPr>
+        <w:spacing w:line="480" w:lineRule="auto"/>
+        <w:jc w:val="both"/>
+      </w:pPr>
+      <w:r>
+        <w:rPr>
+          <w:rFonts w:ascii="Times New Roman" w:hAnsi="Times New Roman"/>
+          <w:b w:val="0"/>
+          <w:i w:val="0"/>
+          <w:sz w:val="24"/>
+        </w:rPr>
+        <w:t>This is a clear, directly interpretable answer to RQ4: TabNet's built-in, attention-based explanation does not merely fail to outperform a generic post-hoc method -- it is negatively correlated with SHAP, meaning attention and SHAP frequently disagree on which features drove a given prediction. By contrast, the MLP control -- an architecture with no interpretability claim at all -- produces Integrated Gradients attributions that agree strongly with SHAP (correlation 0.85). Isolating the variable of interest (attention vs. no attention, holding "being a neural network" constant) was the explicit purpose of including the MLP control rather than comparing TabNet to SHAP alone; the result suggests TabNet's marketed interpretability advantage does not hold up under this test, at least on this dataset and feature set. This finding should be reported with the same small-sample caution as RQ2/RQ3: SHAP values for both models were computed via KernelExplainer (necessary since neither model is tree-based) on a 40-wafer subsample of the 314-wafer holdout, not the full held-out set, for computational tractability.</w:t>
+      </w:r>
+    </w:p>
+    <w:p>
+      <w:pPr>
+        <w:pStyle w:val="Heading2"/>
+      </w:pPr>
+      <w:r>
+        <w:rPr>
+          <w:rFonts w:ascii="Times New Roman" w:hAnsi="Times New Roman"/>
+          <w:b w:val="0"/>
+          <w:i w:val="0"/>
+          <w:sz w:val="24"/>
+        </w:rPr>
+        <w:t>Robustness Consideration Results: Isolation Forest Safety Net</w:t>
+      </w:r>
+    </w:p>
+    <w:p>
+      <w:pPr>
+        <w:spacing w:line="480" w:lineRule="auto"/>
+        <w:jc w:val="both"/>
+      </w:pPr>
+      <w:r>
+        <w:rPr>
+          <w:rFonts w:ascii="Times New Roman" w:hAnsi="Times New Roman"/>
+          <w:b w:val="0"/>
+          <w:i w:val="0"/>
+          <w:sz w:val="24"/>
+        </w:rPr>
+        <w:t>The Isolation Forest anomaly detector, trained on the full 432-feature set (unsupervised, never given the label) and scored on the same 314-wafer held-out split used throughout, flagged 17 wafers (5.4%) as anomalous -- close to the 6.6% contamination parameter it was configured with. Table 8 reports the concrete test this check was designed for: of the real failures the supervised reduced model still missed even at its tuned threshold, how many did the unsupervised safety net catch.</w:t>
+      </w:r>
+    </w:p>
+    <w:tbl>
+      <w:tblPr>
+        <w:tblW w:type="auto" w:w="0"/>
+        <w:tblLook w:firstColumn="1" w:firstRow="1" w:lastColumn="0" w:lastRow="0" w:noHBand="0" w:noVBand="1" w:val="04A0"/>
+      </w:tblPr>
+      <w:tblGrid>
+        <w:gridCol w:w="4680"/>
+        <w:gridCol w:w="4680"/>
+      </w:tblGrid>
+      <w:tr>
+        <w:tc>
+          <w:tcPr>
+            <w:tcW w:type="dxa" w:w="4680"/>
+            <w:tcBorders>
+              <w:top w:val="single" w:sz="4" w:color="000000"/>
+              <w:left w:val="single" w:sz="4" w:color="000000"/>
+              <w:bottom w:val="single" w:sz="4" w:color="000000"/>
+              <w:right w:val="single" w:sz="4" w:color="000000"/>
+            </w:tcBorders>
+          </w:tcPr>
+          <w:p>
+            <w:r/>
+            <w:r>
+              <w:rPr>
+                <w:rFonts w:ascii="Times New Roman" w:hAnsi="Times New Roman"/>
+                <w:b/>
+                <w:i w:val="0"/>
+                <w:sz w:val="24"/>
+              </w:rPr>
+              <w:t>Metric</w:t>
+            </w:r>
+          </w:p>
+        </w:tc>
+        <w:tc>
+          <w:tcPr>
+            <w:tcW w:type="dxa" w:w="4680"/>
+            <w:tcBorders>
+              <w:top w:val="single" w:sz="4" w:color="000000"/>
+              <w:left w:val="single" w:sz="4" w:color="000000"/>
+              <w:bottom w:val="single" w:sz="4" w:color="000000"/>
+              <w:right w:val="single" w:sz="4" w:color="000000"/>
+            </w:tcBorders>
+          </w:tcPr>
+          <w:p>
+            <w:r/>
+            <w:r>
+              <w:rPr>
+                <w:rFonts w:ascii="Times New Roman" w:hAnsi="Times New Roman"/>
+                <w:b/>
+                <w:i w:val="0"/>
+                <w:sz w:val="24"/>
+              </w:rPr>
+              <w:t>Value</w:t>
+            </w:r>
+          </w:p>
+        </w:tc>
+      </w:tr>
+      <w:tr>
+        <w:tc>
+          <w:tcPr>
+            <w:tcW w:type="dxa" w:w="4680"/>
+            <w:tcBorders>
+              <w:top w:val="single" w:sz="4" w:color="000000"/>
+              <w:left w:val="single" w:sz="4" w:color="000000"/>
+              <w:bottom w:val="single" w:sz="4" w:color="000000"/>
+              <w:right w:val="single" w:sz="4" w:color="000000"/>
+            </w:tcBorders>
+          </w:tcPr>
+          <w:p>
+            <w:r/>
+            <w:r>
+              <w:rPr>
+                <w:rFonts w:ascii="Times New Roman" w:hAnsi="Times New Roman"/>
+                <w:b w:val="0"/>
+                <w:i w:val="0"/>
+                <w:sz w:val="24"/>
+              </w:rPr>
+              <w:t>Real fails missed by supervised model (tuned threshold)</w:t>
+            </w:r>
+          </w:p>
+        </w:tc>
+        <w:tc>
+          <w:tcPr>
+            <w:tcW w:type="dxa" w:w="4680"/>
+            <w:tcBorders>
+              <w:top w:val="single" w:sz="4" w:color="000000"/>
+              <w:left w:val="single" w:sz="4" w:color="000000"/>
+              <w:bottom w:val="single" w:sz="4" w:color="000000"/>
+              <w:right w:val="single" w:sz="4" w:color="000000"/>
+            </w:tcBorders>
+          </w:tcPr>
+          <w:p>
+            <w:r/>
+            <w:r>
+              <w:rPr>
+                <w:rFonts w:ascii="Times New Roman" w:hAnsi="Times New Roman"/>
+                <w:b w:val="0"/>
+                <w:i w:val="0"/>
+                <w:sz w:val="24"/>
+              </w:rPr>
+              <w:t>7</w:t>
+            </w:r>
+          </w:p>
+        </w:tc>
+      </w:tr>
+      <w:tr>
+        <w:tc>
+          <w:tcPr>
+            <w:tcW w:type="dxa" w:w="4680"/>
+            <w:tcBorders>
+              <w:top w:val="single" w:sz="4" w:color="000000"/>
+              <w:left w:val="single" w:sz="4" w:color="000000"/>
+              <w:bottom w:val="single" w:sz="4" w:color="000000"/>
+              <w:right w:val="single" w:sz="4" w:color="000000"/>
+            </w:tcBorders>
+          </w:tcPr>
+          <w:p>
+            <w:r/>
+            <w:r>
+              <w:rPr>
+                <w:rFonts w:ascii="Times New Roman" w:hAnsi="Times New Roman"/>
+                <w:b w:val="0"/>
+                <w:i w:val="0"/>
+                <w:sz w:val="24"/>
+              </w:rPr>
+              <w:t>Of those, also flagged by Isolation Forest</w:t>
+            </w:r>
+          </w:p>
+        </w:tc>
+        <w:tc>
+          <w:tcPr>
+            <w:tcW w:type="dxa" w:w="4680"/>
+            <w:tcBorders>
+              <w:top w:val="single" w:sz="4" w:color="000000"/>
+              <w:left w:val="single" w:sz="4" w:color="000000"/>
+              <w:bottom w:val="single" w:sz="4" w:color="000000"/>
+              <w:right w:val="single" w:sz="4" w:color="000000"/>
+            </w:tcBorders>
+          </w:tcPr>
+          <w:p>
+            <w:r/>
+            <w:r>
+              <w:rPr>
+                <w:rFonts w:ascii="Times New Roman" w:hAnsi="Times New Roman"/>
+                <w:b w:val="0"/>
+                <w:i w:val="0"/>
+                <w:sz w:val="24"/>
+              </w:rPr>
+              <w:t>0</w:t>
+            </w:r>
+          </w:p>
+        </w:tc>
+      </w:tr>
+      <w:tr>
+        <w:tc>
+          <w:tcPr>
+            <w:tcW w:type="dxa" w:w="4680"/>
+            <w:tcBorders>
+              <w:top w:val="single" w:sz="4" w:color="000000"/>
+              <w:left w:val="single" w:sz="4" w:color="000000"/>
+              <w:bottom w:val="single" w:sz="4" w:color="000000"/>
+              <w:right w:val="single" w:sz="4" w:color="000000"/>
+            </w:tcBorders>
+          </w:tcPr>
+          <w:p>
+            <w:r/>
+            <w:r>
+              <w:rPr>
+                <w:rFonts w:ascii="Times New Roman" w:hAnsi="Times New Roman"/>
+                <w:b w:val="0"/>
+                <w:i w:val="0"/>
+                <w:sz w:val="24"/>
+              </w:rPr>
+              <w:t>Anomaly detector recall on missed fails</w:t>
+            </w:r>
+          </w:p>
+        </w:tc>
+        <w:tc>
+          <w:tcPr>
+            <w:tcW w:type="dxa" w:w="4680"/>
+            <w:tcBorders>
+              <w:top w:val="single" w:sz="4" w:color="000000"/>
+              <w:left w:val="single" w:sz="4" w:color="000000"/>
+              <w:bottom w:val="single" w:sz="4" w:color="000000"/>
+              <w:right w:val="single" w:sz="4" w:color="000000"/>
+            </w:tcBorders>
+          </w:tcPr>
+          <w:p>
+            <w:r/>
+            <w:r>
+              <w:rPr>
+                <w:rFonts w:ascii="Times New Roman" w:hAnsi="Times New Roman"/>
+                <w:b w:val="0"/>
+                <w:i w:val="0"/>
+                <w:sz w:val="24"/>
+              </w:rPr>
+              <w:t>0.0%</w:t>
+            </w:r>
+          </w:p>
+        </w:tc>
+      </w:tr>
+    </w:tbl>
+    <w:p>
+      <w:pPr>
+        <w:spacing w:line="480" w:lineRule="auto"/>
+        <w:jc w:val="both"/>
+      </w:pPr>
+      <w:r>
+        <w:rPr>
+          <w:rFonts w:ascii="Times New Roman" w:hAnsi="Times New Roman"/>
+          <w:b w:val="0"/>
+          <w:i w:val="0"/>
+          <w:sz w:val="24"/>
+        </w:rPr>
+        <w:t>This is a null result, reported honestly rather than omitted: on this held-out split, the anomaly detector did not recover any of the 7 failures the supervised model missed. This does not mean the safety-net approach is without merit -- with only 7 missed cases in this particular split, the check has very little statistical power to demonstrate recovery even if the underlying approach has some value, and a different held-out split or a larger sample of missed cases could plausibly show a different result. It does mean this specific run provides no evidence that the anomaly detector adds value beyond the supervised pipeline, which is itself worth stating plainly rather than implying a benefit the data does not support.</w:t>
       </w:r>
     </w:p>
     <w:p>

--- a/docs/synopsis.docx
+++ b/docs/synopsis.docx
@@ -2659,7 +2659,7 @@
           <w:sz w:val="24"/>
           <w:szCs w:val="24"/>
         </w:rPr>
-        <w:t xml:space="preserve">Hypothesis: a class-imbalance-corrected ensemble model (Random Forest, XGBoost) will significantly outperform both a majority-class baseline and a standard (unweighted) logistic regression on imbalanced classification metrics; a TabNet neural model may match or exceed the tree ensembles, but tabular deep learning does not reliably beat gradient boosting at this sample size, so this is treated as an open empirical question rather than an assumed result. Approach: fit logistic regression, Random Forest, XGBoost (Chen &amp; Guestrin, 2016), and TabNet (Arik &amp; Pfister, 2021) using stratified k-fold cross-validation; apply class weighting and, as a robustness check, SMOTE oversampling (Chawla et al., 2002) on the training folds only; compare all four models on AUC-ROC, AUC-PR, and Balanced Error Rate (BER), the metric used in the original SECOM baseline studies. Reporting TabNet alongside the classical models here (rather than only in RQ4) lets the study separately answer "does a neural net help prediction" (RQ1) and "does a neural net explain itself well" (RQ4) — two distinct questions that are easy to conflate.</w:t>
+        <w:t>Hypothesis: a class-imbalance-corrected ensemble model (Random Forest, XGBoost) will significantly outperform both a majority-class baseline and a standard (unweighted) logistic regression on imbalanced classification metrics; a TabNet neural model may match or exceed the tree ensembles, but tabular deep learning does not reliably beat gradient boosting at this sample size, so this is treated as an open empirical question rather than an assumed result. Approach: fit logistic regression, Random Forest, XGBoost (Chen &amp; Guestrin, 2016), and TabNet (Arik &amp; Pfister, 2021) using stratified k-fold cross-validation with class weighting; compare all four models on AUC-ROC, AUC-PR, and Balanced Error Rate (BER), the metric used in the original SECOM baseline studies. As a robustness check, SMOTE oversampling (Chawla et al., 2002) is additionally applied within each training fold (never the held-out fold) for the single best-performing tree model only, not all four models -- scoped this way to test the specific question that matters most (does rebalancing the training data itself, rather than only reweighting the loss, change the threshold-collapse behavior discussed below) without repeating the full 4-model CV pass a second time. Reporting TabNet alongside the classical models here (rather than only in RQ4) lets the study separately answer "does a neural net help prediction" (RQ1) and "does a neural net explain itself well" (RQ4) — two distinct questions that are easy to conflate.</w:t>
       </w:r>
     </w:p>
     <w:p>

--- a/docs/synopsis.docx
+++ b/docs/synopsis.docx
@@ -2204,7 +2204,7 @@
           <w:sz w:val="24"/>
           <w:szCs w:val="24"/>
         </w:rPr>
-        <w:t>Open access: the project repository is public at https://github.com/WJPsystems/secom-explainable-vm/tree/main, containing the complete data-fetching pipeline, all screening/modeling/explainability code, and the finalized data dictionary template, so the analysis can be fully reproduced by cloning the repository and running the notebooks in order. As of this draft, the data/raw/, data/model_ready/, and data/artifacts/ folders contain placeholder files documenting what each will hold, rather than the actual generated files themselves -- Colab sessions are ephemeral and nothing generated during a run syncs back to GitHub automatically. The actual cleaned dataset, trained models, and computed artifacts will be pushed to these folders once the full pipeline has been run and its outputs downloaded and uploaded to the repository, at which point this note will be updated to confirm they are present, not merely described. The repository's current folder structure is shown in Figure 1.</w:t>
+        <w:t>Open access: the project repository is public at https://github.com/WJPsystems/secom-explainable-vm/tree/main, containing the complete data-fetching pipeline, all screening/modeling/explainability code, the finalized data dictionary template, and -- as of this draft -- the actual generated data and artifacts, not just the code that produces them: raw SECOM data (data/raw/), the screened train/test split (data/model_ready/), and every saved model, holdout split, and results summary from RQ1-RQ3 (data/artifacts/), alongside full HTML exports of every notebook's real run (docs/all_notebook_exports/). Each data/ subfolder's PLACEHOLDER.md file documents what the folder holds; real content now sits alongside it. The repository's current folder structure is shown in Figure 1.</w:t>
       </w:r>
     </w:p>
     <w:p>
@@ -2331,7 +2331,7 @@
                 <w:rFonts w:ascii="Courier New" w:hAnsi="Courier New"/>
                 <w:sz w:val="18"/>
               </w:rPr>
-              <w:t>│   │   └── PLACEHOLDER.md</w:t>
+              <w:t>│   │   ├── PLACEHOLDER.md</w:t>
             </w:r>
           </w:p>
           <w:p>
@@ -2340,7 +2340,7 @@
                 <w:rFonts w:ascii="Courier New" w:hAnsi="Courier New"/>
                 <w:sz w:val="18"/>
               </w:rPr>
-              <w:t>│   ├── model_ready</w:t>
+              <w:t>│   │   ├── rq1_best_tree.joblib</w:t>
             </w:r>
           </w:p>
           <w:p>
@@ -2349,7 +2349,7 @@
                 <w:rFonts w:ascii="Courier New" w:hAnsi="Courier New"/>
                 <w:sz w:val="18"/>
               </w:rPr>
-              <w:t>│   │   └── PLACEHOLDER.md</w:t>
+              <w:t>│   │   ├── rq1_best_tree_holdout.joblib</w:t>
             </w:r>
           </w:p>
           <w:p>
@@ -2358,7 +2358,7 @@
                 <w:rFonts w:ascii="Courier New" w:hAnsi="Courier New"/>
                 <w:sz w:val="18"/>
               </w:rPr>
-              <w:t>│   └── raw</w:t>
+              <w:t>│   │   ├── rq1_holdout_split.json</w:t>
             </w:r>
           </w:p>
           <w:p>
@@ -2367,7 +2367,7 @@
                 <w:rFonts w:ascii="Courier New" w:hAnsi="Courier New"/>
                 <w:sz w:val="18"/>
               </w:rPr>
-              <w:t>│       └── PLACEHOLDER.md</w:t>
+              <w:t>│   │   ├── rq1_oof_probs.json</w:t>
             </w:r>
           </w:p>
           <w:p>
@@ -2376,7 +2376,178 @@
                 <w:rFonts w:ascii="Courier New" w:hAnsi="Courier New"/>
                 <w:sz w:val="18"/>
               </w:rPr>
+              <w:t>│   │   ├── rq1_summary.json</w:t>
+            </w:r>
+          </w:p>
+          <w:p>
+            <w:r>
+              <w:rPr>
+                <w:rFonts w:ascii="Courier New" w:hAnsi="Courier New"/>
+                <w:sz w:val="18"/>
+              </w:rPr>
+              <w:t>│   │   └── rq3_summary.json</w:t>
+            </w:r>
+          </w:p>
+          <w:p>
+            <w:r>
+              <w:rPr>
+                <w:rFonts w:ascii="Courier New" w:hAnsi="Courier New"/>
+                <w:sz w:val="18"/>
+              </w:rPr>
+              <w:t>│   ├── model_ready</w:t>
+            </w:r>
+          </w:p>
+          <w:p>
+            <w:r>
+              <w:rPr>
+                <w:rFonts w:ascii="Courier New" w:hAnsi="Courier New"/>
+                <w:sz w:val="18"/>
+              </w:rPr>
+              <w:t>│   │   ├── PLACEHOLDER.md</w:t>
+            </w:r>
+          </w:p>
+          <w:p>
+            <w:r>
+              <w:rPr>
+                <w:rFonts w:ascii="Courier New" w:hAnsi="Courier New"/>
+                <w:sz w:val="18"/>
+              </w:rPr>
+              <w:t>│   │   ├── X_test.csv</w:t>
+            </w:r>
+          </w:p>
+          <w:p>
+            <w:r>
+              <w:rPr>
+                <w:rFonts w:ascii="Courier New" w:hAnsi="Courier New"/>
+                <w:sz w:val="18"/>
+              </w:rPr>
+              <w:t>│   │   ├── X_train.csv</w:t>
+            </w:r>
+          </w:p>
+          <w:p>
+            <w:r>
+              <w:rPr>
+                <w:rFonts w:ascii="Courier New" w:hAnsi="Courier New"/>
+                <w:sz w:val="18"/>
+              </w:rPr>
+              <w:t>│   │   ├── y_test.csv</w:t>
+            </w:r>
+          </w:p>
+          <w:p>
+            <w:r>
+              <w:rPr>
+                <w:rFonts w:ascii="Courier New" w:hAnsi="Courier New"/>
+                <w:sz w:val="18"/>
+              </w:rPr>
+              <w:t>│   │   └── y_train.csv</w:t>
+            </w:r>
+          </w:p>
+          <w:p>
+            <w:r>
+              <w:rPr>
+                <w:rFonts w:ascii="Courier New" w:hAnsi="Courier New"/>
+                <w:sz w:val="18"/>
+              </w:rPr>
+              <w:t>│   └── raw</w:t>
+            </w:r>
+          </w:p>
+          <w:p>
+            <w:r>
+              <w:rPr>
+                <w:rFonts w:ascii="Courier New" w:hAnsi="Courier New"/>
+                <w:sz w:val="18"/>
+              </w:rPr>
+              <w:t>│       ├── PLACEHOLDER.md</w:t>
+            </w:r>
+          </w:p>
+          <w:p>
+            <w:r>
+              <w:rPr>
+                <w:rFonts w:ascii="Courier New" w:hAnsi="Courier New"/>
+                <w:sz w:val="18"/>
+              </w:rPr>
+              <w:t>│       ├── secom_features.csv</w:t>
+            </w:r>
+          </w:p>
+          <w:p>
+            <w:r>
+              <w:rPr>
+                <w:rFonts w:ascii="Courier New" w:hAnsi="Courier New"/>
+                <w:sz w:val="18"/>
+              </w:rPr>
+              <w:t>│       └── secom_labels.csv</w:t>
+            </w:r>
+          </w:p>
+          <w:p>
+            <w:r>
+              <w:rPr>
+                <w:rFonts w:ascii="Courier New" w:hAnsi="Courier New"/>
+                <w:sz w:val="18"/>
+              </w:rPr>
               <w:t>├── docs</w:t>
+            </w:r>
+          </w:p>
+          <w:p>
+            <w:r>
+              <w:rPr>
+                <w:rFonts w:ascii="Courier New" w:hAnsi="Courier New"/>
+                <w:sz w:val="18"/>
+              </w:rPr>
+              <w:t>│   ├── all_notebook_exports</w:t>
+            </w:r>
+          </w:p>
+          <w:p>
+            <w:r>
+              <w:rPr>
+                <w:rFonts w:ascii="Courier New" w:hAnsi="Courier New"/>
+                <w:sz w:val="18"/>
+              </w:rPr>
+              <w:t>│   │   ├── 01_data_screening.html</w:t>
+            </w:r>
+          </w:p>
+          <w:p>
+            <w:r>
+              <w:rPr>
+                <w:rFonts w:ascii="Courier New" w:hAnsi="Courier New"/>
+                <w:sz w:val="18"/>
+              </w:rPr>
+              <w:t>│   │   ├── 02_modeling_rq1.html</w:t>
+            </w:r>
+          </w:p>
+          <w:p>
+            <w:r>
+              <w:rPr>
+                <w:rFonts w:ascii="Courier New" w:hAnsi="Courier New"/>
+                <w:sz w:val="18"/>
+              </w:rPr>
+              <w:t>│   │   ├── 03_shap_analysis_rq2.html</w:t>
+            </w:r>
+          </w:p>
+          <w:p>
+            <w:r>
+              <w:rPr>
+                <w:rFonts w:ascii="Courier New" w:hAnsi="Courier New"/>
+                <w:sz w:val="18"/>
+              </w:rPr>
+              <w:t>│   │   ├── 04_feature_reduction_rq3.html</w:t>
+            </w:r>
+          </w:p>
+          <w:p>
+            <w:r>
+              <w:rPr>
+                <w:rFonts w:ascii="Courier New" w:hAnsi="Courier New"/>
+                <w:sz w:val="18"/>
+              </w:rPr>
+              <w:t>│   │   ├── 05_attention_comparison_rq4.html</w:t>
+            </w:r>
+          </w:p>
+          <w:p>
+            <w:r>
+              <w:rPr>
+                <w:rFonts w:ascii="Courier New" w:hAnsi="Courier New"/>
+                <w:sz w:val="18"/>
+              </w:rPr>
+              <w:t>│   │   └── 06_anomaly_safety_net.html</w:t>
             </w:r>
           </w:p>
           <w:p>
@@ -2597,7 +2768,7 @@
           <w:sz w:val="24"/>
           <w:szCs w:val="24"/>
         </w:rPr>
-        <w:t>[SCREENSHOT PLACEHOLDER: output of X.info() / X.head() showing the loaded 1,567 x 590 raw SECOM DataFrame, confirming shape and dtypes]</w:t>
+        <w:t>[SCREENSHOT: output of notebooks/01_data_screening.ipynb, cells 4-5 (X.info() and X.head()), confirming the loaded 1,567 x 590 raw SECOM DataFrame's shape and column dtypes -- to be inserted here]</w:t>
       </w:r>
     </w:p>
     <w:p>
@@ -4103,6 +4274,544 @@
           <w:sz w:val="24"/>
         </w:rPr>
         <w:t>A critical caveat: at the conventional 0.5 probability threshold, RandomForest's precision, recall, F1, and MCC are all exactly 0.0000 and BER is exactly 0.5000 (chance level) -- despite having the best ranking ability of the four models, it never predicts "fail" for any wafer at that threshold. This is not a modeling error; class_weight="balanced" corrects the training loss (which is why AUC-ROC is meaningfully above chance) but does not shift the inference-time decision threshold. This motivated the threshold-calibration analysis reported under RQ3 below.</w:t>
+      </w:r>
+    </w:p>
+    <w:p>
+      <w:pPr>
+        <w:spacing w:line="480" w:lineRule="auto"/>
+        <w:jc w:val="both"/>
+      </w:pPr>
+      <w:r>
+        <w:rPr>
+          <w:rFonts w:ascii="Times New Roman" w:hAnsi="Times New Roman"/>
+          <w:b w:val="0"/>
+          <w:i w:val="0"/>
+          <w:sz w:val="24"/>
+        </w:rPr>
+        <w:t>As a robustness check on the threshold-collapse finding above, SMOTE oversampling (Chawla et al., 2002) was applied within each training fold (never the held-out fold) for RandomForest specifically, in place of class weighting, to test whether rebalancing the training data itself -- rather than only reweighting the training loss -- changes this behavior. Table 3b reports the result: it does not, meaningfully. SMOTE improved AUC-ROC only marginally (0.7208 vs. 0.7123) and left recall and BER close to their class-weighted values -- SMOTE-trained RandomForest still catches only about 1 of 104 real failures at the 0.5 threshold (recall = 0.0096), versus 0 for the class-weighted version.</w:t>
+      </w:r>
+    </w:p>
+    <w:tbl>
+      <w:tblPr>
+        <w:tblW w:type="auto" w:w="0"/>
+        <w:tblLook w:firstColumn="1" w:firstRow="1" w:lastColumn="0" w:lastRow="0" w:noHBand="0" w:noVBand="1" w:val="04A0"/>
+      </w:tblPr>
+      <w:tblGrid>
+        <w:gridCol w:w="3120"/>
+        <w:gridCol w:w="3120"/>
+        <w:gridCol w:w="3120"/>
+      </w:tblGrid>
+      <w:tr>
+        <w:tc>
+          <w:tcPr>
+            <w:tcW w:type="dxa" w:w="3120"/>
+            <w:tcBorders>
+              <w:top w:val="single" w:sz="4" w:color="000000"/>
+              <w:left w:val="single" w:sz="4" w:color="000000"/>
+              <w:bottom w:val="single" w:sz="4" w:color="000000"/>
+              <w:right w:val="single" w:sz="4" w:color="000000"/>
+            </w:tcBorders>
+          </w:tcPr>
+          <w:p>
+            <w:r/>
+            <w:r>
+              <w:rPr>
+                <w:rFonts w:ascii="Times New Roman" w:hAnsi="Times New Roman"/>
+                <w:b/>
+                <w:i w:val="0"/>
+                <w:sz w:val="24"/>
+              </w:rPr>
+              <w:t>Metric</w:t>
+            </w:r>
+          </w:p>
+        </w:tc>
+        <w:tc>
+          <w:tcPr>
+            <w:tcW w:type="dxa" w:w="3120"/>
+            <w:tcBorders>
+              <w:top w:val="single" w:sz="4" w:color="000000"/>
+              <w:left w:val="single" w:sz="4" w:color="000000"/>
+              <w:bottom w:val="single" w:sz="4" w:color="000000"/>
+              <w:right w:val="single" w:sz="4" w:color="000000"/>
+            </w:tcBorders>
+          </w:tcPr>
+          <w:p>
+            <w:r/>
+            <w:r>
+              <w:rPr>
+                <w:rFonts w:ascii="Times New Roman" w:hAnsi="Times New Roman"/>
+                <w:b/>
+                <w:i w:val="0"/>
+                <w:sz w:val="24"/>
+              </w:rPr>
+              <w:t>Class-weighted (existing)</w:t>
+            </w:r>
+          </w:p>
+        </w:tc>
+        <w:tc>
+          <w:tcPr>
+            <w:tcW w:type="dxa" w:w="3120"/>
+            <w:tcBorders>
+              <w:top w:val="single" w:sz="4" w:color="000000"/>
+              <w:left w:val="single" w:sz="4" w:color="000000"/>
+              <w:bottom w:val="single" w:sz="4" w:color="000000"/>
+              <w:right w:val="single" w:sz="4" w:color="000000"/>
+            </w:tcBorders>
+          </w:tcPr>
+          <w:p>
+            <w:r/>
+            <w:r>
+              <w:rPr>
+                <w:rFonts w:ascii="Times New Roman" w:hAnsi="Times New Roman"/>
+                <w:b/>
+                <w:i w:val="0"/>
+                <w:sz w:val="24"/>
+              </w:rPr>
+              <w:t>SMOTE (robustness check)</w:t>
+            </w:r>
+          </w:p>
+        </w:tc>
+      </w:tr>
+      <w:tr>
+        <w:tc>
+          <w:tcPr>
+            <w:tcW w:type="dxa" w:w="3120"/>
+            <w:tcBorders>
+              <w:top w:val="single" w:sz="4" w:color="000000"/>
+              <w:left w:val="single" w:sz="4" w:color="000000"/>
+              <w:bottom w:val="single" w:sz="4" w:color="000000"/>
+              <w:right w:val="single" w:sz="4" w:color="000000"/>
+            </w:tcBorders>
+          </w:tcPr>
+          <w:p>
+            <w:r/>
+            <w:r>
+              <w:rPr>
+                <w:rFonts w:ascii="Times New Roman" w:hAnsi="Times New Roman"/>
+                <w:b w:val="0"/>
+                <w:i w:val="0"/>
+                <w:sz w:val="24"/>
+              </w:rPr>
+              <w:t>Precision</w:t>
+            </w:r>
+          </w:p>
+        </w:tc>
+        <w:tc>
+          <w:tcPr>
+            <w:tcW w:type="dxa" w:w="3120"/>
+            <w:tcBorders>
+              <w:top w:val="single" w:sz="4" w:color="000000"/>
+              <w:left w:val="single" w:sz="4" w:color="000000"/>
+              <w:bottom w:val="single" w:sz="4" w:color="000000"/>
+              <w:right w:val="single" w:sz="4" w:color="000000"/>
+            </w:tcBorders>
+          </w:tcPr>
+          <w:p>
+            <w:r/>
+            <w:r>
+              <w:rPr>
+                <w:rFonts w:ascii="Times New Roman" w:hAnsi="Times New Roman"/>
+                <w:b w:val="0"/>
+                <w:i w:val="0"/>
+                <w:sz w:val="24"/>
+              </w:rPr>
+              <w:t>0.0000</w:t>
+            </w:r>
+          </w:p>
+        </w:tc>
+        <w:tc>
+          <w:tcPr>
+            <w:tcW w:type="dxa" w:w="3120"/>
+            <w:tcBorders>
+              <w:top w:val="single" w:sz="4" w:color="000000"/>
+              <w:left w:val="single" w:sz="4" w:color="000000"/>
+              <w:bottom w:val="single" w:sz="4" w:color="000000"/>
+              <w:right w:val="single" w:sz="4" w:color="000000"/>
+            </w:tcBorders>
+          </w:tcPr>
+          <w:p>
+            <w:r/>
+            <w:r>
+              <w:rPr>
+                <w:rFonts w:ascii="Times New Roman" w:hAnsi="Times New Roman"/>
+                <w:b w:val="0"/>
+                <w:i w:val="0"/>
+                <w:sz w:val="24"/>
+              </w:rPr>
+              <w:t>0.2500</w:t>
+            </w:r>
+          </w:p>
+        </w:tc>
+      </w:tr>
+      <w:tr>
+        <w:tc>
+          <w:tcPr>
+            <w:tcW w:type="dxa" w:w="3120"/>
+            <w:tcBorders>
+              <w:top w:val="single" w:sz="4" w:color="000000"/>
+              <w:left w:val="single" w:sz="4" w:color="000000"/>
+              <w:bottom w:val="single" w:sz="4" w:color="000000"/>
+              <w:right w:val="single" w:sz="4" w:color="000000"/>
+            </w:tcBorders>
+          </w:tcPr>
+          <w:p>
+            <w:r/>
+            <w:r>
+              <w:rPr>
+                <w:rFonts w:ascii="Times New Roman" w:hAnsi="Times New Roman"/>
+                <w:b w:val="0"/>
+                <w:i w:val="0"/>
+                <w:sz w:val="24"/>
+              </w:rPr>
+              <w:t>Recall</w:t>
+            </w:r>
+          </w:p>
+        </w:tc>
+        <w:tc>
+          <w:tcPr>
+            <w:tcW w:type="dxa" w:w="3120"/>
+            <w:tcBorders>
+              <w:top w:val="single" w:sz="4" w:color="000000"/>
+              <w:left w:val="single" w:sz="4" w:color="000000"/>
+              <w:bottom w:val="single" w:sz="4" w:color="000000"/>
+              <w:right w:val="single" w:sz="4" w:color="000000"/>
+            </w:tcBorders>
+          </w:tcPr>
+          <w:p>
+            <w:r/>
+            <w:r>
+              <w:rPr>
+                <w:rFonts w:ascii="Times New Roman" w:hAnsi="Times New Roman"/>
+                <w:b w:val="0"/>
+                <w:i w:val="0"/>
+                <w:sz w:val="24"/>
+              </w:rPr>
+              <w:t>0.0000</w:t>
+            </w:r>
+          </w:p>
+        </w:tc>
+        <w:tc>
+          <w:tcPr>
+            <w:tcW w:type="dxa" w:w="3120"/>
+            <w:tcBorders>
+              <w:top w:val="single" w:sz="4" w:color="000000"/>
+              <w:left w:val="single" w:sz="4" w:color="000000"/>
+              <w:bottom w:val="single" w:sz="4" w:color="000000"/>
+              <w:right w:val="single" w:sz="4" w:color="000000"/>
+            </w:tcBorders>
+          </w:tcPr>
+          <w:p>
+            <w:r/>
+            <w:r>
+              <w:rPr>
+                <w:rFonts w:ascii="Times New Roman" w:hAnsi="Times New Roman"/>
+                <w:b w:val="0"/>
+                <w:i w:val="0"/>
+                <w:sz w:val="24"/>
+              </w:rPr>
+              <w:t>0.0096</w:t>
+            </w:r>
+          </w:p>
+        </w:tc>
+      </w:tr>
+      <w:tr>
+        <w:tc>
+          <w:tcPr>
+            <w:tcW w:type="dxa" w:w="3120"/>
+            <w:tcBorders>
+              <w:top w:val="single" w:sz="4" w:color="000000"/>
+              <w:left w:val="single" w:sz="4" w:color="000000"/>
+              <w:bottom w:val="single" w:sz="4" w:color="000000"/>
+              <w:right w:val="single" w:sz="4" w:color="000000"/>
+            </w:tcBorders>
+          </w:tcPr>
+          <w:p>
+            <w:r/>
+            <w:r>
+              <w:rPr>
+                <w:rFonts w:ascii="Times New Roman" w:hAnsi="Times New Roman"/>
+                <w:b w:val="0"/>
+                <w:i w:val="0"/>
+                <w:sz w:val="24"/>
+              </w:rPr>
+              <w:t>F1</w:t>
+            </w:r>
+          </w:p>
+        </w:tc>
+        <w:tc>
+          <w:tcPr>
+            <w:tcW w:type="dxa" w:w="3120"/>
+            <w:tcBorders>
+              <w:top w:val="single" w:sz="4" w:color="000000"/>
+              <w:left w:val="single" w:sz="4" w:color="000000"/>
+              <w:bottom w:val="single" w:sz="4" w:color="000000"/>
+              <w:right w:val="single" w:sz="4" w:color="000000"/>
+            </w:tcBorders>
+          </w:tcPr>
+          <w:p>
+            <w:r/>
+            <w:r>
+              <w:rPr>
+                <w:rFonts w:ascii="Times New Roman" w:hAnsi="Times New Roman"/>
+                <w:b w:val="0"/>
+                <w:i w:val="0"/>
+                <w:sz w:val="24"/>
+              </w:rPr>
+              <w:t>0.0000</w:t>
+            </w:r>
+          </w:p>
+        </w:tc>
+        <w:tc>
+          <w:tcPr>
+            <w:tcW w:type="dxa" w:w="3120"/>
+            <w:tcBorders>
+              <w:top w:val="single" w:sz="4" w:color="000000"/>
+              <w:left w:val="single" w:sz="4" w:color="000000"/>
+              <w:bottom w:val="single" w:sz="4" w:color="000000"/>
+              <w:right w:val="single" w:sz="4" w:color="000000"/>
+            </w:tcBorders>
+          </w:tcPr>
+          <w:p>
+            <w:r/>
+            <w:r>
+              <w:rPr>
+                <w:rFonts w:ascii="Times New Roman" w:hAnsi="Times New Roman"/>
+                <w:b w:val="0"/>
+                <w:i w:val="0"/>
+                <w:sz w:val="24"/>
+              </w:rPr>
+              <w:t>0.0185</w:t>
+            </w:r>
+          </w:p>
+        </w:tc>
+      </w:tr>
+      <w:tr>
+        <w:tc>
+          <w:tcPr>
+            <w:tcW w:type="dxa" w:w="3120"/>
+            <w:tcBorders>
+              <w:top w:val="single" w:sz="4" w:color="000000"/>
+              <w:left w:val="single" w:sz="4" w:color="000000"/>
+              <w:bottom w:val="single" w:sz="4" w:color="000000"/>
+              <w:right w:val="single" w:sz="4" w:color="000000"/>
+            </w:tcBorders>
+          </w:tcPr>
+          <w:p>
+            <w:r/>
+            <w:r>
+              <w:rPr>
+                <w:rFonts w:ascii="Times New Roman" w:hAnsi="Times New Roman"/>
+                <w:b w:val="0"/>
+                <w:i w:val="0"/>
+                <w:sz w:val="24"/>
+              </w:rPr>
+              <w:t>BER</w:t>
+            </w:r>
+          </w:p>
+        </w:tc>
+        <w:tc>
+          <w:tcPr>
+            <w:tcW w:type="dxa" w:w="3120"/>
+            <w:tcBorders>
+              <w:top w:val="single" w:sz="4" w:color="000000"/>
+              <w:left w:val="single" w:sz="4" w:color="000000"/>
+              <w:bottom w:val="single" w:sz="4" w:color="000000"/>
+              <w:right w:val="single" w:sz="4" w:color="000000"/>
+            </w:tcBorders>
+          </w:tcPr>
+          <w:p>
+            <w:r/>
+            <w:r>
+              <w:rPr>
+                <w:rFonts w:ascii="Times New Roman" w:hAnsi="Times New Roman"/>
+                <w:b w:val="0"/>
+                <w:i w:val="0"/>
+                <w:sz w:val="24"/>
+              </w:rPr>
+              <w:t>0.5000</w:t>
+            </w:r>
+          </w:p>
+        </w:tc>
+        <w:tc>
+          <w:tcPr>
+            <w:tcW w:type="dxa" w:w="3120"/>
+            <w:tcBorders>
+              <w:top w:val="single" w:sz="4" w:color="000000"/>
+              <w:left w:val="single" w:sz="4" w:color="000000"/>
+              <w:bottom w:val="single" w:sz="4" w:color="000000"/>
+              <w:right w:val="single" w:sz="4" w:color="000000"/>
+            </w:tcBorders>
+          </w:tcPr>
+          <w:p>
+            <w:r/>
+            <w:r>
+              <w:rPr>
+                <w:rFonts w:ascii="Times New Roman" w:hAnsi="Times New Roman"/>
+                <w:b w:val="0"/>
+                <w:i w:val="0"/>
+                <w:sz w:val="24"/>
+              </w:rPr>
+              <w:t>0.4962</w:t>
+            </w:r>
+          </w:p>
+        </w:tc>
+      </w:tr>
+      <w:tr>
+        <w:tc>
+          <w:tcPr>
+            <w:tcW w:type="dxa" w:w="3120"/>
+            <w:tcBorders>
+              <w:top w:val="single" w:sz="4" w:color="000000"/>
+              <w:left w:val="single" w:sz="4" w:color="000000"/>
+              <w:bottom w:val="single" w:sz="4" w:color="000000"/>
+              <w:right w:val="single" w:sz="4" w:color="000000"/>
+            </w:tcBorders>
+          </w:tcPr>
+          <w:p>
+            <w:r/>
+            <w:r>
+              <w:rPr>
+                <w:rFonts w:ascii="Times New Roman" w:hAnsi="Times New Roman"/>
+                <w:b w:val="0"/>
+                <w:i w:val="0"/>
+                <w:sz w:val="24"/>
+              </w:rPr>
+              <w:t>MCC</w:t>
+            </w:r>
+          </w:p>
+        </w:tc>
+        <w:tc>
+          <w:tcPr>
+            <w:tcW w:type="dxa" w:w="3120"/>
+            <w:tcBorders>
+              <w:top w:val="single" w:sz="4" w:color="000000"/>
+              <w:left w:val="single" w:sz="4" w:color="000000"/>
+              <w:bottom w:val="single" w:sz="4" w:color="000000"/>
+              <w:right w:val="single" w:sz="4" w:color="000000"/>
+            </w:tcBorders>
+          </w:tcPr>
+          <w:p>
+            <w:r/>
+            <w:r>
+              <w:rPr>
+                <w:rFonts w:ascii="Times New Roman" w:hAnsi="Times New Roman"/>
+                <w:b w:val="0"/>
+                <w:i w:val="0"/>
+                <w:sz w:val="24"/>
+              </w:rPr>
+              <w:t>0.0000</w:t>
+            </w:r>
+          </w:p>
+        </w:tc>
+        <w:tc>
+          <w:tcPr>
+            <w:tcW w:type="dxa" w:w="3120"/>
+            <w:tcBorders>
+              <w:top w:val="single" w:sz="4" w:color="000000"/>
+              <w:left w:val="single" w:sz="4" w:color="000000"/>
+              <w:bottom w:val="single" w:sz="4" w:color="000000"/>
+              <w:right w:val="single" w:sz="4" w:color="000000"/>
+            </w:tcBorders>
+          </w:tcPr>
+          <w:p>
+            <w:r/>
+            <w:r>
+              <w:rPr>
+                <w:rFonts w:ascii="Times New Roman" w:hAnsi="Times New Roman"/>
+                <w:b w:val="0"/>
+                <w:i w:val="0"/>
+                <w:sz w:val="24"/>
+              </w:rPr>
+              <w:t>0.0373</w:t>
+            </w:r>
+          </w:p>
+        </w:tc>
+      </w:tr>
+      <w:tr>
+        <w:tc>
+          <w:tcPr>
+            <w:tcW w:type="dxa" w:w="3120"/>
+            <w:tcBorders>
+              <w:top w:val="single" w:sz="4" w:color="000000"/>
+              <w:left w:val="single" w:sz="4" w:color="000000"/>
+              <w:bottom w:val="single" w:sz="4" w:color="000000"/>
+              <w:right w:val="single" w:sz="4" w:color="000000"/>
+            </w:tcBorders>
+          </w:tcPr>
+          <w:p>
+            <w:r/>
+            <w:r>
+              <w:rPr>
+                <w:rFonts w:ascii="Times New Roman" w:hAnsi="Times New Roman"/>
+                <w:b w:val="0"/>
+                <w:i w:val="0"/>
+                <w:sz w:val="24"/>
+              </w:rPr>
+              <w:t>AUC-ROC</w:t>
+            </w:r>
+          </w:p>
+        </w:tc>
+        <w:tc>
+          <w:tcPr>
+            <w:tcW w:type="dxa" w:w="3120"/>
+            <w:tcBorders>
+              <w:top w:val="single" w:sz="4" w:color="000000"/>
+              <w:left w:val="single" w:sz="4" w:color="000000"/>
+              <w:bottom w:val="single" w:sz="4" w:color="000000"/>
+              <w:right w:val="single" w:sz="4" w:color="000000"/>
+            </w:tcBorders>
+          </w:tcPr>
+          <w:p>
+            <w:r/>
+            <w:r>
+              <w:rPr>
+                <w:rFonts w:ascii="Times New Roman" w:hAnsi="Times New Roman"/>
+                <w:b w:val="0"/>
+                <w:i w:val="0"/>
+                <w:sz w:val="24"/>
+              </w:rPr>
+              <w:t>0.7123</w:t>
+            </w:r>
+          </w:p>
+        </w:tc>
+        <w:tc>
+          <w:tcPr>
+            <w:tcW w:type="dxa" w:w="3120"/>
+            <w:tcBorders>
+              <w:top w:val="single" w:sz="4" w:color="000000"/>
+              <w:left w:val="single" w:sz="4" w:color="000000"/>
+              <w:bottom w:val="single" w:sz="4" w:color="000000"/>
+              <w:right w:val="single" w:sz="4" w:color="000000"/>
+            </w:tcBorders>
+          </w:tcPr>
+          <w:p>
+            <w:r/>
+            <w:r>
+              <w:rPr>
+                <w:rFonts w:ascii="Times New Roman" w:hAnsi="Times New Roman"/>
+                <w:b w:val="0"/>
+                <w:i w:val="0"/>
+                <w:sz w:val="24"/>
+              </w:rPr>
+              <w:t>0.7208</w:t>
+            </w:r>
+          </w:p>
+        </w:tc>
+      </w:tr>
+    </w:tbl>
+    <w:p>
+      <w:pPr>
+        <w:spacing w:line="480" w:lineRule="auto"/>
+        <w:jc w:val="both"/>
+      </w:pPr>
+      <w:r>
+        <w:rPr>
+          <w:rFonts w:ascii="Times New Roman" w:hAnsi="Times New Roman"/>
+          <w:b w:val="0"/>
+          <w:i w:val="0"/>
+          <w:sz w:val="24"/>
+        </w:rPr>
+        <w:t>This is a genuinely informative null result, not a discouraging one: it indicates the threshold-collapse problem is not specific to class weighting as an imbalance-correction technique -- SMOTE, a substantively different approach (rebalancing the training data rather than the training loss), does not resolve it either. A plausible explanation is that SMOTE's synthetic-sample generation relies on nearest-neighbor interpolation, which becomes markedly less reliable in high-dimensional spaces (curse of dimensionality) -- with 432 screened features, the "nearest neighbors" SMOTE interpolates between may not represent the minority class well. Practically, this strengthens the case that explicit threshold calibration (Table 6 below, RQ3) is the necessary fix here, rather than treating the choice of imbalance-correction technique as the primary lever.</w:t>
       </w:r>
     </w:p>
     <w:p>
